--- a/output/tesis_2026_05_17.docx
+++ b/output/tesis_2026_05_17.docx
@@ -387,19 +387,73 @@
     </w:p>
     <w:p>
       <w:r>
+        <w:br w:type="page"/>
+      </w:r>
+    </w:p>
+    <w:bookmarkEnd w:id="22"/>
+    <w:bookmarkStart w:id="23" w:name="resumen"/>
+    <w:p>
+      <w:pPr>
+        <w:pStyle w:val="Ttulo1"/>
+      </w:pPr>
+      <w:r>
+        <w:t xml:space="preserve">RESUMEN</w:t>
+      </w:r>
+    </w:p>
+    <w:p>
+      <w:pPr>
+        <w:pStyle w:val="FirstParagraph"/>
+      </w:pPr>
+      <w:r>
+        <w:t xml:space="preserve">Esta tesis propone un sistema integrado de supervisión operativa para empresas agroexportadoras peruanas, que combina predicción tabular mediante modelos Gradient Boosting Decision Trees (GBDT), detección de anomalías operativas mediante ensemble de algoritmos, explicabilidad mediante SHAP (SHapley Additive exPlanations), y generación automática de reportes trazables con Modelos de Lenguaje de Gran Tamaño (LLMs) en arquitectura RAG (Retrieval-Augmented Generation).</w:t>
+      </w:r>
+    </w:p>
+    <w:p>
+      <w:pPr>
+        <w:pStyle w:val="BodyText"/>
+      </w:pPr>
+      <w:r>
+        <w:t xml:space="preserve">El sistema aborda una brecha identificada en el contexto agroexportador: los procesos de producción, acopio, almacenamiento, control de calidad, logística, cumplimiento fitosanitario y comercialización internacional suelen analizarse mediante fuentes fragmentadas, reportes manuales o tableros aislados. Esta fragmentación dificulta la detección temprana de anomalías y reduce la trazabilidad de las decisiones. La propuesta se evalúa con métricas técnicas (PR-AUC, F1-Score, cobertura de trazabilidad), evaluación de comprensión operativa y datos públicos/sintéticos documentados del dominio agroexportador.</w:t>
+      </w:r>
+    </w:p>
+    <w:p>
+      <w:pPr>
+        <w:pStyle w:val="BodyText"/>
+      </w:pPr>
+      <w:r>
+        <w:t xml:space="preserve">Las contribuciones principales son: (1) arquitectura modular de cuatro capas que separa predicción, detección, explicación y reporte; (2) integración de fuentes públicas oficiales y dataset sintético agroexportador documentado mediante criterios de Datasheets for Datasets (Gebru et al., 2021); (3) uso de SHAP para explicar alertas operativas a nivel de variable; (4) generación de reportes mediante RAG restringido a evidencias estructuradas, reduciendo el riesgo de alucinación; (5) evaluación comparativa del sistema integrado frente a componentes aislados en rendimiento, trazabilidad y tiempo de interpretación. La Resolución SBS N° 053-2023 se considera como referencia nacional de buenas prácticas para gestión de riesgo de modelos, mientras que el D.S. N° 115-2025-PCM se adopta como marco peruano general de gobernanza y supervisión humana en IA.</w:t>
+      </w:r>
+    </w:p>
+    <w:p>
+      <w:pPr>
+        <w:pStyle w:val="BodyText"/>
+      </w:pPr>
+      <w:r>
+        <w:rPr>
+          <w:b/>
+          <w:bCs/>
+        </w:rPr>
+        <w:t xml:space="preserve">Palabras clave</w:t>
+      </w:r>
+      <w:r>
+        <w:t xml:space="preserve">: supervisión operativa, detección de anomalías, agroexportación, explicabilidad IA, modelos de lenguaje, gobernanza, GBDT, reportes automáticos, trazabilidad, inteligencia artificial.</w:t>
+      </w:r>
+    </w:p>
+    <w:p>
+      <w:r>
         <w:pict>
           <v:rect style="width:0;height:1.5pt" o:hralign="center" o:hrstd="t" o:hr="t"/>
         </w:pict>
       </w:r>
     </w:p>
-    <w:bookmarkEnd w:id="22"/>
-    <w:bookmarkStart w:id="23" w:name="resumen"/>
+    <w:bookmarkEnd w:id="23"/>
+    <w:bookmarkStart w:id="24" w:name="abstract"/>
     <w:p>
       <w:pPr>
         <w:pStyle w:val="Ttulo1"/>
       </w:pPr>
       <w:r>
-        <w:t xml:space="preserve">RESUMEN</w:t>
+        <w:t xml:space="preserve">ABSTRACT</w:t>
       </w:r>
     </w:p>
     <w:p>
@@ -407,7 +461,7 @@
         <w:pStyle w:val="FirstParagraph"/>
       </w:pPr>
       <w:r>
-        <w:t xml:space="preserve">Esta tesis propone un sistema integrado de supervisión operativa para empresas agroexportadoras peruanas, que combina predicción tabular mediante modelos Gradient Boosting Decision Trees (GBDT), detección de anomalías operativas mediante ensemble de algoritmos, explicabilidad mediante SHAP (SHapley Additive exPlanations), y generación automática de reportes trazables con Modelos de Lenguaje de Gran Tamaño (LLMs) en arquitectura RAG (Retrieval-Augmented Generation).</w:t>
+        <w:t xml:space="preserve">This thesis proposes an integrated operational supervision system for Peruvian agro-export companies, combining tabular prediction using Gradient Boosting Decision Trees (GBDT), operational anomaly detection through an ensemble of algorithms, explainability through SHAP (SHapley Additive exPlanations), and traceable automatic report generation with Large Language Models (LLMs) in a Retrieval-Augmented Generation (RAG) architecture.</w:t>
       </w:r>
     </w:p>
     <w:p>
@@ -415,7 +469,7 @@
         <w:pStyle w:val="BodyText"/>
       </w:pPr>
       <w:r>
-        <w:t xml:space="preserve">El sistema aborda una brecha identificada en el contexto agroexportador: los procesos de producción, acopio, almacenamiento, control de calidad, logística, cumplimiento fitosanitario y comercialización internacional suelen analizarse mediante fuentes fragmentadas, reportes manuales o tableros aislados. Esta fragmentación dificulta la detección temprana de anomalías y reduce la trazabilidad de las decisiones. La propuesta se evalúa con métricas técnicas (PR-AUC, F1-Score, cobertura de trazabilidad), evaluación de comprensión operativa y datos públicos/sintéticos documentados del dominio agroexportador.</w:t>
+        <w:t xml:space="preserve">The system addresses an identified gap in agro-export operational supervision: production, storage, quality control, logistics, phytosanitary compliance, and international commercialization are commonly analyzed through fragmented sources, manual reports, or isolated dashboards. This fragmentation limits early anomaly detection and weakens decision traceability. The proposal is evaluated using technical metrics (PR-AUC, F1-Score, traceability coverage), operational comprehension assessment, and documented public/synthetic agro-export data.</w:t>
       </w:r>
     </w:p>
     <w:p>
@@ -423,7 +477,7 @@
         <w:pStyle w:val="BodyText"/>
       </w:pPr>
       <w:r>
-        <w:t xml:space="preserve">Las contribuciones principales son: (1) arquitectura modular de cuatro capas que separa predicción, detección, explicación y reporte; (2) integración de fuentes públicas oficiales y dataset sintético agroexportador documentado mediante criterios de Datasheets for Datasets (Gebru et al., 2021); (3) uso de SHAP para explicar alertas operativas a nivel de variable; (4) generación de reportes mediante RAG restringido a evidencias estructuradas, reduciendo el riesgo de alucinación; (5) evaluación comparativa del sistema integrado frente a componentes aislados en rendimiento, trazabilidad y tiempo de interpretación. La Resolución SBS N° 053-2023 se considera como referencia nacional de buenas prácticas para gestión de riesgo de modelos, mientras que el D.S. N° 115-2025-PCM se adopta como marco peruano general de gobernanza y supervisión humana en IA.</w:t>
+        <w:t xml:space="preserve">The main contributions are: (1) a modular four-layer architecture separating prediction, detection, explanation, and reporting; (2) integration of official public sources and a documented synthetic agro-export dataset; (3) SHAP-based explanation of operational alerts; (4) evidence-restricted RAG reporting to reduce hallucination risk; and (5) comparative evaluation of the integrated system against isolated components in terms of detection performance, traceability, and interpretation time. Peruvian Resolution SBS N° 053-2023 is used only as a national reference for model risk management practices, while D.S. N° 115-2025-PCM is adopted as the general Peruvian AI governance framework.</w:t>
       </w:r>
     </w:p>
     <w:p>
@@ -435,10 +489,10 @@
           <w:b/>
           <w:bCs/>
         </w:rPr>
-        <w:t xml:space="preserve">Palabras clave</w:t>
-      </w:r>
-      <w:r>
-        <w:t xml:space="preserve">: supervisión operativa, detección de anomalías, agroexportación, explicabilidad IA, modelos de lenguaje, gobernanza, GBDT, reportes automáticos, trazabilidad, inteligencia artificial.</w:t>
+        <w:t xml:space="preserve">Keywords</w:t>
+      </w:r>
+      <w:r>
+        <w:t xml:space="preserve">: operational supervision, anomaly detection, agro-export, AI explainability, language models, governance, GBDT, automatic reports, traceability, artificial intelligence.</w:t>
       </w:r>
     </w:p>
     <w:p>
@@ -448,67 +502,9 @@
         </w:pict>
       </w:r>
     </w:p>
-    <w:bookmarkEnd w:id="23"/>
-    <w:bookmarkStart w:id="24" w:name="abstract"/>
-    <w:p>
-      <w:pPr>
-        <w:pStyle w:val="Ttulo1"/>
-      </w:pPr>
-      <w:r>
-        <w:t xml:space="preserve">ABSTRACT</w:t>
-      </w:r>
-    </w:p>
-    <w:p>
-      <w:pPr>
-        <w:pStyle w:val="FirstParagraph"/>
-      </w:pPr>
-      <w:r>
-        <w:t xml:space="preserve">This thesis proposes an integrated operational supervision system for Peruvian agro-export companies, combining tabular prediction using Gradient Boosting Decision Trees (GBDT), operational anomaly detection through an ensemble of algorithms, explainability through SHAP (SHapley Additive exPlanations), and traceable automatic report generation with Large Language Models (LLMs) in a Retrieval-Augmented Generation (RAG) architecture.</w:t>
-      </w:r>
-    </w:p>
-    <w:p>
-      <w:pPr>
-        <w:pStyle w:val="BodyText"/>
-      </w:pPr>
-      <w:r>
-        <w:t xml:space="preserve">The system addresses an identified gap in agro-export operational supervision: production, storage, quality control, logistics, phytosanitary compliance, and international commercialization are commonly analyzed through fragmented sources, manual reports, or isolated dashboards. This fragmentation limits early anomaly detection and weakens decision traceability. The proposal is evaluated using technical metrics (PR-AUC, F1-Score, traceability coverage), operational comprehension assessment, and documented public/synthetic agro-export data.</w:t>
-      </w:r>
-    </w:p>
-    <w:p>
-      <w:pPr>
-        <w:pStyle w:val="BodyText"/>
-      </w:pPr>
-      <w:r>
-        <w:t xml:space="preserve">The main contributions are: (1) a modular four-layer architecture separating prediction, detection, explanation, and reporting; (2) integration of official public sources and a documented synthetic agro-export dataset; (3) SHAP-based explanation of operational alerts; (4) evidence-restricted RAG reporting to reduce hallucination risk; and (5) comparative evaluation of the integrated system against isolated components in terms of detection performance, traceability, and interpretation time. Peruvian Resolution SBS N° 053-2023 is used only as a national reference for model risk management practices, while D.S. N° 115-2025-PCM is adopted as the general Peruvian AI governance framework.</w:t>
-      </w:r>
-    </w:p>
-    <w:p>
-      <w:pPr>
-        <w:pStyle w:val="BodyText"/>
-      </w:pPr>
-      <w:r>
-        <w:rPr>
-          <w:b/>
-          <w:bCs/>
-        </w:rPr>
-        <w:t xml:space="preserve">Keywords</w:t>
-      </w:r>
-      <w:r>
-        <w:t xml:space="preserve">: operational supervision, anomaly detection, agro-export, AI explainability, language models, governance, GBDT, automatic reports, traceability, artificial intelligence.</w:t>
-      </w:r>
-    </w:p>
-    <w:p>
-      <w:r>
-        <w:pict>
-          <v:rect style="width:0;height:1.5pt" o:hralign="center" o:hrstd="t" o:hr="t"/>
-        </w:pict>
-      </w:r>
-    </w:p>
-    <w:p>
-      <w:r>
-        <w:pict>
-          <v:rect style="width:0;height:1.5pt" o:hralign="center" o:hrstd="t" o:hr="t"/>
-        </w:pict>
+    <w:p>
+      <w:r>
+        <w:br w:type="page"/>
       </w:r>
     </w:p>
     <w:bookmarkEnd w:id="24"/>
@@ -1941,73 +1937,69 @@
     </w:p>
     <w:p>
       <w:r>
+        <w:br w:type="page"/>
+      </w:r>
+    </w:p>
+    <w:bookmarkEnd w:id="28"/>
+    <w:bookmarkStart w:id="29" w:name="introducción"/>
+    <w:p>
+      <w:pPr>
+        <w:pStyle w:val="Ttulo1"/>
+      </w:pPr>
+      <w:r>
+        <w:t xml:space="preserve">INTRODUCCIÓN</w:t>
+      </w:r>
+    </w:p>
+    <w:p>
+      <w:pPr>
+        <w:pStyle w:val="FirstParagraph"/>
+      </w:pPr>
+      <w:r>
+        <w:t xml:space="preserve">La agroexportación peruana constituye un sector estratégico para la economía nacional debido a su crecimiento sostenido, diversificación de productos y participación en mercados internacionales exigentes. De acuerdo con información oficial del Ministerio de Desarrollo Agrario y Riego, al cierre de 2025 las agroexportaciones peruanas alcanzaron ventas por USD 15 013 millones, con un crecimiento de 17.3% respecto al año anterior (MIDAGRI, 2026). Entre los principales productos exportados destacaron arándanos, uvas, paltas, cacao y espárragos, lo que evidencia la importancia económica y operativa de las cadenas agroexportadoras peruanas.</w:t>
+      </w:r>
+    </w:p>
+    <w:p>
+      <w:pPr>
+        <w:pStyle w:val="BodyText"/>
+      </w:pPr>
+      <w:r>
+        <w:t xml:space="preserve">En este contexto, las empresas agroexportadoras articulan procesos de producción agrícola, acopio, almacenamiento, control de calidad, cumplimiento fitosanitario, logística y comercialización internacional. Cada uno de estos procesos genera datos que pueden revelar desviaciones relevantes para la gestión operativa: cambios inusuales en precios, variaciones de volumen, condiciones climáticas adversas, incumplimientos de calidad, retrasos logísticos o patrones atípicos en el comportamiento exportador. No obstante, la supervisión de estos procesos suele depender de reportes manuales, hojas de cálculo, sistemas no integrados o análisis posteriores a la ocurrencia del problema.</w:t>
+      </w:r>
+    </w:p>
+    <w:p>
+      <w:pPr>
+        <w:pStyle w:val="BodyText"/>
+      </w:pPr>
+      <w:r>
+        <w:t xml:space="preserve">La inteligencia artificial ofrece herramientas adecuadas para abordar esta brecha. Los modelos Gradient Boosting Decision Trees (GBDT) han demostrado buen desempeño en datos tabulares estructurados (Grinsztajn et al., 2022); los ensembles de detectores de anomalías permiten identificar comportamientos atípicos de manera más robusta que un detector individual (Han et al., 2022); la explicabilidad mediante valores de Shapley (SHAP) convierte predicciones opacas en justificaciones comprensibles (Lundberg &amp; Lee, 2017); y los modelos de lenguaje con arquitectura RAG pueden transformar resultados cuantitativos en reportes comprensibles siempre que se restrinja su función a la generación narrativa basada en evidencias (Schneider et al., 2025).</w:t>
+      </w:r>
+    </w:p>
+    <w:p>
+      <w:pPr>
+        <w:pStyle w:val="BodyText"/>
+      </w:pPr>
+      <w:r>
+        <w:t xml:space="preserve">La presente investigación propone un sistema integrado de cuatro capas que une predicción tabular, detección de anomalías, explicabilidad y generación de reportes trazables en un flujo coherente de supervisión operativa. El sistema se orienta al contexto agroexportador peruano y busca mejorar la capacidad de detectar desviaciones operativas, explicar sus posibles causas y documentar cada alerta de manera comprensible para supervisores, responsables de calidad, gestores logísticos y auditores internos. La Resolución SBS N° 053-2023 (SBS, 2023) se toma como referencia nacional de buenas prácticas para gestión de riesgo de modelos, sin asumirla como obligación directa para agroexportadoras; el D.S. N° 115-2025-PCM (PCM, 2025) se emplea como marco peruano general sobre gobernanza, transparencia y supervisión humana en inteligencia artificial.</w:t>
+      </w:r>
+    </w:p>
+    <w:p>
+      <w:pPr>
+        <w:pStyle w:val="BodyText"/>
+      </w:pPr>
+      <w:r>
+        <w:t xml:space="preserve">El documento se estructura de la siguiente manera: el Capítulo I plantea el problema de investigación, define los objetivos, hipótesis, variables e indicadores, y evalúa la viabilidad del proyecto. El Capítulo II desarrolla el marco teórico, incluyendo antecedentes nacionales e internacionales, estado del arte organizado en cinco debates argumentativos, y el marco conceptual que fundamenta cada componente técnico de la propuesta. El Capítulo III describe la arquitectura del sistema propuesto, los datasets de validación y la configuración experimental. El Capítulo IV presenta los resultados obtenidos y la discusión de los hallazgos. Finalmente, el Capítulo V sintetiza las conclusiones, limitaciones de la investigación y propuestas de trabajos futuros.</w:t>
+      </w:r>
+    </w:p>
+    <w:p>
+      <w:r>
         <w:pict>
           <v:rect style="width:0;height:1.5pt" o:hralign="center" o:hrstd="t" o:hr="t"/>
         </w:pict>
       </w:r>
     </w:p>
-    <w:bookmarkEnd w:id="28"/>
-    <w:bookmarkStart w:id="29" w:name="introducción"/>
-    <w:p>
-      <w:pPr>
-        <w:pStyle w:val="Ttulo1"/>
-      </w:pPr>
-      <w:r>
-        <w:t xml:space="preserve">INTRODUCCIÓN</w:t>
-      </w:r>
-    </w:p>
-    <w:p>
-      <w:pPr>
-        <w:pStyle w:val="FirstParagraph"/>
-      </w:pPr>
-      <w:r>
-        <w:t xml:space="preserve">La agroexportación peruana constituye un sector estratégico para la economía nacional debido a su crecimiento sostenido, diversificación de productos y participación en mercados internacionales exigentes. De acuerdo con información oficial del Ministerio de Desarrollo Agrario y Riego, al cierre de 2025 las agroexportaciones peruanas alcanzaron ventas por USD 15 013 millones, con un crecimiento de 17.3% respecto al año anterior (MIDAGRI, 2026). Entre los principales productos exportados destacaron arándanos, uvas, paltas, cacao y espárragos, lo que evidencia la importancia económica y operativa de las cadenas agroexportadoras peruanas.</w:t>
-      </w:r>
-    </w:p>
-    <w:p>
-      <w:pPr>
-        <w:pStyle w:val="BodyText"/>
-      </w:pPr>
-      <w:r>
-        <w:t xml:space="preserve">En este contexto, las empresas agroexportadoras articulan procesos de producción agrícola, acopio, almacenamiento, control de calidad, cumplimiento fitosanitario, logística y comercialización internacional. Cada uno de estos procesos genera datos que pueden revelar desviaciones relevantes para la gestión operativa: cambios inusuales en precios, variaciones de volumen, condiciones climáticas adversas, incumplimientos de calidad, retrasos logísticos o patrones atípicos en el comportamiento exportador. No obstante, la supervisión de estos procesos suele depender de reportes manuales, hojas de cálculo, sistemas no integrados o análisis posteriores a la ocurrencia del problema.</w:t>
-      </w:r>
-    </w:p>
-    <w:p>
-      <w:pPr>
-        <w:pStyle w:val="BodyText"/>
-      </w:pPr>
-      <w:r>
-        <w:t xml:space="preserve">La inteligencia artificial ofrece herramientas adecuadas para abordar esta brecha. Los modelos Gradient Boosting Decision Trees (GBDT) han demostrado buen desempeño en datos tabulares estructurados (Grinsztajn et al., 2022); los ensembles de detectores de anomalías permiten identificar comportamientos atípicos de manera más robusta que un detector individual (Han et al., 2022); la explicabilidad mediante valores de Shapley (SHAP) convierte predicciones opacas en justificaciones comprensibles (Lundberg &amp; Lee, 2017); y los modelos de lenguaje con arquitectura RAG pueden transformar resultados cuantitativos en reportes comprensibles siempre que se restrinja su función a la generación narrativa basada en evidencias (Schneider et al., 2025).</w:t>
-      </w:r>
-    </w:p>
-    <w:p>
-      <w:pPr>
-        <w:pStyle w:val="BodyText"/>
-      </w:pPr>
-      <w:r>
-        <w:t xml:space="preserve">La presente investigación propone un sistema integrado de cuatro capas que une predicción tabular, detección de anomalías, explicabilidad y generación de reportes trazables en un flujo coherente de supervisión operativa. El sistema se orienta al contexto agroexportador peruano y busca mejorar la capacidad de detectar desviaciones operativas, explicar sus posibles causas y documentar cada alerta de manera comprensible para supervisores, responsables de calidad, gestores logísticos y auditores internos. La Resolución SBS N° 053-2023 (SBS, 2023) se toma como referencia nacional de buenas prácticas para gestión de riesgo de modelos, sin asumirla como obligación directa para agroexportadoras; el D.S. N° 115-2025-PCM (PCM, 2025) se emplea como marco peruano general sobre gobernanza, transparencia y supervisión humana en inteligencia artificial.</w:t>
-      </w:r>
-    </w:p>
-    <w:p>
-      <w:pPr>
-        <w:pStyle w:val="BodyText"/>
-      </w:pPr>
-      <w:r>
-        <w:t xml:space="preserve">El documento se estructura de la siguiente manera: el Capítulo I plantea el problema de investigación, define los objetivos, hipótesis, variables e indicadores, y evalúa la viabilidad del proyecto. El Capítulo II desarrolla el marco teórico, incluyendo antecedentes nacionales e internacionales, estado del arte organizado en cinco debates argumentativos, y el marco conceptual que fundamenta cada componente técnico de la propuesta. El Capítulo III describe la arquitectura del sistema propuesto, los datasets de validación y la configuración experimental. El Capítulo IV presenta los resultados obtenidos y la discusión de los hallazgos. Finalmente, el Capítulo V sintetiza las conclusiones, limitaciones de la investigación y propuestas de trabajos futuros.</w:t>
-      </w:r>
-    </w:p>
-    <w:p>
-      <w:r>
-        <w:pict>
-          <v:rect style="width:0;height:1.5pt" o:hralign="center" o:hrstd="t" o:hr="t"/>
-        </w:pict>
-      </w:r>
-    </w:p>
-    <w:p>
-      <w:r>
-        <w:pict>
-          <v:rect style="width:0;height:1.5pt" o:hralign="center" o:hrstd="t" o:hr="t"/>
-        </w:pict>
+    <w:p>
+      <w:r>
+        <w:br w:type="page"/>
       </w:r>
     </w:p>
     <w:bookmarkEnd w:id="29"/>
@@ -5052,248 +5044,244 @@
     </w:p>
     <w:p>
       <w:r>
+        <w:br w:type="page"/>
+      </w:r>
+    </w:p>
+    <w:bookmarkEnd w:id="67"/>
+    <w:bookmarkEnd w:id="68"/>
+    <w:bookmarkStart w:id="94" w:name="capítulo-ii-marco-teórico"/>
+    <w:p>
+      <w:pPr>
+        <w:pStyle w:val="Ttulo1"/>
+      </w:pPr>
+      <w:r>
+        <w:t xml:space="preserve">CAPÍTULO II: MARCO TEÓRICO</w:t>
+      </w:r>
+    </w:p>
+    <w:bookmarkStart w:id="76" w:name="antecedentes-de-la-investigación"/>
+    <w:p>
+      <w:pPr>
+        <w:pStyle w:val="Ttulo2"/>
+      </w:pPr>
+      <w:r>
+        <w:t xml:space="preserve">2.1 Antecedentes de la Investigación</w:t>
+      </w:r>
+    </w:p>
+    <w:p>
+      <w:pPr>
+        <w:pStyle w:val="FirstParagraph"/>
+      </w:pPr>
+      <w:r>
+        <w:t xml:space="preserve">Los antecedentes de esta investigación se organizan desde dos perspectivas. La primera corresponde a trabajos técnicos sobre datos tabulares, detección de anomalías, explicabilidad y generación de reportes, incluso cuando fueron desarrollados en dominios financieros o contables. Estos trabajos se utilizan como soporte metodológico. La segunda corresponde al dominio de aplicación de esta tesis: supervisión operativa agroexportadora, donde la contribución principal consiste en adaptar e integrar dichas técnicas para detectar, explicar y documentar desviaciones en procesos agroexportadores peruanos.</w:t>
+      </w:r>
+    </w:p>
+    <w:p>
+      <w:pPr>
+        <w:pStyle w:val="BodyText"/>
+      </w:pPr>
+      <w:r>
+        <w:t xml:space="preserve">El desarrollo de sistemas de predicción, detección de anomalías y generación de reportes en datos empresariales ha seguido una trayectoria de especialización creciente, marcada por tres tendencias paralelas: el auge de los modelos basados en árboles para datos tabulares, la proliferación de benchmarks sistemáticos y la emergencia de los modelos de lenguaje como capa de interpretación. Los siguientes antecedentes fueron seleccionados por su proximidad metodológica con la propuesta de esta investigación, aunque varios provienen de dominios financieros o contables y se emplean aquí solo como soporte técnico transferible.</w:t>
+      </w:r>
+    </w:p>
+    <w:bookmarkStart w:id="69" w:name="X78d6d1832b397a9b430365d7ca4a37a41e1c940"/>
+    <w:p>
+      <w:pPr>
+        <w:pStyle w:val="Ttulo3"/>
+      </w:pPr>
+      <w:r>
+        <w:t xml:space="preserve">2.1.1 Kadir et al. (2025) — AuditCopilot: LLMs para Reportes de Anomalías</w:t>
+      </w:r>
+    </w:p>
+    <w:p>
+      <w:pPr>
+        <w:pStyle w:val="FirstParagraph"/>
+      </w:pPr>
+      <w:r>
+        <w:t xml:space="preserve">Kadir et al. (2025) desarrollaron AuditCopilot (Kadir et al., 2025), un sistema de auditoría contable que integra LLMs con detección de anomalías en asientos de doble entrada para generar explicaciones automáticas en lenguaje natural. El sistema implementa un pipeline de tres etapas —detección de irregularidades, interpretación contextual con LLM ajustado y generación de narrativas— evaluado sobre un corpus de asientos contables sintéticos y reales. Los resultados reportan mejoras en la tasa de detección y reducción del tiempo de revisión, con valoración positiva de auditores en pruebas de aceptabilidad.</w:t>
+      </w:r>
+    </w:p>
+    <w:p>
+      <w:pPr>
+        <w:pStyle w:val="BodyText"/>
+      </w:pPr>
+      <w:r>
+        <w:t xml:space="preserve">La relevancia de este antecedente para la presente tesis es metodológica: confirma la viabilidad de combinar detección de anomalías con generación de reportes LLM. No obstante, su dominio es contable, por lo que no se adopta como evidencia agroexportadora. Esta tesis traslada el principio de generación narrativa a un contexto operativo, separando estrictamente la detección de la redacción mediante RAG sobre scores y vectores SHAP.</w:t>
+      </w:r>
+    </w:p>
+    <w:bookmarkEnd w:id="69"/>
+    <w:bookmarkStart w:id="70" w:name="X0a5780667c9783400c2c7479eee897d110bac1f"/>
+    <w:p>
+      <w:pPr>
+        <w:pStyle w:val="Ttulo3"/>
+      </w:pPr>
+      <w:r>
+        <w:t xml:space="preserve">2.1.2 Park (2024) — Framework Multi-Agente LLM para Anomalías Financieras</w:t>
+      </w:r>
+    </w:p>
+    <w:p>
+      <w:pPr>
+        <w:pStyle w:val="FirstParagraph"/>
+      </w:pPr>
+      <w:r>
+        <w:t xml:space="preserve">Park (2024) propuso un framework de múltiples agentes LLM especializados para validar alertas de anomalías en el mercado bursátil (S&amp;P 500) (Park, 2024). La arquitectura organiza cuatro agentes —conversión de datos, análisis estadístico, verificación cruzada y consolidación— que se comunican mediante prompts estructurados y alcanzan mejores tasas de verdaderos positivos que un LLM único. La especialización de agentes demuestra ser superior a la generalización en la validación de señales financieras.</w:t>
+      </w:r>
+    </w:p>
+    <w:p>
+      <w:pPr>
+        <w:pStyle w:val="BodyText"/>
+      </w:pPr>
+      <w:r>
+        <w:t xml:space="preserve">Este trabajo aporta a la literatura evidencia de que los LLMs en arquitecturas especializadas pueden mejorar la calidad del análisis automatizado. Sin embargo, opera en mercados de alta frecuencia, un dominio alejado del contexto agroexportador. Esta tesis aplica únicamente el principio de especialización de roles —LLM como intérprete, no como detector— en un sistema de supervisión operativa con trazabilidad y generación restringida a datos verificados (Schneider et al., 2025).</w:t>
+      </w:r>
+    </w:p>
+    <w:bookmarkEnd w:id="70"/>
+    <w:bookmarkStart w:id="71" w:name="X3f77ff4cc25d3adcb646e0ef5da5511a934ddb8"/>
+    <w:p>
+      <w:pPr>
+        <w:pStyle w:val="Ttulo3"/>
+      </w:pPr>
+      <w:r>
+        <w:t xml:space="preserve">2.1.3 Autores varios (2025) — Ensemble GBDT+SHAP en Datos Tabulares Críticos</w:t>
+      </w:r>
+    </w:p>
+    <w:p>
+      <w:pPr>
+        <w:pStyle w:val="FirstParagraph"/>
+      </w:pPr>
+      <w:r>
+        <w:t xml:space="preserve">En el trabajo publicado en el</w:t>
+      </w:r>
+      <w:r>
+        <w:t xml:space="preserve"> </w:t>
+      </w:r>
+      <w:r>
+        <w:rPr>
+          <w:i/>
+          <w:iCs/>
+        </w:rPr>
+        <w:t xml:space="preserve">Journal of Risk and Financial Management</w:t>
+      </w:r>
+      <w:r>
+        <w:t xml:space="preserve"> </w:t>
+      </w:r>
+      <w:r>
+        <w:t xml:space="preserve">(2025), los autores diseñaron un framework integrado de detección de fraude en estados financieros combinando Stacking Ensemble de XGBoost, LightGBM y CatBoost con explicabilidad SHAP (JRFM, 2025). El ensemble alcanza PR-AUC = 0.93 y F1-Score = 0.83, superando a TabNet y FT-Transformer, con un SHAP Stability Index = 0.87 que certifica la coherencia forense de las explicaciones —requisito indispensable en auditoría.</w:t>
+      </w:r>
+    </w:p>
+    <w:p>
+      <w:pPr>
+        <w:pStyle w:val="BodyText"/>
+      </w:pPr>
+      <w:r>
+        <w:t xml:space="preserve">Este antecedente respalda la decisión arquitectónica de combinar GBDT y SHAP en datos tabulares críticos. La diferencia clave es que dicho trabajo se limita a detección de fraude en estados financieros; la presente investigación adapta la lógica de modelos tabulares explicables al contexto agroexportador, incorporando fuentes públicas, dataset sintético documentado y generación de reportes LLM+RAG para supervisión operativa.</w:t>
+      </w:r>
+    </w:p>
+    <w:bookmarkEnd w:id="71"/>
+    <w:bookmarkStart w:id="72" w:name="X53cf91c2da036e1a0c714beb6f0ffa4edeffce4"/>
+    <w:p>
+      <w:pPr>
+        <w:pStyle w:val="Ttulo3"/>
+      </w:pPr>
+      <w:r>
+        <w:t xml:space="preserve">2.1.4 Han et al. (2022) — ADBench: Benchmark para Detección de Anomalías</w:t>
+      </w:r>
+    </w:p>
+    <w:p>
+      <w:pPr>
+        <w:pStyle w:val="FirstParagraph"/>
+      </w:pPr>
+      <w:r>
+        <w:t xml:space="preserve">Han et al. (2022) publicaron ADBench (Han et al., 2022), un benchmark sistemático que evalúa 30 algoritmos de detección de anomalías en 57 datasets reales y sintéticos bajo tres niveles de supervisión —no supervisado, semisupervisado y supervisado. El hallazgo central es que no existe un algoritmo universalmente superior: el rendimiento depende del tipo de anomalía, la distribución de datos y el nivel de etiquetado. Isolation Forest y ECOD muestran consistencia en escenarios no supervisados, y los ensembles de múltiples detectores superan sistemáticamente a los detectores individuales en escenarios de alta variabilidad distribucional.</w:t>
+      </w:r>
+    </w:p>
+    <w:p>
+      <w:pPr>
+        <w:pStyle w:val="BodyText"/>
+      </w:pPr>
+      <w:r>
+        <w:t xml:space="preserve">ADBench justifica formalmente la estrategia de ensemble adoptada en esta tesis y proporciona la metodología experimental de referencia para el Capítulo III. La librería PyOD (Zhao et al., 2019), compatible con todos los algoritmos evaluados en ADBench, asegura la reproducibilidad directa de los resultados.</w:t>
+      </w:r>
+    </w:p>
+    <w:bookmarkEnd w:id="72"/>
+    <w:bookmarkStart w:id="73" w:name="X4f5776073e0b9da3017b531bdf53e726562f51f"/>
+    <w:p>
+      <w:pPr>
+        <w:pStyle w:val="Ttulo3"/>
+      </w:pPr>
+      <w:r>
+        <w:t xml:space="preserve">2.1.5 Grinsztajn et al. (2022) — GBDT vs. Deep Learning en Datos Tabulares</w:t>
+      </w:r>
+    </w:p>
+    <w:p>
+      <w:pPr>
+        <w:pStyle w:val="FirstParagraph"/>
+      </w:pPr>
+      <w:r>
+        <w:t xml:space="preserve">Grinsztajn et al. (2022) realizaron un benchmark sistemático en 45 datasets tabulares comparando GBDT contra FT-Transformer, TabNet y MLP (Grinsztajn et al., 2022). El resultado es contundente: en datasets con menos de 50,000 muestras, los GBDT superan a cualquier modelo de Deep Learning en el 95% de los casos. Los autores identifican tres propiedades estructurales de los datos tabulares que favorecen a los árboles: robustez ante features no informativas, orientación no invariante a rotaciones e irregularidades en la función objetivo.</w:t>
+      </w:r>
+    </w:p>
+    <w:p>
+      <w:pPr>
+        <w:pStyle w:val="BodyText"/>
+      </w:pPr>
+      <w:r>
+        <w:t xml:space="preserve">Este trabajo cierra el debate GBDT versus Deep Learning para el tamaño de dataset típico en entornos empresariales medianos y justifica de manera irrefutable la elección de XGBoost y LightGBM como backbone del módulo de predicción de esta tesis. Es el argumento bibliográfico central de la primera batalla del estado del arte (§2.2.1).</w:t>
+      </w:r>
+    </w:p>
+    <w:bookmarkEnd w:id="73"/>
+    <w:bookmarkStart w:id="74" w:name="Xde526bfdda86218768a77954f465f45f9f80c7e"/>
+    <w:p>
+      <w:pPr>
+        <w:pStyle w:val="Ttulo3"/>
+      </w:pPr>
+      <w:r>
+        <w:t xml:space="preserve">2.1.6 Lim et al. (2021) — Temporal Fusion Transformer para Forecasting Interpretable</w:t>
+      </w:r>
+    </w:p>
+    <w:p>
+      <w:pPr>
+        <w:pStyle w:val="FirstParagraph"/>
+      </w:pPr>
+      <w:r>
+        <w:t xml:space="preserve">Lim et al. (2021) propusieron el Temporal Fusion Transformer (TFT) (Lim et al., 2021), una arquitectura que combina codificación LSTM, selección de variables mediante mecanismo de gating, atención multi-cabezal interpretable y predicción por cuantiles para forecasting multi-horizonte con covariables exógenas. TFT supera a LSTMs, N-BEATS y Transformers vanilla en cuatro de seis datasets de referencia, con mapas de atención legibles por analistas de negocio.</w:t>
+      </w:r>
+    </w:p>
+    <w:p>
+      <w:pPr>
+        <w:pStyle w:val="BodyText"/>
+      </w:pPr>
+      <w:r>
+        <w:t xml:space="preserve">TFT es seleccionado como arquitectura del módulo de forecasting por su doble ventaja: rendimiento predictivo e interpretabilidad incorporada. En el contexto de supervisión operativa, la capacidad de justificar qué períodos temporales y qué covariables (indicadores de producción, calendarios logísticos) fundamentan la predicción es un requisito funcional equivalente en importancia a la precisión numérica.</w:t>
+      </w:r>
+    </w:p>
+    <w:bookmarkEnd w:id="74"/>
+    <w:bookmarkStart w:id="75" w:name="X2bd5818f1d30988a0e34be52591a1f673345a43"/>
+    <w:p>
+      <w:pPr>
+        <w:pStyle w:val="Ttulo3"/>
+      </w:pPr>
+      <w:r>
+        <w:t xml:space="preserve">2.1.7 Zhao et al. (2019) — PyOD: Librería Estándar para Detección de Outliers</w:t>
+      </w:r>
+    </w:p>
+    <w:p>
+      <w:pPr>
+        <w:pStyle w:val="FirstParagraph"/>
+      </w:pPr>
+      <w:r>
+        <w:t xml:space="preserve">Zhao et al. (2019) desarrollaron PyOD (Zhao et al., 2019), una librería unificada en Python que implementa más de 40 algoritmos de detección de outliers con una API compatible con scikit-learn. Cubre métodos basados en proximidad (LOF), proyección (PCA), ensembles (Isolation Forest) y redes neuronales (Deep SVDD, AutoEncoder). Con más de 7,000 estrellas en GitHub y adopción en publicaciones de NeurIPS, ICDM e ICML, PyOD es la infraestructura técnica de referencia para implementar el ensemble de detección de anomalías de esta tesis, garantizando reproducibilidad directa con los 30 algoritmos de ADBench (Han et al., 2022).</w:t>
+      </w:r>
+    </w:p>
+    <w:p>
+      <w:r>
         <w:pict>
           <v:rect style="width:0;height:1.5pt" o:hralign="center" o:hrstd="t" o:hr="t"/>
         </w:pict>
       </w:r>
     </w:p>
-    <w:bookmarkEnd w:id="67"/>
-    <w:bookmarkEnd w:id="68"/>
-    <w:bookmarkStart w:id="94" w:name="capítulo-ii-marco-teórico"/>
-    <w:p>
-      <w:pPr>
-        <w:pStyle w:val="Ttulo1"/>
-      </w:pPr>
-      <w:r>
-        <w:t xml:space="preserve">CAPÍTULO II: MARCO TEÓRICO</w:t>
-      </w:r>
-    </w:p>
-    <w:bookmarkStart w:id="76" w:name="antecedentes-de-la-investigación"/>
-    <w:p>
-      <w:pPr>
-        <w:pStyle w:val="Ttulo2"/>
-      </w:pPr>
-      <w:r>
-        <w:t xml:space="preserve">2.1 Antecedentes de la Investigación</w:t>
-      </w:r>
-    </w:p>
-    <w:p>
-      <w:pPr>
-        <w:pStyle w:val="FirstParagraph"/>
-      </w:pPr>
-      <w:r>
-        <w:t xml:space="preserve">Los antecedentes de esta investigación se organizan desde dos perspectivas. La primera corresponde a trabajos técnicos sobre datos tabulares, detección de anomalías, explicabilidad y generación de reportes, incluso cuando fueron desarrollados en dominios financieros o contables. Estos trabajos se utilizan como soporte metodológico. La segunda corresponde al dominio de aplicación de esta tesis: supervisión operativa agroexportadora, donde la contribución principal consiste en adaptar e integrar dichas técnicas para detectar, explicar y documentar desviaciones en procesos agroexportadores peruanos.</w:t>
-      </w:r>
-    </w:p>
-    <w:p>
-      <w:pPr>
-        <w:pStyle w:val="BodyText"/>
-      </w:pPr>
-      <w:r>
-        <w:t xml:space="preserve">El desarrollo de sistemas de predicción, detección de anomalías y generación de reportes en datos empresariales ha seguido una trayectoria de especialización creciente, marcada por tres tendencias paralelas: el auge de los modelos basados en árboles para datos tabulares, la proliferación de benchmarks sistemáticos y la emergencia de los modelos de lenguaje como capa de interpretación. Los siguientes antecedentes fueron seleccionados por su proximidad metodológica con la propuesta de esta investigación, aunque varios provienen de dominios financieros o contables y se emplean aquí solo como soporte técnico transferible.</w:t>
-      </w:r>
-    </w:p>
-    <w:bookmarkStart w:id="69" w:name="X78d6d1832b397a9b430365d7ca4a37a41e1c940"/>
-    <w:p>
-      <w:pPr>
-        <w:pStyle w:val="Ttulo3"/>
-      </w:pPr>
-      <w:r>
-        <w:t xml:space="preserve">2.1.1 Kadir et al. (2025) — AuditCopilot: LLMs para Reportes de Anomalías</w:t>
-      </w:r>
-    </w:p>
-    <w:p>
-      <w:pPr>
-        <w:pStyle w:val="FirstParagraph"/>
-      </w:pPr>
-      <w:r>
-        <w:t xml:space="preserve">Kadir et al. (2025) desarrollaron AuditCopilot (Kadir et al., 2025), un sistema de auditoría contable que integra LLMs con detección de anomalías en asientos de doble entrada para generar explicaciones automáticas en lenguaje natural. El sistema implementa un pipeline de tres etapas —detección de irregularidades, interpretación contextual con LLM ajustado y generación de narrativas— evaluado sobre un corpus de asientos contables sintéticos y reales. Los resultados reportan mejoras en la tasa de detección y reducción del tiempo de revisión, con valoración positiva de auditores en pruebas de aceptabilidad.</w:t>
-      </w:r>
-    </w:p>
-    <w:p>
-      <w:pPr>
-        <w:pStyle w:val="BodyText"/>
-      </w:pPr>
-      <w:r>
-        <w:t xml:space="preserve">La relevancia de este antecedente para la presente tesis es metodológica: confirma la viabilidad de combinar detección de anomalías con generación de reportes LLM. No obstante, su dominio es contable, por lo que no se adopta como evidencia agroexportadora. Esta tesis traslada el principio de generación narrativa a un contexto operativo, separando estrictamente la detección de la redacción mediante RAG sobre scores y vectores SHAP.</w:t>
-      </w:r>
-    </w:p>
-    <w:bookmarkEnd w:id="69"/>
-    <w:bookmarkStart w:id="70" w:name="X0a5780667c9783400c2c7479eee897d110bac1f"/>
-    <w:p>
-      <w:pPr>
-        <w:pStyle w:val="Ttulo3"/>
-      </w:pPr>
-      <w:r>
-        <w:t xml:space="preserve">2.1.2 Park (2024) — Framework Multi-Agente LLM para Anomalías Financieras</w:t>
-      </w:r>
-    </w:p>
-    <w:p>
-      <w:pPr>
-        <w:pStyle w:val="FirstParagraph"/>
-      </w:pPr>
-      <w:r>
-        <w:t xml:space="preserve">Park (2024) propuso un framework de múltiples agentes LLM especializados para validar alertas de anomalías en el mercado bursátil (S&amp;P 500) (Park, 2024). La arquitectura organiza cuatro agentes —conversión de datos, análisis estadístico, verificación cruzada y consolidación— que se comunican mediante prompts estructurados y alcanzan mejores tasas de verdaderos positivos que un LLM único. La especialización de agentes demuestra ser superior a la generalización en la validación de señales financieras.</w:t>
-      </w:r>
-    </w:p>
-    <w:p>
-      <w:pPr>
-        <w:pStyle w:val="BodyText"/>
-      </w:pPr>
-      <w:r>
-        <w:t xml:space="preserve">Este trabajo aporta a la literatura evidencia de que los LLMs en arquitecturas especializadas pueden mejorar la calidad del análisis automatizado. Sin embargo, opera en mercados de alta frecuencia, un dominio alejado del contexto agroexportador. Esta tesis aplica únicamente el principio de especialización de roles —LLM como intérprete, no como detector— en un sistema de supervisión operativa con trazabilidad y generación restringida a datos verificados (Schneider et al., 2025).</w:t>
-      </w:r>
-    </w:p>
-    <w:bookmarkEnd w:id="70"/>
-    <w:bookmarkStart w:id="71" w:name="X3f77ff4cc25d3adcb646e0ef5da5511a934ddb8"/>
-    <w:p>
-      <w:pPr>
-        <w:pStyle w:val="Ttulo3"/>
-      </w:pPr>
-      <w:r>
-        <w:t xml:space="preserve">2.1.3 Autores varios (2025) — Ensemble GBDT+SHAP en Datos Tabulares Críticos</w:t>
-      </w:r>
-    </w:p>
-    <w:p>
-      <w:pPr>
-        <w:pStyle w:val="FirstParagraph"/>
-      </w:pPr>
-      <w:r>
-        <w:t xml:space="preserve">En el trabajo publicado en el</w:t>
-      </w:r>
-      <w:r>
-        <w:t xml:space="preserve"> </w:t>
-      </w:r>
-      <w:r>
-        <w:rPr>
-          <w:i/>
-          <w:iCs/>
-        </w:rPr>
-        <w:t xml:space="preserve">Journal of Risk and Financial Management</w:t>
-      </w:r>
-      <w:r>
-        <w:t xml:space="preserve"> </w:t>
-      </w:r>
-      <w:r>
-        <w:t xml:space="preserve">(2025), los autores diseñaron un framework integrado de detección de fraude en estados financieros combinando Stacking Ensemble de XGBoost, LightGBM y CatBoost con explicabilidad SHAP (JRFM, 2025). El ensemble alcanza PR-AUC = 0.93 y F1-Score = 0.83, superando a TabNet y FT-Transformer, con un SHAP Stability Index = 0.87 que certifica la coherencia forense de las explicaciones —requisito indispensable en auditoría.</w:t>
-      </w:r>
-    </w:p>
-    <w:p>
-      <w:pPr>
-        <w:pStyle w:val="BodyText"/>
-      </w:pPr>
-      <w:r>
-        <w:t xml:space="preserve">Este antecedente respalda la decisión arquitectónica de combinar GBDT y SHAP en datos tabulares críticos. La diferencia clave es que dicho trabajo se limita a detección de fraude en estados financieros; la presente investigación adapta la lógica de modelos tabulares explicables al contexto agroexportador, incorporando fuentes públicas, dataset sintético documentado y generación de reportes LLM+RAG para supervisión operativa.</w:t>
-      </w:r>
-    </w:p>
-    <w:bookmarkEnd w:id="71"/>
-    <w:bookmarkStart w:id="72" w:name="X53cf91c2da036e1a0c714beb6f0ffa4edeffce4"/>
-    <w:p>
-      <w:pPr>
-        <w:pStyle w:val="Ttulo3"/>
-      </w:pPr>
-      <w:r>
-        <w:t xml:space="preserve">2.1.4 Han et al. (2022) — ADBench: Benchmark para Detección de Anomalías</w:t>
-      </w:r>
-    </w:p>
-    <w:p>
-      <w:pPr>
-        <w:pStyle w:val="FirstParagraph"/>
-      </w:pPr>
-      <w:r>
-        <w:t xml:space="preserve">Han et al. (2022) publicaron ADBench (Han et al., 2022), un benchmark sistemático que evalúa 30 algoritmos de detección de anomalías en 57 datasets reales y sintéticos bajo tres niveles de supervisión —no supervisado, semisupervisado y supervisado. El hallazgo central es que no existe un algoritmo universalmente superior: el rendimiento depende del tipo de anomalía, la distribución de datos y el nivel de etiquetado. Isolation Forest y ECOD muestran consistencia en escenarios no supervisados, y los ensembles de múltiples detectores superan sistemáticamente a los detectores individuales en escenarios de alta variabilidad distribucional.</w:t>
-      </w:r>
-    </w:p>
-    <w:p>
-      <w:pPr>
-        <w:pStyle w:val="BodyText"/>
-      </w:pPr>
-      <w:r>
-        <w:t xml:space="preserve">ADBench justifica formalmente la estrategia de ensemble adoptada en esta tesis y proporciona la metodología experimental de referencia para el Capítulo III. La librería PyOD (Zhao et al., 2019), compatible con todos los algoritmos evaluados en ADBench, asegura la reproducibilidad directa de los resultados.</w:t>
-      </w:r>
-    </w:p>
-    <w:bookmarkEnd w:id="72"/>
-    <w:bookmarkStart w:id="73" w:name="X4f5776073e0b9da3017b531bdf53e726562f51f"/>
-    <w:p>
-      <w:pPr>
-        <w:pStyle w:val="Ttulo3"/>
-      </w:pPr>
-      <w:r>
-        <w:t xml:space="preserve">2.1.5 Grinsztajn et al. (2022) — GBDT vs. Deep Learning en Datos Tabulares</w:t>
-      </w:r>
-    </w:p>
-    <w:p>
-      <w:pPr>
-        <w:pStyle w:val="FirstParagraph"/>
-      </w:pPr>
-      <w:r>
-        <w:t xml:space="preserve">Grinsztajn et al. (2022) realizaron un benchmark sistemático en 45 datasets tabulares comparando GBDT contra FT-Transformer, TabNet y MLP (Grinsztajn et al., 2022). El resultado es contundente: en datasets con menos de 50,000 muestras, los GBDT superan a cualquier modelo de Deep Learning en el 95% de los casos. Los autores identifican tres propiedades estructurales de los datos tabulares que favorecen a los árboles: robustez ante features no informativas, orientación no invariante a rotaciones e irregularidades en la función objetivo.</w:t>
-      </w:r>
-    </w:p>
-    <w:p>
-      <w:pPr>
-        <w:pStyle w:val="BodyText"/>
-      </w:pPr>
-      <w:r>
-        <w:t xml:space="preserve">Este trabajo cierra el debate GBDT versus Deep Learning para el tamaño de dataset típico en entornos empresariales medianos y justifica de manera irrefutable la elección de XGBoost y LightGBM como backbone del módulo de predicción de esta tesis. Es el argumento bibliográfico central de la primera batalla del estado del arte (§2.2.1).</w:t>
-      </w:r>
-    </w:p>
-    <w:bookmarkEnd w:id="73"/>
-    <w:bookmarkStart w:id="74" w:name="Xde526bfdda86218768a77954f465f45f9f80c7e"/>
-    <w:p>
-      <w:pPr>
-        <w:pStyle w:val="Ttulo3"/>
-      </w:pPr>
-      <w:r>
-        <w:t xml:space="preserve">2.1.6 Lim et al. (2021) — Temporal Fusion Transformer para Forecasting Interpretable</w:t>
-      </w:r>
-    </w:p>
-    <w:p>
-      <w:pPr>
-        <w:pStyle w:val="FirstParagraph"/>
-      </w:pPr>
-      <w:r>
-        <w:t xml:space="preserve">Lim et al. (2021) propusieron el Temporal Fusion Transformer (TFT) (Lim et al., 2021), una arquitectura que combina codificación LSTM, selección de variables mediante mecanismo de gating, atención multi-cabezal interpretable y predicción por cuantiles para forecasting multi-horizonte con covariables exógenas. TFT supera a LSTMs, N-BEATS y Transformers vanilla en cuatro de seis datasets de referencia, con mapas de atención legibles por analistas de negocio.</w:t>
-      </w:r>
-    </w:p>
-    <w:p>
-      <w:pPr>
-        <w:pStyle w:val="BodyText"/>
-      </w:pPr>
-      <w:r>
-        <w:t xml:space="preserve">TFT es seleccionado como arquitectura del módulo de forecasting por su doble ventaja: rendimiento predictivo e interpretabilidad incorporada. En el contexto de supervisión operativa, la capacidad de justificar qué períodos temporales y qué covariables (indicadores de producción, calendarios logísticos) fundamentan la predicción es un requisito funcional equivalente en importancia a la precisión numérica.</w:t>
-      </w:r>
-    </w:p>
-    <w:bookmarkEnd w:id="74"/>
-    <w:bookmarkStart w:id="75" w:name="X2bd5818f1d30988a0e34be52591a1f673345a43"/>
-    <w:p>
-      <w:pPr>
-        <w:pStyle w:val="Ttulo3"/>
-      </w:pPr>
-      <w:r>
-        <w:t xml:space="preserve">2.1.7 Zhao et al. (2019) — PyOD: Librería Estándar para Detección de Outliers</w:t>
-      </w:r>
-    </w:p>
-    <w:p>
-      <w:pPr>
-        <w:pStyle w:val="FirstParagraph"/>
-      </w:pPr>
-      <w:r>
-        <w:t xml:space="preserve">Zhao et al. (2019) desarrollaron PyOD (Zhao et al., 2019), una librería unificada en Python que implementa más de 40 algoritmos de detección de outliers con una API compatible con scikit-learn. Cubre métodos basados en proximidad (LOF), proyección (PCA), ensembles (Isolation Forest) y redes neuronales (Deep SVDD, AutoEncoder). Con más de 7,000 estrellas en GitHub y adopción en publicaciones de NeurIPS, ICDM e ICML, PyOD es la infraestructura técnica de referencia para implementar el ensemble de detección de anomalías de esta tesis, garantizando reproducibilidad directa con los 30 algoritmos de ADBench (Han et al., 2022).</w:t>
-      </w:r>
-    </w:p>
-    <w:p>
-      <w:r>
-        <w:pict>
-          <v:rect style="width:0;height:1.5pt" o:hralign="center" o:hrstd="t" o:hr="t"/>
-        </w:pict>
-      </w:r>
-    </w:p>
-    <w:p>
-      <w:r>
-        <w:pict>
-          <v:rect style="width:0;height:1.5pt" o:hralign="center" o:hrstd="t" o:hr="t"/>
-        </w:pict>
+    <w:p>
+      <w:r>
+        <w:br w:type="page"/>
       </w:r>
     </w:p>
     <w:bookmarkEnd w:id="75"/>
@@ -7379,9 +7367,7 @@
     </w:p>
     <w:p>
       <w:r>
-        <w:pict>
-          <v:rect style="width:0;height:1.5pt" o:hralign="center" o:hrstd="t" o:hr="t"/>
-        </w:pict>
+        <w:br w:type="page"/>
       </w:r>
     </w:p>
     <w:bookmarkEnd w:id="82"/>
@@ -9939,9 +9925,7 @@
     </w:p>
     <w:p>
       <w:r>
-        <w:pict>
-          <v:rect style="width:0;height:1.5pt" o:hralign="center" o:hrstd="t" o:hr="t"/>
-        </w:pict>
+        <w:br w:type="page"/>
       </w:r>
     </w:p>
     <w:bookmarkEnd w:id="92"/>
@@ -11945,9 +11929,7 @@
     </w:p>
     <w:p>
       <w:r>
-        <w:pict>
-          <v:rect style="width:0;height:1.5pt" o:hralign="center" o:hrstd="t" o:hr="t"/>
-        </w:pict>
+        <w:br w:type="page"/>
       </w:r>
     </w:p>
     <w:bookmarkEnd w:id="103"/>
@@ -18446,117 +18428,113 @@
     </w:p>
     <w:p>
       <w:r>
+        <w:br w:type="page"/>
+      </w:r>
+    </w:p>
+    <w:bookmarkEnd w:id="126"/>
+    <w:bookmarkEnd w:id="127"/>
+    <w:bookmarkStart w:id="131" w:name="Xdcbfbf3bda45017784f0750121402123bb4f8ab"/>
+    <w:p>
+      <w:pPr>
+        <w:pStyle w:val="Ttulo1"/>
+      </w:pPr>
+      <w:r>
+        <w:t xml:space="preserve">CAPÍTULO V: CONCLUSIONES Y TRABAJOS FUTUROS</w:t>
+      </w:r>
+    </w:p>
+    <w:p>
+      <w:pPr>
+        <w:pStyle w:val="BlockText"/>
+      </w:pPr>
+      <w:r>
+        <w:rPr>
+          <w:b/>
+          <w:bCs/>
+        </w:rPr>
+        <w:t xml:space="preserve">Pendiente:</w:t>
+      </w:r>
+      <w:r>
+        <w:t xml:space="preserve"> </w:t>
+      </w:r>
+      <w:r>
+        <w:t xml:space="preserve">Capítulo V — depende de los resultados del Capítulo IV</w:t>
+      </w:r>
+    </w:p>
+    <w:bookmarkStart w:id="128" w:name="conclusiones"/>
+    <w:p>
+      <w:pPr>
+        <w:pStyle w:val="Ttulo2"/>
+      </w:pPr>
+      <w:r>
+        <w:t xml:space="preserve">5.1 Conclusiones</w:t>
+      </w:r>
+    </w:p>
+    <w:p>
+      <w:pPr>
+        <w:pStyle w:val="FirstParagraph"/>
+      </w:pPr>
+      <w:r>
+        <w:rPr>
+          <w:i/>
+          <w:iCs/>
+        </w:rPr>
+        <w:t xml:space="preserve">(Esqueleto para la síntesis final: el sistema integrado logró los objetivos propuestos, manteniendo el balance entre vanguardia tecnológica y rigor legal. Incluir: conclusión sobre el gap cerrado, métricas alcanzadas vs. objetivos, validación de hipótesis H1a–H1d, aporte al contexto regulatorio peruano).</w:t>
+      </w:r>
+    </w:p>
+    <w:bookmarkEnd w:id="128"/>
+    <w:bookmarkStart w:id="129" w:name="limitaciones-de-la-investigación-1"/>
+    <w:p>
+      <w:pPr>
+        <w:pStyle w:val="Ttulo2"/>
+      </w:pPr>
+      <w:r>
+        <w:t xml:space="preserve">5.2 Limitaciones de la Investigación</w:t>
+      </w:r>
+    </w:p>
+    <w:p>
+      <w:pPr>
+        <w:pStyle w:val="FirstParagraph"/>
+      </w:pPr>
+      <w:r>
+        <w:rPr>
+          <w:i/>
+          <w:iCs/>
+        </w:rPr>
+        <w:t xml:space="preserve">(Abordar: limitaciones del dataset sintético agroexportador; granularidad y disponibilidad de fuentes públicas; dependencia de la calidad de datos documentada en Datasheets for Datasets (Gebru et al., 2021); deuda técnica de mantenimiento del pipeline MLOps (Sculley et al., 2015); limitaciones del tamaño de la muestra en la evaluación de comprensión; restricciones de los LLMs actuales en precisión de cálculo aritmético (Maynez et al., 2026)).</w:t>
+      </w:r>
+    </w:p>
+    <w:bookmarkEnd w:id="129"/>
+    <w:bookmarkStart w:id="130" w:name="trabajos-futuros"/>
+    <w:p>
+      <w:pPr>
+        <w:pStyle w:val="Ttulo2"/>
+      </w:pPr>
+      <w:r>
+        <w:t xml:space="preserve">5.3 Trabajos Futuros</w:t>
+      </w:r>
+    </w:p>
+    <w:p>
+      <w:pPr>
+        <w:pStyle w:val="FirstParagraph"/>
+      </w:pPr>
+      <w:r>
+        <w:rPr>
+          <w:i/>
+          <w:iCs/>
+        </w:rPr>
+        <w:t xml:space="preserve">(Propuestas: integración de GraphRAG para recuperación semántica más rica sobre conocimiento agroexportador; extensión del ensemble con ECOD (Li et al., 2022) y modelos de concept drift para supervisión en stream; exploración de Chronos (Ansari et al., 2024) para forecasting de horizonte largo; prueba piloto en una empresa agroexportadora peruana; evaluación de sesgos y limitaciones según Datasheets for Datasets (Gebru et al., 2021)).</w:t>
+      </w:r>
+    </w:p>
+    <w:p>
+      <w:r>
         <w:pict>
           <v:rect style="width:0;height:1.5pt" o:hralign="center" o:hrstd="t" o:hr="t"/>
         </w:pict>
       </w:r>
     </w:p>
-    <w:bookmarkEnd w:id="126"/>
-    <w:bookmarkEnd w:id="127"/>
-    <w:bookmarkStart w:id="131" w:name="Xdcbfbf3bda45017784f0750121402123bb4f8ab"/>
-    <w:p>
-      <w:pPr>
-        <w:pStyle w:val="Ttulo1"/>
-      </w:pPr>
-      <w:r>
-        <w:t xml:space="preserve">CAPÍTULO V: CONCLUSIONES Y TRABAJOS FUTUROS</w:t>
-      </w:r>
-    </w:p>
-    <w:p>
-      <w:pPr>
-        <w:pStyle w:val="BlockText"/>
-      </w:pPr>
-      <w:r>
-        <w:rPr>
-          <w:b/>
-          <w:bCs/>
-        </w:rPr>
-        <w:t xml:space="preserve">Pendiente:</w:t>
-      </w:r>
-      <w:r>
-        <w:t xml:space="preserve"> </w:t>
-      </w:r>
-      <w:r>
-        <w:t xml:space="preserve">Capítulo V — depende de los resultados del Capítulo IV</w:t>
-      </w:r>
-    </w:p>
-    <w:bookmarkStart w:id="128" w:name="conclusiones"/>
-    <w:p>
-      <w:pPr>
-        <w:pStyle w:val="Ttulo2"/>
-      </w:pPr>
-      <w:r>
-        <w:t xml:space="preserve">5.1 Conclusiones</w:t>
-      </w:r>
-    </w:p>
-    <w:p>
-      <w:pPr>
-        <w:pStyle w:val="FirstParagraph"/>
-      </w:pPr>
-      <w:r>
-        <w:rPr>
-          <w:i/>
-          <w:iCs/>
-        </w:rPr>
-        <w:t xml:space="preserve">(Esqueleto para la síntesis final: el sistema integrado logró los objetivos propuestos, manteniendo el balance entre vanguardia tecnológica y rigor legal. Incluir: conclusión sobre el gap cerrado, métricas alcanzadas vs. objetivos, validación de hipótesis H1a–H1d, aporte al contexto regulatorio peruano).</w:t>
-      </w:r>
-    </w:p>
-    <w:bookmarkEnd w:id="128"/>
-    <w:bookmarkStart w:id="129" w:name="limitaciones-de-la-investigación-1"/>
-    <w:p>
-      <w:pPr>
-        <w:pStyle w:val="Ttulo2"/>
-      </w:pPr>
-      <w:r>
-        <w:t xml:space="preserve">5.2 Limitaciones de la Investigación</w:t>
-      </w:r>
-    </w:p>
-    <w:p>
-      <w:pPr>
-        <w:pStyle w:val="FirstParagraph"/>
-      </w:pPr>
-      <w:r>
-        <w:rPr>
-          <w:i/>
-          <w:iCs/>
-        </w:rPr>
-        <w:t xml:space="preserve">(Abordar: limitaciones del dataset sintético agroexportador; granularidad y disponibilidad de fuentes públicas; dependencia de la calidad de datos documentada en Datasheets for Datasets (Gebru et al., 2021); deuda técnica de mantenimiento del pipeline MLOps (Sculley et al., 2015); limitaciones del tamaño de la muestra en la evaluación de comprensión; restricciones de los LLMs actuales en precisión de cálculo aritmético (Maynez et al., 2026)).</w:t>
-      </w:r>
-    </w:p>
-    <w:bookmarkEnd w:id="129"/>
-    <w:bookmarkStart w:id="130" w:name="trabajos-futuros"/>
-    <w:p>
-      <w:pPr>
-        <w:pStyle w:val="Ttulo2"/>
-      </w:pPr>
-      <w:r>
-        <w:t xml:space="preserve">5.3 Trabajos Futuros</w:t>
-      </w:r>
-    </w:p>
-    <w:p>
-      <w:pPr>
-        <w:pStyle w:val="FirstParagraph"/>
-      </w:pPr>
-      <w:r>
-        <w:rPr>
-          <w:i/>
-          <w:iCs/>
-        </w:rPr>
-        <w:t xml:space="preserve">(Propuestas: integración de GraphRAG para recuperación semántica más rica sobre conocimiento agroexportador; extensión del ensemble con ECOD (Li et al., 2022) y modelos de concept drift para supervisión en stream; exploración de Chronos (Ansari et al., 2024) para forecasting de horizonte largo; prueba piloto en una empresa agroexportadora peruana; evaluación de sesgos y limitaciones según Datasheets for Datasets (Gebru et al., 2021)).</w:t>
-      </w:r>
-    </w:p>
-    <w:p>
-      <w:r>
-        <w:pict>
-          <v:rect style="width:0;height:1.5pt" o:hralign="center" o:hrstd="t" o:hr="t"/>
-        </w:pict>
-      </w:r>
-    </w:p>
-    <w:p>
-      <w:r>
-        <w:pict>
-          <v:rect style="width:0;height:1.5pt" o:hralign="center" o:hrstd="t" o:hr="t"/>
-        </w:pict>
+    <w:p>
+      <w:r>
+        <w:br w:type="page"/>
       </w:r>
     </w:p>
     <w:bookmarkEnd w:id="130"/>
@@ -18802,9 +18780,7 @@
     </w:p>
     <w:p>
       <w:r>
-        <w:pict>
-          <v:rect style="width:0;height:1.5pt" o:hralign="center" o:hrstd="t" o:hr="t"/>
-        </w:pict>
+        <w:br w:type="page"/>
       </w:r>
     </w:p>
     <w:bookmarkEnd w:id="134"/>
@@ -18916,19 +18892,637 @@
     </w:p>
     <w:p>
       <w:r>
+        <w:br w:type="page"/>
+      </w:r>
+    </w:p>
+    <w:bookmarkEnd w:id="135"/>
+    <w:bookmarkStart w:id="136" w:name="glosario-de-términos"/>
+    <w:p>
+      <w:pPr>
+        <w:pStyle w:val="Ttulo1"/>
+      </w:pPr>
+      <w:r>
+        <w:t xml:space="preserve">GLOSARIO DE TÉRMINOS</w:t>
+      </w:r>
+    </w:p>
+    <w:p>
+      <w:pPr>
+        <w:pStyle w:val="FirstParagraph"/>
+      </w:pPr>
+      <w:r>
+        <w:rPr>
+          <w:b/>
+          <w:bCs/>
+        </w:rPr>
+        <w:t xml:space="preserve">ADBench</w:t>
+      </w:r>
+      <w:r>
+        <w:t xml:space="preserve"> </w:t>
+      </w:r>
+      <w:r>
+        <w:t xml:space="preserve">(</w:t>
+      </w:r>
+      <w:r>
+        <w:rPr>
+          <w:i/>
+          <w:iCs/>
+        </w:rPr>
+        <w:t xml:space="preserve">Anomaly Detection Benchmark</w:t>
+      </w:r>
+      <w:r>
+        <w:t xml:space="preserve">): Benchmark sistemático para evaluación comparativa de algoritmos de detección de anomalías, propuesto por Han et al. (2022), que cubre 57 datasets y 30 algoritmos bajo tres niveles de supervisión.</w:t>
+      </w:r>
+    </w:p>
+    <w:p>
+      <w:pPr>
+        <w:pStyle w:val="BodyText"/>
+      </w:pPr>
+      <w:r>
+        <w:rPr>
+          <w:b/>
+          <w:bCs/>
+        </w:rPr>
+        <w:t xml:space="preserve">Alucinación (LLM)</w:t>
+      </w:r>
+      <w:r>
+        <w:t xml:space="preserve">: Fenómeno en el que un modelo de lenguaje genera texto coherente en forma pero incorrecto en contenido, incluyendo afirmaciones factuales erróneas, citas inexistentes o cifras fabricadas.</w:t>
+      </w:r>
+    </w:p>
+    <w:p>
+      <w:pPr>
+        <w:pStyle w:val="BodyText"/>
+      </w:pPr>
+      <w:r>
+        <w:rPr>
+          <w:b/>
+          <w:bCs/>
+        </w:rPr>
+        <w:t xml:space="preserve">AUC-PR</w:t>
+      </w:r>
+      <w:r>
+        <w:t xml:space="preserve"> </w:t>
+      </w:r>
+      <w:r>
+        <w:t xml:space="preserve">(</w:t>
+      </w:r>
+      <w:r>
+        <w:rPr>
+          <w:i/>
+          <w:iCs/>
+        </w:rPr>
+        <w:t xml:space="preserve">Area Under the Precision-Recall Curve</w:t>
+      </w:r>
+      <w:r>
+        <w:t xml:space="preserve">): Métrica de evaluación para clasificadores en datasets desbalanceados; a diferencia de AUC-ROC, es sensible a la distribución de clases y penaliza los falsos positivos de forma más relevante en contextos de fraude y anomalías raras.</w:t>
+      </w:r>
+    </w:p>
+    <w:p>
+      <w:pPr>
+        <w:pStyle w:val="BodyText"/>
+      </w:pPr>
+      <w:r>
+        <w:rPr>
+          <w:b/>
+          <w:bCs/>
+        </w:rPr>
+        <w:t xml:space="preserve">BAF Benchmark</w:t>
+      </w:r>
+      <w:r>
+        <w:t xml:space="preserve"> </w:t>
+      </w:r>
+      <w:r>
+        <w:t xml:space="preserve">(</w:t>
+      </w:r>
+      <w:r>
+        <w:rPr>
+          <w:i/>
+          <w:iCs/>
+        </w:rPr>
+        <w:t xml:space="preserve">Bank Account Fraud</w:t>
+      </w:r>
+      <w:r>
+        <w:t xml:space="preserve">): Dataset tabular de referencia para fraude bancario con drift temporal y desbalance de clases, publicado por Jesus et al. (2022). En esta tesis se considera únicamente como benchmark metodológico complementario para evaluar robustez tabular, no como validación directa del dominio agroexportador.</w:t>
+      </w:r>
+    </w:p>
+    <w:p>
+      <w:pPr>
+        <w:pStyle w:val="BodyText"/>
+      </w:pPr>
+      <w:r>
+        <w:rPr>
+          <w:b/>
+          <w:bCs/>
+        </w:rPr>
+        <w:t xml:space="preserve">CatBoost</w:t>
+      </w:r>
+      <w:r>
+        <w:t xml:space="preserve">: Algoritmo GBDT desarrollado por Yandex (Prokhorenkova et al., 2018) que resuelve el problema de target leakage en variables categóricas mediante Ordered Boosting.</w:t>
+      </w:r>
+    </w:p>
+    <w:p>
+      <w:pPr>
+        <w:pStyle w:val="BodyText"/>
+      </w:pPr>
+      <w:r>
+        <w:rPr>
+          <w:b/>
+          <w:bCs/>
+        </w:rPr>
+        <w:t xml:space="preserve">Concept Drift</w:t>
+      </w:r>
+      <w:r>
+        <w:t xml:space="preserve">: Cambio en la distribución estadística de los datos a lo largo del tiempo que degrada el rendimiento de modelos entrenados con datos históricos; particularmente relevante en detección de fraude y anomalías operativas.</w:t>
+      </w:r>
+    </w:p>
+    <w:p>
+      <w:pPr>
+        <w:pStyle w:val="BodyText"/>
+      </w:pPr>
+      <w:r>
+        <w:rPr>
+          <w:b/>
+          <w:bCs/>
+        </w:rPr>
+        <w:t xml:space="preserve">Deep SVDD</w:t>
+      </w:r>
+      <w:r>
+        <w:t xml:space="preserve"> </w:t>
+      </w:r>
+      <w:r>
+        <w:t xml:space="preserve">(</w:t>
+      </w:r>
+      <w:r>
+        <w:rPr>
+          <w:i/>
+          <w:iCs/>
+        </w:rPr>
+        <w:t xml:space="preserve">Deep Support Vector Data Description</w:t>
+      </w:r>
+      <w:r>
+        <w:t xml:space="preserve">): Método de detección de anomalías basado en redes neuronales que aprende una hipersfera mínima en el espacio latente que contiene los datos normales (Ruff et al., 2018).</w:t>
+      </w:r>
+    </w:p>
+    <w:p>
+      <w:pPr>
+        <w:pStyle w:val="BodyText"/>
+      </w:pPr>
+      <w:r>
+        <w:rPr>
+          <w:b/>
+          <w:bCs/>
+        </w:rPr>
+        <w:t xml:space="preserve">ECOD</w:t>
+      </w:r>
+      <w:r>
+        <w:t xml:space="preserve"> </w:t>
+      </w:r>
+      <w:r>
+        <w:t xml:space="preserve">(</w:t>
+      </w:r>
+      <w:r>
+        <w:rPr>
+          <w:i/>
+          <w:iCs/>
+        </w:rPr>
+        <w:t xml:space="preserve">Empirical Cumulative distribution functions Outlier Detection</w:t>
+      </w:r>
+      <w:r>
+        <w:t xml:space="preserve">): Detector de anomalías sin parámetros basado en distribuciones empíricas acumuladas (Li et al., 2022), notable por su ausencia de hiperparámetros a calibrar.</w:t>
+      </w:r>
+    </w:p>
+    <w:p>
+      <w:pPr>
+        <w:pStyle w:val="BodyText"/>
+      </w:pPr>
+      <w:r>
+        <w:rPr>
+          <w:b/>
+          <w:bCs/>
+        </w:rPr>
+        <w:t xml:space="preserve">EU AI Act</w:t>
+      </w:r>
+      <w:r>
+        <w:t xml:space="preserve"> </w:t>
+      </w:r>
+      <w:r>
+        <w:t xml:space="preserve">(</w:t>
+      </w:r>
+      <w:r>
+        <w:rPr>
+          <w:i/>
+          <w:iCs/>
+        </w:rPr>
+        <w:t xml:space="preserve">Reglamento (UE) 2024/1689</w:t>
+      </w:r>
+      <w:r>
+        <w:t xml:space="preserve">): Reglamento europeo de inteligencia artificial que clasifica los sistemas de IA por nivel de riesgo y establece obligaciones de transparencia y explicabilidad en el Artículo 13 para sistemas de alto riesgo.</w:t>
+      </w:r>
+    </w:p>
+    <w:p>
+      <w:pPr>
+        <w:pStyle w:val="BodyText"/>
+      </w:pPr>
+      <w:r>
+        <w:rPr>
+          <w:b/>
+          <w:bCs/>
+        </w:rPr>
+        <w:t xml:space="preserve">GBDT</w:t>
+      </w:r>
+      <w:r>
+        <w:t xml:space="preserve"> </w:t>
+      </w:r>
+      <w:r>
+        <w:t xml:space="preserve">(</w:t>
+      </w:r>
+      <w:r>
+        <w:rPr>
+          <w:i/>
+          <w:iCs/>
+        </w:rPr>
+        <w:t xml:space="preserve">Gradient Boosting Decision Trees</w:t>
+      </w:r>
+      <w:r>
+        <w:t xml:space="preserve">): Familia de algoritmos de aprendizaje supervisado que construyen modelos predictivos mediante la combinación secuencial de árboles de decisión débiles, minimizando una función de pérdida mediante descenso de gradiente funcional.</w:t>
+      </w:r>
+    </w:p>
+    <w:p>
+      <w:pPr>
+        <w:pStyle w:val="BodyText"/>
+      </w:pPr>
+      <w:r>
+        <w:rPr>
+          <w:b/>
+          <w:bCs/>
+        </w:rPr>
+        <w:t xml:space="preserve">Isolation Forest</w:t>
+      </w:r>
+      <w:r>
+        <w:t xml:space="preserve">: Algoritmo de detección de anomalías no supervisado (Liu et al., 2008) que aísla anomalías mediante particionamiento aleatorio del espacio de datos, con complejidad computacional O(n).</w:t>
+      </w:r>
+    </w:p>
+    <w:p>
+      <w:pPr>
+        <w:pStyle w:val="BodyText"/>
+      </w:pPr>
+      <w:r>
+        <w:rPr>
+          <w:b/>
+          <w:bCs/>
+        </w:rPr>
+        <w:t xml:space="preserve">LightGBM</w:t>
+      </w:r>
+      <w:r>
+        <w:t xml:space="preserve">: Algoritmo GBDT de Microsoft (Ke et al., 2017) que acelera el entrenamiento hasta 20× mediante Gradient-based One-Side Sampling y estructuras de datos basadas en histogramas.</w:t>
+      </w:r>
+    </w:p>
+    <w:p>
+      <w:pPr>
+        <w:pStyle w:val="BodyText"/>
+      </w:pPr>
+      <w:r>
+        <w:rPr>
+          <w:b/>
+          <w:bCs/>
+        </w:rPr>
+        <w:t xml:space="preserve">LLM</w:t>
+      </w:r>
+      <w:r>
+        <w:t xml:space="preserve"> </w:t>
+      </w:r>
+      <w:r>
+        <w:t xml:space="preserve">(</w:t>
+      </w:r>
+      <w:r>
+        <w:rPr>
+          <w:i/>
+          <w:iCs/>
+        </w:rPr>
+        <w:t xml:space="preserve">Large Language Model</w:t>
+      </w:r>
+      <w:r>
+        <w:t xml:space="preserve">): Modelo de lenguaje de gran tamaño entrenado en corpus masivos de texto para aprender distribuciones probabilísticas sobre secuencias de tokens, capaz de realizar tareas de generación, resumen y razonamiento en lenguaje natural.</w:t>
+      </w:r>
+    </w:p>
+    <w:p>
+      <w:pPr>
+        <w:pStyle w:val="BodyText"/>
+      </w:pPr>
+      <w:r>
+        <w:rPr>
+          <w:b/>
+          <w:bCs/>
+        </w:rPr>
+        <w:t xml:space="preserve">LOF</w:t>
+      </w:r>
+      <w:r>
+        <w:t xml:space="preserve"> </w:t>
+      </w:r>
+      <w:r>
+        <w:t xml:space="preserve">(</w:t>
+      </w:r>
+      <w:r>
+        <w:rPr>
+          <w:i/>
+          <w:iCs/>
+        </w:rPr>
+        <w:t xml:space="preserve">Local Outlier Factor</w:t>
+      </w:r>
+      <w:r>
+        <w:t xml:space="preserve">): Detector de anomalías basado en densidad local relativa (Breunig et al., 2000) que cuantifica el grado de anomalía de un punto comparando su densidad con la de sus vecinos k-NN.</w:t>
+      </w:r>
+    </w:p>
+    <w:p>
+      <w:pPr>
+        <w:pStyle w:val="BodyText"/>
+      </w:pPr>
+      <w:r>
+        <w:rPr>
+          <w:b/>
+          <w:bCs/>
+        </w:rPr>
+        <w:t xml:space="preserve">MLOps</w:t>
+      </w:r>
+      <w:r>
+        <w:t xml:space="preserve"> </w:t>
+      </w:r>
+      <w:r>
+        <w:t xml:space="preserve">(</w:t>
+      </w:r>
+      <w:r>
+        <w:rPr>
+          <w:i/>
+          <w:iCs/>
+        </w:rPr>
+        <w:t xml:space="preserve">Machine Learning Operations</w:t>
+      </w:r>
+      <w:r>
+        <w:t xml:space="preserve">): Conjunto de prácticas para gestionar el ciclo de vida completo de modelos ML en producción, incluyendo CI/CD, monitoreo de drift, automatización de reentrenamiento y trazabilidad de versiones.</w:t>
+      </w:r>
+    </w:p>
+    <w:p>
+      <w:pPr>
+        <w:pStyle w:val="BodyText"/>
+      </w:pPr>
+      <w:r>
+        <w:rPr>
+          <w:b/>
+          <w:bCs/>
+        </w:rPr>
+        <w:t xml:space="preserve">NIST AI RMF</w:t>
+      </w:r>
+      <w:r>
+        <w:t xml:space="preserve">: Framework de gestión de riesgo para sistemas de IA publicado por el Instituto Nacional de Estándares y Tecnología de EE.UU. (2023), organizado en cuatro funciones: Govern, Map, Measure y Manage.</w:t>
+      </w:r>
+    </w:p>
+    <w:p>
+      <w:pPr>
+        <w:pStyle w:val="BodyText"/>
+      </w:pPr>
+      <w:r>
+        <w:rPr>
+          <w:b/>
+          <w:bCs/>
+        </w:rPr>
+        <w:t xml:space="preserve">PR-AUC</w:t>
+      </w:r>
+      <w:r>
+        <w:t xml:space="preserve">: Ver AUC-PR.</w:t>
+      </w:r>
+    </w:p>
+    <w:p>
+      <w:pPr>
+        <w:pStyle w:val="BodyText"/>
+      </w:pPr>
+      <w:r>
+        <w:rPr>
+          <w:b/>
+          <w:bCs/>
+        </w:rPr>
+        <w:t xml:space="preserve">PyOD</w:t>
+      </w:r>
+      <w:r>
+        <w:t xml:space="preserve"> </w:t>
+      </w:r>
+      <w:r>
+        <w:t xml:space="preserve">(</w:t>
+      </w:r>
+      <w:r>
+        <w:rPr>
+          <w:i/>
+          <w:iCs/>
+        </w:rPr>
+        <w:t xml:space="preserve">Python Outlier Detection</w:t>
+      </w:r>
+      <w:r>
+        <w:t xml:space="preserve">): Librería de Python que implementa más de 40 algoritmos de detección de outliers con una API estandarizada compatible con scikit-learn (Zhao et al., 2019).</w:t>
+      </w:r>
+    </w:p>
+    <w:p>
+      <w:pPr>
+        <w:pStyle w:val="BodyText"/>
+      </w:pPr>
+      <w:r>
+        <w:rPr>
+          <w:b/>
+          <w:bCs/>
+        </w:rPr>
+        <w:t xml:space="preserve">RAG</w:t>
+      </w:r>
+      <w:r>
+        <w:t xml:space="preserve"> </w:t>
+      </w:r>
+      <w:r>
+        <w:t xml:space="preserve">(</w:t>
+      </w:r>
+      <w:r>
+        <w:rPr>
+          <w:i/>
+          <w:iCs/>
+        </w:rPr>
+        <w:t xml:space="preserve">Retrieval-Augmented Generation</w:t>
+      </w:r>
+      <w:r>
+        <w:t xml:space="preserve">): Arquitectura para modelos de lenguaje que separa el conocimiento factual del modelo generativo, recuperando documentos relevantes de una base de conocimiento externa para anclar las respuestas y mitigar alucinaciones.</w:t>
+      </w:r>
+    </w:p>
+    <w:p>
+      <w:pPr>
+        <w:pStyle w:val="BodyText"/>
+      </w:pPr>
+      <w:r>
+        <w:rPr>
+          <w:b/>
+          <w:bCs/>
+        </w:rPr>
+        <w:t xml:space="preserve">Resolución SBS N° 053-2023</w:t>
+      </w:r>
+      <w:r>
+        <w:t xml:space="preserve">: Resolución de la Superintendencia de Banca, Seguros y AFP del Perú que establece lineamientos de gestión de riesgos de modelos para entidades supervisadas. En esta tesis se utiliza como referencia nacional de buenas prácticas para trazabilidad, validación y monitoreo, no como obligación directa para empresas agroexportadoras.</w:t>
+      </w:r>
+    </w:p>
+    <w:p>
+      <w:pPr>
+        <w:pStyle w:val="BodyText"/>
+      </w:pPr>
+      <w:r>
+        <w:rPr>
+          <w:b/>
+          <w:bCs/>
+        </w:rPr>
+        <w:t xml:space="preserve">ROUGE</w:t>
+      </w:r>
+      <w:r>
+        <w:t xml:space="preserve"> </w:t>
+      </w:r>
+      <w:r>
+        <w:t xml:space="preserve">(</w:t>
+      </w:r>
+      <w:r>
+        <w:rPr>
+          <w:i/>
+          <w:iCs/>
+        </w:rPr>
+        <w:t xml:space="preserve">Recall-Oriented Understudy for Gisting Evaluation</w:t>
+      </w:r>
+      <w:r>
+        <w:t xml:space="preserve">): Conjunto de métricas para evaluación automática de resúmenes y textos generados mediante comparación de superposición de n-gramas con un texto de referencia humano.</w:t>
+      </w:r>
+    </w:p>
+    <w:p>
+      <w:pPr>
+        <w:pStyle w:val="BodyText"/>
+      </w:pPr>
+      <w:r>
+        <w:rPr>
+          <w:b/>
+          <w:bCs/>
+        </w:rPr>
+        <w:t xml:space="preserve">SHAP</w:t>
+      </w:r>
+      <w:r>
+        <w:t xml:space="preserve"> </w:t>
+      </w:r>
+      <w:r>
+        <w:t xml:space="preserve">(</w:t>
+      </w:r>
+      <w:r>
+        <w:rPr>
+          <w:i/>
+          <w:iCs/>
+        </w:rPr>
+        <w:t xml:space="preserve">SHapley Additive exPlanations</w:t>
+      </w:r>
+      <w:r>
+        <w:t xml:space="preserve">): Marco de explicabilidad post-hoc que asigna a cada feature una contribución marginal promediada sobre todas las coaliciones posibles, garantizando consistencia axiomática (Lundberg &amp; Lee, 2017).</w:t>
+      </w:r>
+    </w:p>
+    <w:p>
+      <w:pPr>
+        <w:pStyle w:val="BodyText"/>
+      </w:pPr>
+      <w:r>
+        <w:rPr>
+          <w:b/>
+          <w:bCs/>
+        </w:rPr>
+        <w:t xml:space="preserve">SHAP Stability Index</w:t>
+      </w:r>
+      <w:r>
+        <w:t xml:space="preserve">: Métrica de coherencia de explicaciones SHAP entre instancias similares, que certifica que el modelo asigna importancias consistentes a features semejantes, requisito en contextos forenses.</w:t>
+      </w:r>
+    </w:p>
+    <w:p>
+      <w:pPr>
+        <w:pStyle w:val="BodyText"/>
+      </w:pPr>
+      <w:r>
+        <w:rPr>
+          <w:b/>
+          <w:bCs/>
+        </w:rPr>
+        <w:t xml:space="preserve">TFT</w:t>
+      </w:r>
+      <w:r>
+        <w:t xml:space="preserve"> </w:t>
+      </w:r>
+      <w:r>
+        <w:t xml:space="preserve">(</w:t>
+      </w:r>
+      <w:r>
+        <w:rPr>
+          <w:i/>
+          <w:iCs/>
+        </w:rPr>
+        <w:t xml:space="preserve">Temporal Fusion Transformer</w:t>
+      </w:r>
+      <w:r>
+        <w:t xml:space="preserve">): Arquitectura de Transformer para forecasting multi-horizonte interpretable con covariables exógenas, mecanismo de gating y predicción por cuantiles (Lim et al., 2021).</w:t>
+      </w:r>
+    </w:p>
+    <w:p>
+      <w:pPr>
+        <w:pStyle w:val="BodyText"/>
+      </w:pPr>
+      <w:r>
+        <w:rPr>
+          <w:b/>
+          <w:bCs/>
+        </w:rPr>
+        <w:t xml:space="preserve">TreeSHAP</w:t>
+      </w:r>
+      <w:r>
+        <w:t xml:space="preserve">: Algoritmo exacto para el cálculo de valores SHAP en modelos basados en árboles, con complejidad O(TLD²), que hace viable la explicabilidad en GBDT de producción con millones de transacciones.</w:t>
+      </w:r>
+    </w:p>
+    <w:p>
+      <w:pPr>
+        <w:pStyle w:val="BodyText"/>
+      </w:pPr>
+      <w:r>
+        <w:rPr>
+          <w:b/>
+          <w:bCs/>
+        </w:rPr>
+        <w:t xml:space="preserve">XGBoost</w:t>
+      </w:r>
+      <w:r>
+        <w:t xml:space="preserve"> </w:t>
+      </w:r>
+      <w:r>
+        <w:t xml:space="preserve">(</w:t>
+      </w:r>
+      <w:r>
+        <w:rPr>
+          <w:i/>
+          <w:iCs/>
+        </w:rPr>
+        <w:t xml:space="preserve">eXtreme Gradient Boosting</w:t>
+      </w:r>
+      <w:r>
+        <w:t xml:space="preserve">): Implementación escalable de gradient boosting (Chen &amp; Guestrin, 2016) con regularización L1/L2, manejo nativo de valores faltantes y paralelización por columnas; baseline universal en competencias de ML con datos tabulares.</w:t>
+      </w:r>
+    </w:p>
+    <w:p>
+      <w:r>
         <w:pict>
           <v:rect style="width:0;height:1.5pt" o:hralign="center" o:hrstd="t" o:hr="t"/>
         </w:pict>
       </w:r>
     </w:p>
-    <w:bookmarkEnd w:id="135"/>
-    <w:bookmarkStart w:id="136" w:name="glosario-de-términos"/>
+    <w:p>
+      <w:r>
+        <w:br w:type="page"/>
+      </w:r>
+    </w:p>
+    <w:bookmarkEnd w:id="136"/>
+    <w:bookmarkStart w:id="137" w:name="referencias-bibliográficas"/>
     <w:p>
       <w:pPr>
         <w:pStyle w:val="Ttulo1"/>
       </w:pPr>
       <w:r>
-        <w:t xml:space="preserve">GLOSARIO DE TÉRMINOS</w:t>
+        <w:t xml:space="preserve">REFERENCIAS BIBLIOGRÁFICAS</w:t>
       </w:r>
     </w:p>
     <w:p>
@@ -18936,27 +19530,20 @@
         <w:pStyle w:val="FirstParagraph"/>
       </w:pPr>
       <w:r>
-        <w:rPr>
-          <w:b/>
-          <w:bCs/>
-        </w:rPr>
-        <w:t xml:space="preserve">ADBench</w:t>
-      </w:r>
-      <w:r>
-        <w:t xml:space="preserve"> </w:t>
-      </w:r>
-      <w:r>
-        <w:t xml:space="preserve">(</w:t>
+        <w:t xml:space="preserve">Almalki, F., &amp; Masud, M. (2025).</w:t>
+      </w:r>
+      <w:r>
+        <w:t xml:space="preserve"> </w:t>
       </w:r>
       <w:r>
         <w:rPr>
           <w:i/>
           <w:iCs/>
         </w:rPr>
-        <w:t xml:space="preserve">Anomaly Detection Benchmark</w:t>
-      </w:r>
-      <w:r>
-        <w:t xml:space="preserve">): Benchmark sistemático para evaluación comparativa de algoritmos de detección de anomalías, propuesto por Han et al. (2022), que cubre 57 datasets y 30 algoritmos bajo tres niveles de supervisión.</w:t>
+        <w:t xml:space="preserve">Financial fraud detection using explainable AI and stacking ensemble methods</w:t>
+      </w:r>
+      <w:r>
+        <w:t xml:space="preserve">. arXiv preprint arXiv:2505.10050.</w:t>
       </w:r>
     </w:p>
     <w:p>
@@ -18964,42 +19551,20 @@
         <w:pStyle w:val="BodyText"/>
       </w:pPr>
       <w:r>
-        <w:rPr>
-          <w:b/>
-          <w:bCs/>
-        </w:rPr>
-        <w:t xml:space="preserve">Alucinación (LLM)</w:t>
-      </w:r>
-      <w:r>
-        <w:t xml:space="preserve">: Fenómeno en el que un modelo de lenguaje genera texto coherente en forma pero incorrecto en contenido, incluyendo afirmaciones factuales erróneas, citas inexistentes o cifras fabricadas.</w:t>
-      </w:r>
-    </w:p>
-    <w:p>
-      <w:pPr>
-        <w:pStyle w:val="BodyText"/>
-      </w:pPr>
-      <w:r>
-        <w:rPr>
-          <w:b/>
-          <w:bCs/>
-        </w:rPr>
-        <w:t xml:space="preserve">AUC-PR</w:t>
-      </w:r>
-      <w:r>
-        <w:t xml:space="preserve"> </w:t>
-      </w:r>
-      <w:r>
-        <w:t xml:space="preserve">(</w:t>
+        <w:t xml:space="preserve">Ansari, A. F., Stella, L., Turkmen, C., Zhang, X., Mercado, P., Sinha, R., &amp; Bergmeir, C. (2024).</w:t>
+      </w:r>
+      <w:r>
+        <w:t xml:space="preserve"> </w:t>
       </w:r>
       <w:r>
         <w:rPr>
           <w:i/>
           <w:iCs/>
         </w:rPr>
-        <w:t xml:space="preserve">Area Under the Precision-Recall Curve</w:t>
-      </w:r>
-      <w:r>
-        <w:t xml:space="preserve">): Métrica de evaluación para clasificadores en datasets desbalanceados; a diferencia de AUC-ROC, es sensible a la distribución de clases y penaliza los falsos positivos de forma más relevante en contextos de fraude y anomalías raras.</w:t>
+        <w:t xml:space="preserve">Chronos: Learning the language of time series</w:t>
+      </w:r>
+      <w:r>
+        <w:t xml:space="preserve">. arXiv preprint arXiv:2403.07815.</w:t>
       </w:r>
     </w:p>
     <w:p>
@@ -19007,85 +19572,33 @@
         <w:pStyle w:val="BodyText"/>
       </w:pPr>
       <w:r>
-        <w:rPr>
-          <w:b/>
-          <w:bCs/>
-        </w:rPr>
-        <w:t xml:space="preserve">BAF Benchmark</w:t>
-      </w:r>
-      <w:r>
-        <w:t xml:space="preserve"> </w:t>
-      </w:r>
-      <w:r>
-        <w:t xml:space="preserve">(</w:t>
+        <w:t xml:space="preserve">Arik, S. O., &amp; Pfister, T. (2021). TabNet: Attentive interpretable tabular learning.</w:t>
+      </w:r>
+      <w:r>
+        <w:t xml:space="preserve"> </w:t>
       </w:r>
       <w:r>
         <w:rPr>
           <w:i/>
           <w:iCs/>
         </w:rPr>
-        <w:t xml:space="preserve">Bank Account Fraud</w:t>
-      </w:r>
-      <w:r>
-        <w:t xml:space="preserve">): Dataset tabular de referencia para fraude bancario con drift temporal y desbalance de clases, publicado por Jesus et al. (2022). En esta tesis se considera únicamente como benchmark metodológico complementario para evaluar robustez tabular, no como validación directa del dominio agroexportador.</w:t>
-      </w:r>
-    </w:p>
-    <w:p>
-      <w:pPr>
-        <w:pStyle w:val="BodyText"/>
-      </w:pPr>
-      <w:r>
-        <w:rPr>
-          <w:b/>
-          <w:bCs/>
-        </w:rPr>
-        <w:t xml:space="preserve">CatBoost</w:t>
-      </w:r>
-      <w:r>
-        <w:t xml:space="preserve">: Algoritmo GBDT desarrollado por Yandex (Prokhorenkova et al., 2018) que resuelve el problema de target leakage en variables categóricas mediante Ordered Boosting.</w:t>
-      </w:r>
-    </w:p>
-    <w:p>
-      <w:pPr>
-        <w:pStyle w:val="BodyText"/>
-      </w:pPr>
-      <w:r>
-        <w:rPr>
-          <w:b/>
-          <w:bCs/>
-        </w:rPr>
-        <w:t xml:space="preserve">Concept Drift</w:t>
-      </w:r>
-      <w:r>
-        <w:t xml:space="preserve">: Cambio en la distribución estadística de los datos a lo largo del tiempo que degrada el rendimiento de modelos entrenados con datos históricos; particularmente relevante en detección de fraude y anomalías operativas.</w:t>
-      </w:r>
-    </w:p>
-    <w:p>
-      <w:pPr>
-        <w:pStyle w:val="BodyText"/>
-      </w:pPr>
-      <w:r>
-        <w:rPr>
-          <w:b/>
-          <w:bCs/>
-        </w:rPr>
-        <w:t xml:space="preserve">Deep SVDD</w:t>
-      </w:r>
-      <w:r>
-        <w:t xml:space="preserve"> </w:t>
-      </w:r>
-      <w:r>
-        <w:t xml:space="preserve">(</w:t>
+        <w:t xml:space="preserve">Proceedings of the AAAI Conference on Artificial Intelligence</w:t>
+      </w:r>
+      <w:r>
+        <w:t xml:space="preserve">,</w:t>
+      </w:r>
+      <w:r>
+        <w:t xml:space="preserve"> </w:t>
       </w:r>
       <w:r>
         <w:rPr>
           <w:i/>
           <w:iCs/>
         </w:rPr>
-        <w:t xml:space="preserve">Deep Support Vector Data Description</w:t>
-      </w:r>
-      <w:r>
-        <w:t xml:space="preserve">): Método de detección de anomalías basado en redes neuronales que aprende una hipersfera mínima en el espacio latente que contiene los datos normales (Ruff et al., 2018).</w:t>
+        <w:t xml:space="preserve">35</w:t>
+      </w:r>
+      <w:r>
+        <w:t xml:space="preserve">(8), 6679–6687. https://doi.org/10.1609/aaai.v35i8.16842</w:t>
       </w:r>
     </w:p>
     <w:p>
@@ -19093,27 +19606,20 @@
         <w:pStyle w:val="BodyText"/>
       </w:pPr>
       <w:r>
-        <w:rPr>
-          <w:b/>
-          <w:bCs/>
-        </w:rPr>
-        <w:t xml:space="preserve">ECOD</w:t>
-      </w:r>
-      <w:r>
-        <w:t xml:space="preserve"> </w:t>
-      </w:r>
-      <w:r>
-        <w:t xml:space="preserve">(</w:t>
+        <w:t xml:space="preserve">Barclays Research. (2025).</w:t>
+      </w:r>
+      <w:r>
+        <w:t xml:space="preserve"> </w:t>
       </w:r>
       <w:r>
         <w:rPr>
           <w:i/>
           <w:iCs/>
         </w:rPr>
-        <w:t xml:space="preserve">Empirical Cumulative distribution functions Outlier Detection</w:t>
-      </w:r>
-      <w:r>
-        <w:t xml:space="preserve">): Detector de anomalías sin parámetros basado en distribuciones empíricas acumuladas (Li et al., 2022), notable por su ausencia de hiperparámetros a calibrar.</w:t>
+        <w:t xml:space="preserve">Beyond the black box: Interpretability of LLMs in finance</w:t>
+      </w:r>
+      <w:r>
+        <w:t xml:space="preserve">. arXiv preprint arXiv:2505.24650.</w:t>
       </w:r>
     </w:p>
     <w:p>
@@ -19121,55 +19627,33 @@
         <w:pStyle w:val="BodyText"/>
       </w:pPr>
       <w:r>
-        <w:rPr>
-          <w:b/>
-          <w:bCs/>
-        </w:rPr>
-        <w:t xml:space="preserve">EU AI Act</w:t>
-      </w:r>
-      <w:r>
-        <w:t xml:space="preserve"> </w:t>
-      </w:r>
-      <w:r>
-        <w:t xml:space="preserve">(</w:t>
+        <w:t xml:space="preserve">Breunig, M. M., Kriegel, H.-P., Ng, R. T., &amp; Sander, J. (2000). LOF: Identifying density-based local outliers.</w:t>
+      </w:r>
+      <w:r>
+        <w:t xml:space="preserve"> </w:t>
       </w:r>
       <w:r>
         <w:rPr>
           <w:i/>
           <w:iCs/>
         </w:rPr>
-        <w:t xml:space="preserve">Reglamento (UE) 2024/1689</w:t>
-      </w:r>
-      <w:r>
-        <w:t xml:space="preserve">): Reglamento europeo de inteligencia artificial que clasifica los sistemas de IA por nivel de riesgo y establece obligaciones de transparencia y explicabilidad en el Artículo 13 para sistemas de alto riesgo.</w:t>
-      </w:r>
-    </w:p>
-    <w:p>
-      <w:pPr>
-        <w:pStyle w:val="BodyText"/>
-      </w:pPr>
-      <w:r>
-        <w:rPr>
-          <w:b/>
-          <w:bCs/>
-        </w:rPr>
-        <w:t xml:space="preserve">GBDT</w:t>
-      </w:r>
-      <w:r>
-        <w:t xml:space="preserve"> </w:t>
-      </w:r>
-      <w:r>
-        <w:t xml:space="preserve">(</w:t>
+        <w:t xml:space="preserve">ACM SIGMOD Record</w:t>
+      </w:r>
+      <w:r>
+        <w:t xml:space="preserve">,</w:t>
+      </w:r>
+      <w:r>
+        <w:t xml:space="preserve"> </w:t>
       </w:r>
       <w:r>
         <w:rPr>
           <w:i/>
           <w:iCs/>
         </w:rPr>
-        <w:t xml:space="preserve">Gradient Boosting Decision Trees</w:t>
-      </w:r>
-      <w:r>
-        <w:t xml:space="preserve">): Familia de algoritmos de aprendizaje supervisado que construyen modelos predictivos mediante la combinación secuencial de árboles de decisión débiles, minimizando una función de pérdida mediante descenso de gradiente funcional.</w:t>
+        <w:t xml:space="preserve">29</w:t>
+      </w:r>
+      <w:r>
+        <w:t xml:space="preserve">(2), 93–104. https://doi.org/10.1145/342009.335388</w:t>
       </w:r>
     </w:p>
     <w:p>
@@ -19177,57 +19661,20 @@
         <w:pStyle w:val="BodyText"/>
       </w:pPr>
       <w:r>
-        <w:rPr>
-          <w:b/>
-          <w:bCs/>
-        </w:rPr>
-        <w:t xml:space="preserve">Isolation Forest</w:t>
-      </w:r>
-      <w:r>
-        <w:t xml:space="preserve">: Algoritmo de detección de anomalías no supervisado (Liu et al., 2008) que aísla anomalías mediante particionamiento aleatorio del espacio de datos, con complejidad computacional O(n).</w:t>
-      </w:r>
-    </w:p>
-    <w:p>
-      <w:pPr>
-        <w:pStyle w:val="BodyText"/>
-      </w:pPr>
-      <w:r>
-        <w:rPr>
-          <w:b/>
-          <w:bCs/>
-        </w:rPr>
-        <w:t xml:space="preserve">LightGBM</w:t>
-      </w:r>
-      <w:r>
-        <w:t xml:space="preserve">: Algoritmo GBDT de Microsoft (Ke et al., 2017) que acelera el entrenamiento hasta 20× mediante Gradient-based One-Side Sampling y estructuras de datos basadas en histogramas.</w:t>
-      </w:r>
-    </w:p>
-    <w:p>
-      <w:pPr>
-        <w:pStyle w:val="BodyText"/>
-      </w:pPr>
-      <w:r>
-        <w:rPr>
-          <w:b/>
-          <w:bCs/>
-        </w:rPr>
-        <w:t xml:space="preserve">LLM</w:t>
-      </w:r>
-      <w:r>
-        <w:t xml:space="preserve"> </w:t>
-      </w:r>
-      <w:r>
-        <w:t xml:space="preserve">(</w:t>
+        <w:t xml:space="preserve">Center for Audit Quality. (2024).</w:t>
+      </w:r>
+      <w:r>
+        <w:t xml:space="preserve"> </w:t>
       </w:r>
       <w:r>
         <w:rPr>
           <w:i/>
           <w:iCs/>
         </w:rPr>
-        <w:t xml:space="preserve">Large Language Model</w:t>
-      </w:r>
-      <w:r>
-        <w:t xml:space="preserve">): Modelo de lenguaje de gran tamaño entrenado en corpus masivos de texto para aprender distribuciones probabilísticas sobre secuencias de tokens, capaz de realizar tareas de generación, resumen y razonamiento en lenguaje natural.</w:t>
+        <w:t xml:space="preserve">Auditing in the age of generative AI</w:t>
+      </w:r>
+      <w:r>
+        <w:t xml:space="preserve">. CAQ. https://thecaq.org/wp-content/uploads/2024/04/caq_auditing-in-the-age-of-generative-ai__2024-04.pdf</w:t>
       </w:r>
     </w:p>
     <w:p>
@@ -19235,55 +19682,33 @@
         <w:pStyle w:val="BodyText"/>
       </w:pPr>
       <w:r>
-        <w:rPr>
-          <w:b/>
-          <w:bCs/>
-        </w:rPr>
-        <w:t xml:space="preserve">LOF</w:t>
-      </w:r>
-      <w:r>
-        <w:t xml:space="preserve"> </w:t>
-      </w:r>
-      <w:r>
-        <w:t xml:space="preserve">(</w:t>
+        <w:t xml:space="preserve">Challu, C., Olivares, K. G., Oreshkin, B., Garza, F., Mergenthaler-Canseco, M., &amp; Dubrawski, A. (2022). N-HiTS: Neural hierarchical interpolation for time series forecasting.</w:t>
+      </w:r>
+      <w:r>
+        <w:t xml:space="preserve"> </w:t>
       </w:r>
       <w:r>
         <w:rPr>
           <w:i/>
           <w:iCs/>
         </w:rPr>
-        <w:t xml:space="preserve">Local Outlier Factor</w:t>
-      </w:r>
-      <w:r>
-        <w:t xml:space="preserve">): Detector de anomalías basado en densidad local relativa (Breunig et al., 2000) que cuantifica el grado de anomalía de un punto comparando su densidad con la de sus vecinos k-NN.</w:t>
-      </w:r>
-    </w:p>
-    <w:p>
-      <w:pPr>
-        <w:pStyle w:val="BodyText"/>
-      </w:pPr>
-      <w:r>
-        <w:rPr>
-          <w:b/>
-          <w:bCs/>
-        </w:rPr>
-        <w:t xml:space="preserve">MLOps</w:t>
-      </w:r>
-      <w:r>
-        <w:t xml:space="preserve"> </w:t>
-      </w:r>
-      <w:r>
-        <w:t xml:space="preserve">(</w:t>
+        <w:t xml:space="preserve">Advances in Neural Information Processing Systems</w:t>
+      </w:r>
+      <w:r>
+        <w:t xml:space="preserve">,</w:t>
+      </w:r>
+      <w:r>
+        <w:t xml:space="preserve"> </w:t>
       </w:r>
       <w:r>
         <w:rPr>
           <w:i/>
           <w:iCs/>
         </w:rPr>
-        <w:t xml:space="preserve">Machine Learning Operations</w:t>
-      </w:r>
-      <w:r>
-        <w:t xml:space="preserve">): Conjunto de prácticas para gestionar el ciclo de vida completo de modelos ML en producción, incluyendo CI/CD, monitoreo de drift, automatización de reentrenamiento y trazabilidad de versiones.</w:t>
+        <w:t xml:space="preserve">35</w:t>
+      </w:r>
+      <w:r>
+        <w:t xml:space="preserve">. (arXiv:2201.12886)</w:t>
       </w:r>
     </w:p>
     <w:p>
@@ -19291,57 +19716,20 @@
         <w:pStyle w:val="BodyText"/>
       </w:pPr>
       <w:r>
-        <w:rPr>
-          <w:b/>
-          <w:bCs/>
-        </w:rPr>
-        <w:t xml:space="preserve">NIST AI RMF</w:t>
-      </w:r>
-      <w:r>
-        <w:t xml:space="preserve">: Framework de gestión de riesgo para sistemas de IA publicado por el Instituto Nacional de Estándares y Tecnología de EE.UU. (2023), organizado en cuatro funciones: Govern, Map, Measure y Manage.</w:t>
-      </w:r>
-    </w:p>
-    <w:p>
-      <w:pPr>
-        <w:pStyle w:val="BodyText"/>
-      </w:pPr>
-      <w:r>
-        <w:rPr>
-          <w:b/>
-          <w:bCs/>
-        </w:rPr>
-        <w:t xml:space="preserve">PR-AUC</w:t>
-      </w:r>
-      <w:r>
-        <w:t xml:space="preserve">: Ver AUC-PR.</w:t>
-      </w:r>
-    </w:p>
-    <w:p>
-      <w:pPr>
-        <w:pStyle w:val="BodyText"/>
-      </w:pPr>
-      <w:r>
-        <w:rPr>
-          <w:b/>
-          <w:bCs/>
-        </w:rPr>
-        <w:t xml:space="preserve">PyOD</w:t>
-      </w:r>
-      <w:r>
-        <w:t xml:space="preserve"> </w:t>
-      </w:r>
-      <w:r>
-        <w:t xml:space="preserve">(</w:t>
+        <w:t xml:space="preserve">Chen, T., &amp; Guestrin, C. (2016). XGBoost: A scalable tree boosting system.</w:t>
+      </w:r>
+      <w:r>
+        <w:t xml:space="preserve"> </w:t>
       </w:r>
       <w:r>
         <w:rPr>
           <w:i/>
           <w:iCs/>
         </w:rPr>
-        <w:t xml:space="preserve">Python Outlier Detection</w:t>
-      </w:r>
-      <w:r>
-        <w:t xml:space="preserve">): Librería de Python que implementa más de 40 algoritmos de detección de outliers con una API estandarizada compatible con scikit-learn (Zhao et al., 2019).</w:t>
+        <w:t xml:space="preserve">Proceedings of the 22nd ACM SIGKDD International Conference on Knowledge Discovery and Data Mining</w:t>
+      </w:r>
+      <w:r>
+        <w:t xml:space="preserve">, 785–794. https://doi.org/10.1145/2939672.2939785</w:t>
       </w:r>
     </w:p>
     <w:p>
@@ -19349,70 +19737,33 @@
         <w:pStyle w:val="BodyText"/>
       </w:pPr>
       <w:r>
-        <w:rPr>
-          <w:b/>
-          <w:bCs/>
-        </w:rPr>
-        <w:t xml:space="preserve">RAG</w:t>
-      </w:r>
-      <w:r>
-        <w:t xml:space="preserve"> </w:t>
-      </w:r>
-      <w:r>
-        <w:t xml:space="preserve">(</w:t>
+        <w:t xml:space="preserve">Gebru, T., Morgenstern, J., Vecchione, B., Vaughan, J. W., Wallach, H., Daumé III, H., &amp; Crawford, K. (2021). Datasheets for datasets.</w:t>
+      </w:r>
+      <w:r>
+        <w:t xml:space="preserve"> </w:t>
       </w:r>
       <w:r>
         <w:rPr>
           <w:i/>
           <w:iCs/>
         </w:rPr>
-        <w:t xml:space="preserve">Retrieval-Augmented Generation</w:t>
-      </w:r>
-      <w:r>
-        <w:t xml:space="preserve">): Arquitectura para modelos de lenguaje que separa el conocimiento factual del modelo generativo, recuperando documentos relevantes de una base de conocimiento externa para anclar las respuestas y mitigar alucinaciones.</w:t>
-      </w:r>
-    </w:p>
-    <w:p>
-      <w:pPr>
-        <w:pStyle w:val="BodyText"/>
-      </w:pPr>
-      <w:r>
-        <w:rPr>
-          <w:b/>
-          <w:bCs/>
-        </w:rPr>
-        <w:t xml:space="preserve">Resolución SBS N° 053-2023</w:t>
-      </w:r>
-      <w:r>
-        <w:t xml:space="preserve">: Resolución de la Superintendencia de Banca, Seguros y AFP del Perú que establece lineamientos de gestión de riesgos de modelos para entidades supervisadas. En esta tesis se utiliza como referencia nacional de buenas prácticas para trazabilidad, validación y monitoreo, no como obligación directa para empresas agroexportadoras.</w:t>
-      </w:r>
-    </w:p>
-    <w:p>
-      <w:pPr>
-        <w:pStyle w:val="BodyText"/>
-      </w:pPr>
-      <w:r>
-        <w:rPr>
-          <w:b/>
-          <w:bCs/>
-        </w:rPr>
-        <w:t xml:space="preserve">ROUGE</w:t>
-      </w:r>
-      <w:r>
-        <w:t xml:space="preserve"> </w:t>
-      </w:r>
-      <w:r>
-        <w:t xml:space="preserve">(</w:t>
+        <w:t xml:space="preserve">Communications of the ACM</w:t>
+      </w:r>
+      <w:r>
+        <w:t xml:space="preserve">,</w:t>
+      </w:r>
+      <w:r>
+        <w:t xml:space="preserve"> </w:t>
       </w:r>
       <w:r>
         <w:rPr>
           <w:i/>
           <w:iCs/>
         </w:rPr>
-        <w:t xml:space="preserve">Recall-Oriented Understudy for Gisting Evaluation</w:t>
-      </w:r>
-      <w:r>
-        <w:t xml:space="preserve">): Conjunto de métricas para evaluación automática de resúmenes y textos generados mediante comparación de superposición de n-gramas con un texto de referencia humano.</w:t>
+        <w:t xml:space="preserve">64</w:t>
+      </w:r>
+      <w:r>
+        <w:t xml:space="preserve">(12), 86–92. https://doi.org/10.1145/3458723</w:t>
       </w:r>
     </w:p>
     <w:p>
@@ -19420,27 +19771,20 @@
         <w:pStyle w:val="BodyText"/>
       </w:pPr>
       <w:r>
-        <w:rPr>
-          <w:b/>
-          <w:bCs/>
-        </w:rPr>
-        <w:t xml:space="preserve">SHAP</w:t>
-      </w:r>
-      <w:r>
-        <w:t xml:space="preserve"> </w:t>
-      </w:r>
-      <w:r>
-        <w:t xml:space="preserve">(</w:t>
+        <w:t xml:space="preserve">Gorishniy, Y., Rubashevskiy, I., Khrulkov, V., &amp; Babenko, A. (2021). Revisiting deep learning models for tabular data.</w:t>
+      </w:r>
+      <w:r>
+        <w:t xml:space="preserve"> </w:t>
       </w:r>
       <w:r>
         <w:rPr>
           <w:i/>
           <w:iCs/>
         </w:rPr>
-        <w:t xml:space="preserve">SHapley Additive exPlanations</w:t>
-      </w:r>
-      <w:r>
-        <w:t xml:space="preserve">): Marco de explicabilidad post-hoc que asigna a cada feature una contribución marginal promediada sobre todas las coaliciones posibles, garantizando consistencia axiomática (Lundberg &amp; Lee, 2017).</w:t>
+        <w:t xml:space="preserve">Advances in Neural Information Processing Systems 34 (NeurIPS)</w:t>
+      </w:r>
+      <w:r>
+        <w:t xml:space="preserve">, 8946–8959.</w:t>
       </w:r>
     </w:p>
     <w:p>
@@ -19448,42 +19792,20 @@
         <w:pStyle w:val="BodyText"/>
       </w:pPr>
       <w:r>
-        <w:rPr>
-          <w:b/>
-          <w:bCs/>
-        </w:rPr>
-        <w:t xml:space="preserve">SHAP Stability Index</w:t>
-      </w:r>
-      <w:r>
-        <w:t xml:space="preserve">: Métrica de coherencia de explicaciones SHAP entre instancias similares, que certifica que el modelo asigna importancias consistentes a features semejantes, requisito en contextos forenses.</w:t>
-      </w:r>
-    </w:p>
-    <w:p>
-      <w:pPr>
-        <w:pStyle w:val="BodyText"/>
-      </w:pPr>
-      <w:r>
-        <w:rPr>
-          <w:b/>
-          <w:bCs/>
-        </w:rPr>
-        <w:t xml:space="preserve">TFT</w:t>
-      </w:r>
-      <w:r>
-        <w:t xml:space="preserve"> </w:t>
-      </w:r>
-      <w:r>
-        <w:t xml:space="preserve">(</w:t>
+        <w:t xml:space="preserve">Grinsztajn, L., Oyallon, E., &amp; Varoquaux, G. (2022). Why do tree-based models still outperform deep learning on tabular data?</w:t>
+      </w:r>
+      <w:r>
+        <w:t xml:space="preserve"> </w:t>
       </w:r>
       <w:r>
         <w:rPr>
           <w:i/>
           <w:iCs/>
         </w:rPr>
-        <w:t xml:space="preserve">Temporal Fusion Transformer</w:t>
-      </w:r>
-      <w:r>
-        <w:t xml:space="preserve">): Arquitectura de Transformer para forecasting multi-horizonte interpretable con covariables exógenas, mecanismo de gating y predicción por cuantiles (Lim et al., 2021).</w:t>
+        <w:t xml:space="preserve">Advances in Neural Information Processing Systems 35 (NeurIPS)</w:t>
+      </w:r>
+      <w:r>
+        <w:t xml:space="preserve">, 507–520.</w:t>
       </w:r>
     </w:p>
     <w:p>
@@ -19491,42 +19813,932 @@
         <w:pStyle w:val="BodyText"/>
       </w:pPr>
       <w:r>
-        <w:rPr>
-          <w:b/>
-          <w:bCs/>
-        </w:rPr>
-        <w:t xml:space="preserve">TreeSHAP</w:t>
-      </w:r>
-      <w:r>
-        <w:t xml:space="preserve">: Algoritmo exacto para el cálculo de valores SHAP en modelos basados en árboles, con complejidad O(TLD²), que hace viable la explicabilidad en GBDT de producción con millones de transacciones.</w:t>
-      </w:r>
-    </w:p>
-    <w:p>
-      <w:pPr>
-        <w:pStyle w:val="BodyText"/>
-      </w:pPr>
-      <w:r>
-        <w:rPr>
-          <w:b/>
-          <w:bCs/>
-        </w:rPr>
-        <w:t xml:space="preserve">XGBoost</w:t>
-      </w:r>
-      <w:r>
-        <w:t xml:space="preserve"> </w:t>
-      </w:r>
-      <w:r>
-        <w:t xml:space="preserve">(</w:t>
+        <w:t xml:space="preserve">Han, X., Hu, Y., Venevdev, L., Liu, M., Wen, Q., &amp; Zhang, Y. (2022). ADBench: Anomaly detection benchmark.</w:t>
+      </w:r>
+      <w:r>
+        <w:t xml:space="preserve"> </w:t>
       </w:r>
       <w:r>
         <w:rPr>
           <w:i/>
           <w:iCs/>
         </w:rPr>
-        <w:t xml:space="preserve">eXtreme Gradient Boosting</w:t>
-      </w:r>
-      <w:r>
-        <w:t xml:space="preserve">): Implementación escalable de gradient boosting (Chen &amp; Guestrin, 2016) con regularización L1/L2, manejo nativo de valores faltantes y paralelización por columnas; baseline universal en competencias de ML con datos tabulares.</w:t>
+        <w:t xml:space="preserve">Advances in Neural Information Processing Systems</w:t>
+      </w:r>
+      <w:r>
+        <w:t xml:space="preserve">,</w:t>
+      </w:r>
+      <w:r>
+        <w:t xml:space="preserve"> </w:t>
+      </w:r>
+      <w:r>
+        <w:rPr>
+          <w:i/>
+          <w:iCs/>
+        </w:rPr>
+        <w:t xml:space="preserve">35</w:t>
+      </w:r>
+      <w:r>
+        <w:t xml:space="preserve">.</w:t>
+      </w:r>
+    </w:p>
+    <w:p>
+      <w:pPr>
+        <w:pStyle w:val="BodyText"/>
+      </w:pPr>
+      <w:r>
+        <w:t xml:space="preserve">Hegselmann, S., Buendia, A., Lang, H., Agrawal, M., Jiang, X., &amp; Sontag, D. (2022). TabLLM: Few-shot classification of tabular data with large language models. arXiv preprint arXiv:2210.10723.</w:t>
+      </w:r>
+    </w:p>
+    <w:p>
+      <w:pPr>
+        <w:pStyle w:val="BodyText"/>
+      </w:pPr>
+      <w:r>
+        <w:t xml:space="preserve">Hyndman, R. J., &amp; Khandakar, Y. (2008). Automatic time series forecasting: The forecast package for R.</w:t>
+      </w:r>
+      <w:r>
+        <w:t xml:space="preserve"> </w:t>
+      </w:r>
+      <w:r>
+        <w:rPr>
+          <w:i/>
+          <w:iCs/>
+        </w:rPr>
+        <w:t xml:space="preserve">Journal of Statistical Software</w:t>
+      </w:r>
+      <w:r>
+        <w:t xml:space="preserve">,</w:t>
+      </w:r>
+      <w:r>
+        <w:t xml:space="preserve"> </w:t>
+      </w:r>
+      <w:r>
+        <w:rPr>
+          <w:i/>
+          <w:iCs/>
+        </w:rPr>
+        <w:t xml:space="preserve">27</w:t>
+      </w:r>
+      <w:r>
+        <w:t xml:space="preserve">(3), 1–22. https://doi.org/10.18637/jss.v027.i03</w:t>
+      </w:r>
+    </w:p>
+    <w:p>
+      <w:pPr>
+        <w:pStyle w:val="BodyText"/>
+      </w:pPr>
+      <w:r>
+        <w:t xml:space="preserve">Jesus, S., Pombal, J., Alves, D., Cruz, A., Saleiro, P., Ribeiro, R. P., Gama, J., &amp; Bizarro, P. (2022).</w:t>
+      </w:r>
+      <w:r>
+        <w:t xml:space="preserve"> </w:t>
+      </w:r>
+      <w:r>
+        <w:rPr>
+          <w:i/>
+          <w:iCs/>
+        </w:rPr>
+        <w:t xml:space="preserve">Turning the tables: Biased, imbalanced, dynamic tabular datasets for ML evaluation</w:t>
+      </w:r>
+      <w:r>
+        <w:t xml:space="preserve">. arXiv preprint arXiv:2211.13358. [NeurIPS 2022]</w:t>
+      </w:r>
+    </w:p>
+    <w:p>
+      <w:pPr>
+        <w:pStyle w:val="BodyText"/>
+      </w:pPr>
+      <w:r>
+        <w:t xml:space="preserve">Kadir, M. A., Macharla Vasu, S. S., Nair, S. S., &amp; Sonntag, D. (2025). AuditCopilot: Leveraging LLMs for fraud detection in double-entry bookkeeping. arXiv preprint arXiv:2512.02726. https://doi.org/10.48550/arXiv.2512.02726</w:t>
+      </w:r>
+    </w:p>
+    <w:p>
+      <w:pPr>
+        <w:pStyle w:val="BodyText"/>
+      </w:pPr>
+      <w:r>
+        <w:t xml:space="preserve">Ke, G., Meng, Q., Finley, T., Wang, T., Chen, W., Ma, W., Ye, Q., &amp; Liu, T.-Y. (2017). LightGBM: A highly efficient gradient boosting decision tree.</w:t>
+      </w:r>
+      <w:r>
+        <w:t xml:space="preserve"> </w:t>
+      </w:r>
+      <w:r>
+        <w:rPr>
+          <w:i/>
+          <w:iCs/>
+        </w:rPr>
+        <w:t xml:space="preserve">Advances in Neural Information Processing Systems 30 (NeurIPS)</w:t>
+      </w:r>
+      <w:r>
+        <w:t xml:space="preserve">, 3146–3154.</w:t>
+      </w:r>
+    </w:p>
+    <w:p>
+      <w:pPr>
+        <w:pStyle w:val="BodyText"/>
+      </w:pPr>
+      <w:r>
+        <w:t xml:space="preserve">Kreuzberger, D., Kühl, N., &amp; Hirschl, G. (2022). MLOps: Overview, definition, and architecture.</w:t>
+      </w:r>
+      <w:r>
+        <w:t xml:space="preserve"> </w:t>
+      </w:r>
+      <w:r>
+        <w:rPr>
+          <w:i/>
+          <w:iCs/>
+        </w:rPr>
+        <w:t xml:space="preserve">IEEE Access</w:t>
+      </w:r>
+      <w:r>
+        <w:t xml:space="preserve">,</w:t>
+      </w:r>
+      <w:r>
+        <w:t xml:space="preserve"> </w:t>
+      </w:r>
+      <w:r>
+        <w:rPr>
+          <w:i/>
+          <w:iCs/>
+        </w:rPr>
+        <w:t xml:space="preserve">10</w:t>
+      </w:r>
+      <w:r>
+        <w:t xml:space="preserve">, 86995–87010. https://doi.org/10.1109/ACCESS.2022.3197550</w:t>
+      </w:r>
+    </w:p>
+    <w:p>
+      <w:pPr>
+        <w:pStyle w:val="BodyText"/>
+      </w:pPr>
+      <w:r>
+        <w:t xml:space="preserve">Leocádio, D., et al. (2024).</w:t>
+      </w:r>
+      <w:r>
+        <w:t xml:space="preserve"> </w:t>
+      </w:r>
+      <w:r>
+        <w:rPr>
+          <w:i/>
+          <w:iCs/>
+        </w:rPr>
+        <w:t xml:space="preserve">Continuous auditing artificial intelligence framework</w:t>
+      </w:r>
+      <w:r>
+        <w:t xml:space="preserve">. [Pending venue publication]</w:t>
+      </w:r>
+    </w:p>
+    <w:p>
+      <w:pPr>
+        <w:pStyle w:val="BodyText"/>
+      </w:pPr>
+      <w:r>
+        <w:t xml:space="preserve">Lewis, P., Perez, E., Piktus, A., Schwenk, H., Schwab, C., Yeh, C., &amp; Kiela, D. (2020). Retrieval-augmented generation for knowledge-intensive NLP tasks.</w:t>
+      </w:r>
+      <w:r>
+        <w:t xml:space="preserve"> </w:t>
+      </w:r>
+      <w:r>
+        <w:rPr>
+          <w:i/>
+          <w:iCs/>
+        </w:rPr>
+        <w:t xml:space="preserve">Proceedings of the 2020 Conference on Empirical Methods in Natural Language Processing (EMNLP)</w:t>
+      </w:r>
+      <w:r>
+        <w:t xml:space="preserve">, 9457–9474. https://doi.org/10.18653/v1/2020.emnlp-main.727</w:t>
+      </w:r>
+    </w:p>
+    <w:p>
+      <w:pPr>
+        <w:pStyle w:val="BodyText"/>
+      </w:pPr>
+      <w:r>
+        <w:t xml:space="preserve">Li, Z., Zhao, Y., Hu, X., Botta, N., Ionescu, C., &amp; Chen, G. H. (2022). ECOD: Unsupervised outlier detection using empirical cumulative distribution functions.</w:t>
+      </w:r>
+      <w:r>
+        <w:t xml:space="preserve"> </w:t>
+      </w:r>
+      <w:r>
+        <w:rPr>
+          <w:i/>
+          <w:iCs/>
+        </w:rPr>
+        <w:t xml:space="preserve">IEEE Transactions on Knowledge and Data Engineering</w:t>
+      </w:r>
+      <w:r>
+        <w:t xml:space="preserve">,</w:t>
+      </w:r>
+      <w:r>
+        <w:t xml:space="preserve"> </w:t>
+      </w:r>
+      <w:r>
+        <w:rPr>
+          <w:i/>
+          <w:iCs/>
+        </w:rPr>
+        <w:t xml:space="preserve">35</w:t>
+      </w:r>
+      <w:r>
+        <w:t xml:space="preserve">(12), 12181–12193. https://doi.org/10.1109/TKDE.2022.3159580</w:t>
+      </w:r>
+    </w:p>
+    <w:p>
+      <w:pPr>
+        <w:pStyle w:val="BodyText"/>
+      </w:pPr>
+      <w:r>
+        <w:t xml:space="preserve">Lim, B., Arik, S. O., Loeff, N., &amp; Pfister, T. (2021). Temporal fusion transformers for interpretable multi-horizon time series forecasting.</w:t>
+      </w:r>
+      <w:r>
+        <w:t xml:space="preserve"> </w:t>
+      </w:r>
+      <w:r>
+        <w:rPr>
+          <w:i/>
+          <w:iCs/>
+        </w:rPr>
+        <w:t xml:space="preserve">International Conference on Learning Representations (ICLR)</w:t>
+      </w:r>
+      <w:r>
+        <w:t xml:space="preserve">. (arXiv:1912.09300)</w:t>
+      </w:r>
+    </w:p>
+    <w:p>
+      <w:pPr>
+        <w:pStyle w:val="BodyText"/>
+      </w:pPr>
+      <w:r>
+        <w:t xml:space="preserve">Lin, C.-Y. (2004). ROUGE: A package for automatic evaluation of summaries.</w:t>
+      </w:r>
+      <w:r>
+        <w:t xml:space="preserve"> </w:t>
+      </w:r>
+      <w:r>
+        <w:rPr>
+          <w:i/>
+          <w:iCs/>
+        </w:rPr>
+        <w:t xml:space="preserve">Proceedings of the Workshop on Text Summarization Branches Out (ACL 2004)</w:t>
+      </w:r>
+      <w:r>
+        <w:t xml:space="preserve">, 74–81.</w:t>
+      </w:r>
+    </w:p>
+    <w:p>
+      <w:pPr>
+        <w:pStyle w:val="BodyText"/>
+      </w:pPr>
+      <w:r>
+        <w:t xml:space="preserve">Liu, F. T., Ting, K. M., &amp; Zhou, Z.-H. (2008). Isolation forest.</w:t>
+      </w:r>
+      <w:r>
+        <w:t xml:space="preserve"> </w:t>
+      </w:r>
+      <w:r>
+        <w:rPr>
+          <w:i/>
+          <w:iCs/>
+        </w:rPr>
+        <w:t xml:space="preserve">Proceedings of the 8th IEEE International Conference on Data Mining (ICDM)</w:t>
+      </w:r>
+      <w:r>
+        <w:t xml:space="preserve">, 413–422. https://doi.org/10.1109/ICDM.2008.17</w:t>
+      </w:r>
+    </w:p>
+    <w:p>
+      <w:pPr>
+        <w:pStyle w:val="BodyText"/>
+      </w:pPr>
+      <w:r>
+        <w:t xml:space="preserve">Liu, Y., Hu, T., Zhang, H., Wu, H., Wang, S., Ma, L., &amp; Long, M. (2024). iTransformer: Inverted transformers are effective for time series forecasting.</w:t>
+      </w:r>
+      <w:r>
+        <w:t xml:space="preserve"> </w:t>
+      </w:r>
+      <w:r>
+        <w:rPr>
+          <w:i/>
+          <w:iCs/>
+        </w:rPr>
+        <w:t xml:space="preserve">International Conference on Learning Representations (ICLR)</w:t>
+      </w:r>
+      <w:r>
+        <w:t xml:space="preserve">.</w:t>
+      </w:r>
+    </w:p>
+    <w:p>
+      <w:pPr>
+        <w:pStyle w:val="BodyText"/>
+      </w:pPr>
+      <w:r>
+        <w:t xml:space="preserve">Lundberg, S. M., &amp; Lee, S.-I. (2017). A unified approach to interpreting model predictions.</w:t>
+      </w:r>
+      <w:r>
+        <w:t xml:space="preserve"> </w:t>
+      </w:r>
+      <w:r>
+        <w:rPr>
+          <w:i/>
+          <w:iCs/>
+        </w:rPr>
+        <w:t xml:space="preserve">Advances in Neural Information Processing Systems 30 (NeurIPS)</w:t>
+      </w:r>
+      <w:r>
+        <w:t xml:space="preserve">, 4765–4774.</w:t>
+      </w:r>
+    </w:p>
+    <w:p>
+      <w:pPr>
+        <w:pStyle w:val="BodyText"/>
+      </w:pPr>
+      <w:r>
+        <w:t xml:space="preserve">Mitchell, M., Wu, S., Zaldivar, A., Barnes, P., Vasserman, L., Hutchinson, B., Spitzer, E., Raji, I. D., &amp; Gebru, T. (2019). Model cards for model reporting.</w:t>
+      </w:r>
+      <w:r>
+        <w:t xml:space="preserve"> </w:t>
+      </w:r>
+      <w:r>
+        <w:rPr>
+          <w:i/>
+          <w:iCs/>
+        </w:rPr>
+        <w:t xml:space="preserve">Proceedings of the Conference on Fairness, Accountability, and Transparency (FAccT)</w:t>
+      </w:r>
+      <w:r>
+        <w:t xml:space="preserve">, 220–229. https://doi.org/10.1145/3287560.3287596</w:t>
+      </w:r>
+    </w:p>
+    <w:p>
+      <w:pPr>
+        <w:pStyle w:val="BodyText"/>
+      </w:pPr>
+      <w:r>
+        <w:t xml:space="preserve">National Institute of Standards and Technology. (2023).</w:t>
+      </w:r>
+      <w:r>
+        <w:t xml:space="preserve"> </w:t>
+      </w:r>
+      <w:r>
+        <w:rPr>
+          <w:i/>
+          <w:iCs/>
+        </w:rPr>
+        <w:t xml:space="preserve">Artificial intelligence risk management framework (AI RMF 1.0)</w:t>
+      </w:r>
+      <w:r>
+        <w:t xml:space="preserve">. NIST. https://doi.org/10.6028/NIST.AI.600-1</w:t>
+      </w:r>
+    </w:p>
+    <w:p>
+      <w:pPr>
+        <w:pStyle w:val="BodyText"/>
+      </w:pPr>
+      <w:r>
+        <w:t xml:space="preserve">Nie, Y., Nguyen, N. H., Sinthong, P., &amp; Kalagnanam, J. (2023). A time series is worth 64 words: Long-term forecasting with transformers.</w:t>
+      </w:r>
+      <w:r>
+        <w:t xml:space="preserve"> </w:t>
+      </w:r>
+      <w:r>
+        <w:rPr>
+          <w:i/>
+          <w:iCs/>
+        </w:rPr>
+        <w:t xml:space="preserve">International Conference on Learning Representations (ICLR)</w:t>
+      </w:r>
+      <w:r>
+        <w:t xml:space="preserve">.</w:t>
+      </w:r>
+    </w:p>
+    <w:p>
+      <w:pPr>
+        <w:pStyle w:val="BodyText"/>
+      </w:pPr>
+      <w:r>
+        <w:t xml:space="preserve">Oreshkin, B. N., Carpov, D., Chapados, N., &amp; Bengio, Y. (2020). N-BEATS: Neural basis expansion analysis for interpretable time series forecasting.</w:t>
+      </w:r>
+      <w:r>
+        <w:t xml:space="preserve"> </w:t>
+      </w:r>
+      <w:r>
+        <w:rPr>
+          <w:i/>
+          <w:iCs/>
+        </w:rPr>
+        <w:t xml:space="preserve">Proceedings of the 37th International Conference on Machine Learning (ICML)</w:t>
+      </w:r>
+      <w:r>
+        <w:t xml:space="preserve">, 4799–4808. https://doi.org/10.5555/3524938.3525255</w:t>
+      </w:r>
+    </w:p>
+    <w:p>
+      <w:pPr>
+        <w:pStyle w:val="BodyText"/>
+      </w:pPr>
+      <w:r>
+        <w:t xml:space="preserve">Papineni, K., Roukos, S., Ward, T., &amp; Zhu, W.-J. (2002). BLEU: A method for automatic evaluation of machine translation.</w:t>
+      </w:r>
+      <w:r>
+        <w:t xml:space="preserve"> </w:t>
+      </w:r>
+      <w:r>
+        <w:rPr>
+          <w:i/>
+          <w:iCs/>
+        </w:rPr>
+        <w:t xml:space="preserve">Proceedings of the 40th Annual Meeting of the Association for Computational Linguistics (ACL)</w:t>
+      </w:r>
+      <w:r>
+        <w:t xml:space="preserve">, 311–318. https://doi.org/10.3115/1073083.1073135</w:t>
+      </w:r>
+    </w:p>
+    <w:p>
+      <w:pPr>
+        <w:pStyle w:val="BodyText"/>
+      </w:pPr>
+      <w:r>
+        <w:t xml:space="preserve">Park, S. (2024).</w:t>
+      </w:r>
+      <w:r>
+        <w:t xml:space="preserve"> </w:t>
+      </w:r>
+      <w:r>
+        <w:rPr>
+          <w:i/>
+          <w:iCs/>
+        </w:rPr>
+        <w:t xml:space="preserve">LLMs for anomaly validation and report generation in financial systems</w:t>
+      </w:r>
+      <w:r>
+        <w:t xml:space="preserve">. arXiv preprint arXiv:2403.19735.</w:t>
+      </w:r>
+    </w:p>
+    <w:p>
+      <w:pPr>
+        <w:pStyle w:val="BodyText"/>
+      </w:pPr>
+      <w:r>
+        <w:t xml:space="preserve">Patel, R., Khan, F., Silva, B., &amp; Shaturaev, J. (2024). AI-driven continuous auditing and real-time financial monitoring.</w:t>
+      </w:r>
+      <w:r>
+        <w:t xml:space="preserve"> </w:t>
+      </w:r>
+      <w:r>
+        <w:rPr>
+          <w:i/>
+          <w:iCs/>
+        </w:rPr>
+        <w:t xml:space="preserve">International Research Journal of Modernization in Engineering Technology and Science</w:t>
+      </w:r>
+      <w:r>
+        <w:t xml:space="preserve">.</w:t>
+      </w:r>
+    </w:p>
+    <w:p>
+      <w:pPr>
+        <w:pStyle w:val="BodyText"/>
+      </w:pPr>
+      <w:r>
+        <w:t xml:space="preserve">Parlamento Europeo y Consejo de la Unión Europea. (2024).</w:t>
+      </w:r>
+      <w:r>
+        <w:t xml:space="preserve"> </w:t>
+      </w:r>
+      <w:r>
+        <w:rPr>
+          <w:i/>
+          <w:iCs/>
+        </w:rPr>
+        <w:t xml:space="preserve">Reglamento (UE) 2024/1689 por el que se establecen normas armonizadas en materia de inteligencia artificial (Ley de Inteligencia Artificial)</w:t>
+      </w:r>
+      <w:r>
+        <w:t xml:space="preserve">. Diario Oficial de la Unión Europea. https://eur-lex.europa.eu/eli/reg/2024/1689</w:t>
+      </w:r>
+    </w:p>
+    <w:p>
+      <w:pPr>
+        <w:pStyle w:val="BodyText"/>
+      </w:pPr>
+      <w:r>
+        <w:t xml:space="preserve">Prenio, J., &amp; Yong, J. (2024).</w:t>
+      </w:r>
+      <w:r>
+        <w:t xml:space="preserve"> </w:t>
+      </w:r>
+      <w:r>
+        <w:rPr>
+          <w:i/>
+          <w:iCs/>
+        </w:rPr>
+        <w:t xml:space="preserve">Managing explanations: How regulators can address AI explainability</w:t>
+      </w:r>
+      <w:r>
+        <w:t xml:space="preserve">. Bank for International Settlements, Financial Stability Institute. https://www.bis.org/fsi/fsipapers24.pdf</w:t>
+      </w:r>
+    </w:p>
+    <w:p>
+      <w:pPr>
+        <w:pStyle w:val="BodyText"/>
+      </w:pPr>
+      <w:r>
+        <w:t xml:space="preserve">Presidencia del Consejo de Ministros. (2025, septiembre).</w:t>
+      </w:r>
+      <w:r>
+        <w:t xml:space="preserve"> </w:t>
+      </w:r>
+      <w:r>
+        <w:rPr>
+          <w:i/>
+          <w:iCs/>
+        </w:rPr>
+        <w:t xml:space="preserve">Decreto Supremo N° 115-2025-PCM: Reglamento de la Ley N° 31814</w:t>
+      </w:r>
+      <w:r>
+        <w:t xml:space="preserve">. Lima, Perú. https://busquedas.elperuano.pe</w:t>
+      </w:r>
+    </w:p>
+    <w:p>
+      <w:pPr>
+        <w:pStyle w:val="BodyText"/>
+      </w:pPr>
+      <w:r>
+        <w:t xml:space="preserve">Prokhorenkova, L., Gusev, G., Vorobev, A., Dorogush, A. V., &amp; Gulin, A. (2018). CatBoost: Unbiased boosting with categorical features.</w:t>
+      </w:r>
+      <w:r>
+        <w:t xml:space="preserve"> </w:t>
+      </w:r>
+      <w:r>
+        <w:rPr>
+          <w:i/>
+          <w:iCs/>
+        </w:rPr>
+        <w:t xml:space="preserve">Advances in Neural Information Processing Systems 31 (NeurIPS)</w:t>
+      </w:r>
+      <w:r>
+        <w:t xml:space="preserve">, 6638–6648. https://doi.org/10.5555/3327757.3327790</w:t>
+      </w:r>
+    </w:p>
+    <w:p>
+      <w:pPr>
+        <w:pStyle w:val="BodyText"/>
+      </w:pPr>
+      <w:r>
+        <w:t xml:space="preserve">Ribeiro, M. T., Singh, S., &amp; Guestrin, C. (2016).</w:t>
+      </w:r>
+      <w:r>
+        <w:t xml:space="preserve"> </w:t>
+      </w:r>
+      <w:r>
+        <w:t xml:space="preserve">“</w:t>
+      </w:r>
+      <w:r>
+        <w:t xml:space="preserve">Why should I trust you?</w:t>
+      </w:r>
+      <w:r>
+        <w:t xml:space="preserve">”</w:t>
+      </w:r>
+      <w:r>
+        <w:t xml:space="preserve">: Explaining the predictions of any classifier.</w:t>
+      </w:r>
+      <w:r>
+        <w:t xml:space="preserve"> </w:t>
+      </w:r>
+      <w:r>
+        <w:rPr>
+          <w:i/>
+          <w:iCs/>
+        </w:rPr>
+        <w:t xml:space="preserve">Proceedings of the 22nd ACM SIGKDD International Conference on Knowledge Discovery and Data Mining</w:t>
+      </w:r>
+      <w:r>
+        <w:t xml:space="preserve">, 1135–1144. https://doi.org/10.1145/2939672.2939778</w:t>
+      </w:r>
+    </w:p>
+    <w:p>
+      <w:pPr>
+        <w:pStyle w:val="BodyText"/>
+      </w:pPr>
+      <w:r>
+        <w:t xml:space="preserve">Ruff, L., Kauffmann, J. R., Vandermeulen, R. A., Montavon, G., Samek, W., Kloft, M., Dickhaus, T., &amp; Müller, K.-R. (2018). Deep one-class classification.</w:t>
+      </w:r>
+      <w:r>
+        <w:t xml:space="preserve"> </w:t>
+      </w:r>
+      <w:r>
+        <w:rPr>
+          <w:i/>
+          <w:iCs/>
+        </w:rPr>
+        <w:t xml:space="preserve">Proceedings of the 35th International Conference on Machine Learning (ICML)</w:t>
+      </w:r>
+      <w:r>
+        <w:t xml:space="preserve">, 4393–4402.</w:t>
+      </w:r>
+    </w:p>
+    <w:p>
+      <w:pPr>
+        <w:pStyle w:val="BodyText"/>
+      </w:pPr>
+      <w:r>
+        <w:t xml:space="preserve">Schneider, J., et al. (2025). Retrieval-augmented generation (RAG).</w:t>
+      </w:r>
+      <w:r>
+        <w:t xml:space="preserve"> </w:t>
+      </w:r>
+      <w:r>
+        <w:rPr>
+          <w:i/>
+          <w:iCs/>
+        </w:rPr>
+        <w:t xml:space="preserve">Business &amp; Information Systems Engineering</w:t>
+      </w:r>
+      <w:r>
+        <w:t xml:space="preserve">. https://doi.org/10.1007/s12599-025-00945-3</w:t>
+      </w:r>
+    </w:p>
+    <w:p>
+      <w:pPr>
+        <w:pStyle w:val="BodyText"/>
+      </w:pPr>
+      <w:r>
+        <w:t xml:space="preserve">Sculley, D., Holt, G., Golovin, D., Davydov, E., Phillips, T., Ebner, D., Chaudhary, V., &amp; Young, M. (2015). Hidden technical debt in machine learning systems.</w:t>
+      </w:r>
+      <w:r>
+        <w:t xml:space="preserve"> </w:t>
+      </w:r>
+      <w:r>
+        <w:rPr>
+          <w:i/>
+          <w:iCs/>
+        </w:rPr>
+        <w:t xml:space="preserve">Proceedings of the 28th International Conference on Neural Information Processing Systems (NIPS) Workshop</w:t>
+      </w:r>
+      <w:r>
+        <w:t xml:space="preserve">.</w:t>
+      </w:r>
+    </w:p>
+    <w:p>
+      <w:pPr>
+        <w:pStyle w:val="BodyText"/>
+      </w:pPr>
+      <w:r>
+        <w:t xml:space="preserve">Superintendencia de Banca, Seguros y AFP. (2023).</w:t>
+      </w:r>
+      <w:r>
+        <w:t xml:space="preserve"> </w:t>
+      </w:r>
+      <w:r>
+        <w:rPr>
+          <w:i/>
+          <w:iCs/>
+        </w:rPr>
+        <w:t xml:space="preserve">Resolución SBS N° 053-2023: Reglamento de gestión de riesgos de modelo</w:t>
+      </w:r>
+      <w:r>
+        <w:t xml:space="preserve">. Lima, Perú. https://www.sbs.gob.pe</w:t>
+      </w:r>
+    </w:p>
+    <w:p>
+      <w:pPr>
+        <w:pStyle w:val="BodyText"/>
+      </w:pPr>
+      <w:r>
+        <w:t xml:space="preserve">Taylor, S. J., &amp; Letham, B. (2017).</w:t>
+      </w:r>
+      <w:r>
+        <w:t xml:space="preserve"> </w:t>
+      </w:r>
+      <w:r>
+        <w:rPr>
+          <w:i/>
+          <w:iCs/>
+        </w:rPr>
+        <w:t xml:space="preserve">Forecasting at scale</w:t>
+      </w:r>
+      <w:r>
+        <w:t xml:space="preserve">. PeerJ Preprints. https://doi.org/10.7287/peerj.preprints.3190v2</w:t>
+      </w:r>
+    </w:p>
+    <w:p>
+      <w:pPr>
+        <w:pStyle w:val="BodyText"/>
+      </w:pPr>
+      <w:r>
+        <w:t xml:space="preserve">Thanathamathee, P., et al. (2024). SHAP-instance weighting and anchor explainable AI: Enhancing XGBoost for financial fraud detection.</w:t>
+      </w:r>
+      <w:r>
+        <w:t xml:space="preserve"> </w:t>
+      </w:r>
+      <w:r>
+        <w:rPr>
+          <w:i/>
+          <w:iCs/>
+        </w:rPr>
+        <w:t xml:space="preserve">Emerging Science Journal</w:t>
+      </w:r>
+      <w:r>
+        <w:t xml:space="preserve">,</w:t>
+      </w:r>
+      <w:r>
+        <w:t xml:space="preserve"> </w:t>
+      </w:r>
+      <w:r>
+        <w:rPr>
+          <w:i/>
+          <w:iCs/>
+        </w:rPr>
+        <w:t xml:space="preserve">8</w:t>
+      </w:r>
+      <w:r>
+        <w:t xml:space="preserve">(6). https://doi.org/10.28991/ESJ-2024-08-06-024</w:t>
+      </w:r>
+    </w:p>
+    <w:p>
+      <w:pPr>
+        <w:pStyle w:val="BodyText"/>
+      </w:pPr>
+      <w:r>
+        <w:t xml:space="preserve">Tsai, C.-P., et al. (2025).</w:t>
+      </w:r>
+      <w:r>
+        <w:t xml:space="preserve"> </w:t>
+      </w:r>
+      <w:r>
+        <w:rPr>
+          <w:i/>
+          <w:iCs/>
+        </w:rPr>
+        <w:t xml:space="preserve">LLM-based anomaly detection in tabular data</w:t>
+      </w:r>
+      <w:r>
+        <w:t xml:space="preserve">. [Pending venue publication]</w:t>
+      </w:r>
+    </w:p>
+    <w:p>
+      <w:pPr>
+        <w:pStyle w:val="BodyText"/>
+      </w:pPr>
+      <w:r>
+        <w:t xml:space="preserve">Varios autores. (2025).</w:t>
+      </w:r>
+      <w:r>
+        <w:t xml:space="preserve"> </w:t>
+      </w:r>
+      <w:r>
+        <w:rPr>
+          <w:i/>
+          <w:iCs/>
+        </w:rPr>
+        <w:t xml:space="preserve">Hallucination detection and mitigation in large language models</w:t>
+      </w:r>
+      <w:r>
+        <w:t xml:space="preserve">. arXiv preprint arXiv:2601.09929.</w:t>
+      </w:r>
+    </w:p>
+    <w:p>
+      <w:pPr>
+        <w:pStyle w:val="BodyText"/>
+      </w:pPr>
+      <w:r>
+        <w:t xml:space="preserve">Varios autores. (2025). Financial statement fraud detection through an integrated machine learning and explainable AI framework.</w:t>
+      </w:r>
+      <w:r>
+        <w:t xml:space="preserve"> </w:t>
+      </w:r>
+      <w:r>
+        <w:rPr>
+          <w:i/>
+          <w:iCs/>
+        </w:rPr>
+        <w:t xml:space="preserve">Journal of Risk and Financial Management</w:t>
+      </w:r>
+      <w:r>
+        <w:t xml:space="preserve">,</w:t>
+      </w:r>
+      <w:r>
+        <w:t xml:space="preserve"> </w:t>
+      </w:r>
+      <w:r>
+        <w:rPr>
+          <w:i/>
+          <w:iCs/>
+        </w:rPr>
+        <w:t xml:space="preserve">19</w:t>
+      </w:r>
+      <w:r>
+        <w:t xml:space="preserve">(1), 13. https://doi.org/10.3390/jrfm19010013</w:t>
+      </w:r>
+    </w:p>
+    <w:p>
+      <w:pPr>
+        <w:pStyle w:val="BodyText"/>
+      </w:pPr>
+      <w:r>
+        <w:t xml:space="preserve">Varios autores. (2025). Explainable AI for forensic analysis: A comparative study of SHAP and LIME in intrusion detection models.</w:t>
+      </w:r>
+      <w:r>
+        <w:t xml:space="preserve"> </w:t>
+      </w:r>
+      <w:r>
+        <w:rPr>
+          <w:i/>
+          <w:iCs/>
+        </w:rPr>
+        <w:t xml:space="preserve">Applied Sciences</w:t>
+      </w:r>
+      <w:r>
+        <w:t xml:space="preserve">,</w:t>
+      </w:r>
+      <w:r>
+        <w:t xml:space="preserve"> </w:t>
+      </w:r>
+      <w:r>
+        <w:rPr>
+          <w:i/>
+          <w:iCs/>
+        </w:rPr>
+        <w:t xml:space="preserve">15</w:t>
+      </w:r>
+      <w:r>
+        <w:t xml:space="preserve">(13), 7329. https://doi.org/10.3390/app15137329</w:t>
+      </w:r>
+    </w:p>
+    <w:p>
+      <w:pPr>
+        <w:pStyle w:val="BodyText"/>
+      </w:pPr>
+      <w:r>
+        <w:t xml:space="preserve">Waltersdorfer, L., Ekaputra, F. J., Miksa, T., &amp; Sabou, M. (2024). AuditMAI: Towards an infrastructure for continuous AI auditing. arXiv preprint arXiv:2406.14243. https://doi.org/10.48550/arXiv.2406.14243</w:t>
+      </w:r>
+    </w:p>
+    <w:p>
+      <w:pPr>
+        <w:pStyle w:val="BodyText"/>
+      </w:pPr>
+      <w:r>
+        <w:t xml:space="preserve">Zeng, A., Chen, M., Zhang, L., &amp; Xu, Q. (2023). Are transformers effective for time series forecasting?</w:t>
+      </w:r>
+      <w:r>
+        <w:t xml:space="preserve"> </w:t>
+      </w:r>
+      <w:r>
+        <w:rPr>
+          <w:i/>
+          <w:iCs/>
+        </w:rPr>
+        <w:t xml:space="preserve">Proceedings of the AAAI Conference on Artificial Intelligence</w:t>
+      </w:r>
+      <w:r>
+        <w:t xml:space="preserve">,</w:t>
+      </w:r>
+      <w:r>
+        <w:t xml:space="preserve"> </w:t>
+      </w:r>
+      <w:r>
+        <w:rPr>
+          <w:i/>
+          <w:iCs/>
+        </w:rPr>
+        <w:t xml:space="preserve">37</w:t>
+      </w:r>
+      <w:r>
+        <w:t xml:space="preserve">(9), 11121–11128. https://doi.org/10.1609/aaai.v37i9.26317</w:t>
+      </w:r>
+    </w:p>
+    <w:p>
+      <w:pPr>
+        <w:pStyle w:val="BodyText"/>
+      </w:pPr>
+      <w:r>
+        <w:t xml:space="preserve">Zhao, Y., Nasrullah, Z., &amp; Li, Z. (2019). PyOD: A Python toolbox for scalable outlier detection.</w:t>
+      </w:r>
+      <w:r>
+        <w:t xml:space="preserve"> </w:t>
+      </w:r>
+      <w:r>
+        <w:rPr>
+          <w:i/>
+          <w:iCs/>
+        </w:rPr>
+        <w:t xml:space="preserve">Journal of Machine Learning Research</w:t>
+      </w:r>
+      <w:r>
+        <w:t xml:space="preserve">,</w:t>
+      </w:r>
+      <w:r>
+        <w:t xml:space="preserve"> </w:t>
+      </w:r>
+      <w:r>
+        <w:rPr>
+          <w:i/>
+          <w:iCs/>
+        </w:rPr>
+        <w:t xml:space="preserve">20</w:t>
+      </w:r>
+      <w:r>
+        <w:t xml:space="preserve">(96), 1–7.</w:t>
       </w:r>
     </w:p>
     <w:p>
@@ -19536,1246 +20748,6 @@
         </w:pict>
       </w:r>
     </w:p>
-    <w:p>
-      <w:r>
-        <w:pict>
-          <v:rect style="width:0;height:1.5pt" o:hralign="center" o:hrstd="t" o:hr="t"/>
-        </w:pict>
-      </w:r>
-    </w:p>
-    <w:bookmarkEnd w:id="136"/>
-    <w:bookmarkStart w:id="137" w:name="referencias-bibliográficas"/>
-    <w:p>
-      <w:pPr>
-        <w:pStyle w:val="Ttulo1"/>
-      </w:pPr>
-      <w:r>
-        <w:t xml:space="preserve">REFERENCIAS BIBLIOGRÁFICAS</w:t>
-      </w:r>
-    </w:p>
-    <w:p>
-      <w:pPr>
-        <w:pStyle w:val="FirstParagraph"/>
-      </w:pPr>
-      <w:r>
-        <w:t xml:space="preserve">Almalki, F., &amp; Masud, M. (2025).</w:t>
-      </w:r>
-      <w:r>
-        <w:t xml:space="preserve"> </w:t>
-      </w:r>
-      <w:r>
-        <w:rPr>
-          <w:i/>
-          <w:iCs/>
-        </w:rPr>
-        <w:t xml:space="preserve">Financial fraud detection using explainable AI and stacking ensemble methods</w:t>
-      </w:r>
-      <w:r>
-        <w:t xml:space="preserve">. arXiv preprint arXiv:2505.10050.</w:t>
-      </w:r>
-    </w:p>
-    <w:p>
-      <w:pPr>
-        <w:pStyle w:val="BodyText"/>
-      </w:pPr>
-      <w:r>
-        <w:t xml:space="preserve">Ansari, A. F., Stella, L., Turkmen, C., Zhang, X., Mercado, P., Sinha, R., &amp; Bergmeir, C. (2024).</w:t>
-      </w:r>
-      <w:r>
-        <w:t xml:space="preserve"> </w:t>
-      </w:r>
-      <w:r>
-        <w:rPr>
-          <w:i/>
-          <w:iCs/>
-        </w:rPr>
-        <w:t xml:space="preserve">Chronos: Learning the language of time series</w:t>
-      </w:r>
-      <w:r>
-        <w:t xml:space="preserve">. arXiv preprint arXiv:2403.07815.</w:t>
-      </w:r>
-    </w:p>
-    <w:p>
-      <w:pPr>
-        <w:pStyle w:val="BodyText"/>
-      </w:pPr>
-      <w:r>
-        <w:t xml:space="preserve">Arik, S. O., &amp; Pfister, T. (2021). TabNet: Attentive interpretable tabular learning.</w:t>
-      </w:r>
-      <w:r>
-        <w:t xml:space="preserve"> </w:t>
-      </w:r>
-      <w:r>
-        <w:rPr>
-          <w:i/>
-          <w:iCs/>
-        </w:rPr>
-        <w:t xml:space="preserve">Proceedings of the AAAI Conference on Artificial Intelligence</w:t>
-      </w:r>
-      <w:r>
-        <w:t xml:space="preserve">,</w:t>
-      </w:r>
-      <w:r>
-        <w:t xml:space="preserve"> </w:t>
-      </w:r>
-      <w:r>
-        <w:rPr>
-          <w:i/>
-          <w:iCs/>
-        </w:rPr>
-        <w:t xml:space="preserve">35</w:t>
-      </w:r>
-      <w:r>
-        <w:t xml:space="preserve">(8), 6679–6687. https://doi.org/10.1609/aaai.v35i8.16842</w:t>
-      </w:r>
-    </w:p>
-    <w:p>
-      <w:pPr>
-        <w:pStyle w:val="BodyText"/>
-      </w:pPr>
-      <w:r>
-        <w:t xml:space="preserve">Barclays Research. (2025).</w:t>
-      </w:r>
-      <w:r>
-        <w:t xml:space="preserve"> </w:t>
-      </w:r>
-      <w:r>
-        <w:rPr>
-          <w:i/>
-          <w:iCs/>
-        </w:rPr>
-        <w:t xml:space="preserve">Beyond the black box: Interpretability of LLMs in finance</w:t>
-      </w:r>
-      <w:r>
-        <w:t xml:space="preserve">. arXiv preprint arXiv:2505.24650.</w:t>
-      </w:r>
-    </w:p>
-    <w:p>
-      <w:pPr>
-        <w:pStyle w:val="BodyText"/>
-      </w:pPr>
-      <w:r>
-        <w:t xml:space="preserve">Breunig, M. M., Kriegel, H.-P., Ng, R. T., &amp; Sander, J. (2000). LOF: Identifying density-based local outliers.</w:t>
-      </w:r>
-      <w:r>
-        <w:t xml:space="preserve"> </w:t>
-      </w:r>
-      <w:r>
-        <w:rPr>
-          <w:i/>
-          <w:iCs/>
-        </w:rPr>
-        <w:t xml:space="preserve">ACM SIGMOD Record</w:t>
-      </w:r>
-      <w:r>
-        <w:t xml:space="preserve">,</w:t>
-      </w:r>
-      <w:r>
-        <w:t xml:space="preserve"> </w:t>
-      </w:r>
-      <w:r>
-        <w:rPr>
-          <w:i/>
-          <w:iCs/>
-        </w:rPr>
-        <w:t xml:space="preserve">29</w:t>
-      </w:r>
-      <w:r>
-        <w:t xml:space="preserve">(2), 93–104. https://doi.org/10.1145/342009.335388</w:t>
-      </w:r>
-    </w:p>
-    <w:p>
-      <w:pPr>
-        <w:pStyle w:val="BodyText"/>
-      </w:pPr>
-      <w:r>
-        <w:t xml:space="preserve">Center for Audit Quality. (2024).</w:t>
-      </w:r>
-      <w:r>
-        <w:t xml:space="preserve"> </w:t>
-      </w:r>
-      <w:r>
-        <w:rPr>
-          <w:i/>
-          <w:iCs/>
-        </w:rPr>
-        <w:t xml:space="preserve">Auditing in the age of generative AI</w:t>
-      </w:r>
-      <w:r>
-        <w:t xml:space="preserve">. CAQ. https://thecaq.org/wp-content/uploads/2024/04/caq_auditing-in-the-age-of-generative-ai__2024-04.pdf</w:t>
-      </w:r>
-    </w:p>
-    <w:p>
-      <w:pPr>
-        <w:pStyle w:val="BodyText"/>
-      </w:pPr>
-      <w:r>
-        <w:t xml:space="preserve">Challu, C., Olivares, K. G., Oreshkin, B., Garza, F., Mergenthaler-Canseco, M., &amp; Dubrawski, A. (2022). N-HiTS: Neural hierarchical interpolation for time series forecasting.</w:t>
-      </w:r>
-      <w:r>
-        <w:t xml:space="preserve"> </w:t>
-      </w:r>
-      <w:r>
-        <w:rPr>
-          <w:i/>
-          <w:iCs/>
-        </w:rPr>
-        <w:t xml:space="preserve">Advances in Neural Information Processing Systems</w:t>
-      </w:r>
-      <w:r>
-        <w:t xml:space="preserve">,</w:t>
-      </w:r>
-      <w:r>
-        <w:t xml:space="preserve"> </w:t>
-      </w:r>
-      <w:r>
-        <w:rPr>
-          <w:i/>
-          <w:iCs/>
-        </w:rPr>
-        <w:t xml:space="preserve">35</w:t>
-      </w:r>
-      <w:r>
-        <w:t xml:space="preserve">. (arXiv:2201.12886)</w:t>
-      </w:r>
-    </w:p>
-    <w:p>
-      <w:pPr>
-        <w:pStyle w:val="BodyText"/>
-      </w:pPr>
-      <w:r>
-        <w:t xml:space="preserve">Chen, T., &amp; Guestrin, C. (2016). XGBoost: A scalable tree boosting system.</w:t>
-      </w:r>
-      <w:r>
-        <w:t xml:space="preserve"> </w:t>
-      </w:r>
-      <w:r>
-        <w:rPr>
-          <w:i/>
-          <w:iCs/>
-        </w:rPr>
-        <w:t xml:space="preserve">Proceedings of the 22nd ACM SIGKDD International Conference on Knowledge Discovery and Data Mining</w:t>
-      </w:r>
-      <w:r>
-        <w:t xml:space="preserve">, 785–794. https://doi.org/10.1145/2939672.2939785</w:t>
-      </w:r>
-    </w:p>
-    <w:p>
-      <w:pPr>
-        <w:pStyle w:val="BodyText"/>
-      </w:pPr>
-      <w:r>
-        <w:t xml:space="preserve">Gebru, T., Morgenstern, J., Vecchione, B., Vaughan, J. W., Wallach, H., Daumé III, H., &amp; Crawford, K. (2021). Datasheets for datasets.</w:t>
-      </w:r>
-      <w:r>
-        <w:t xml:space="preserve"> </w:t>
-      </w:r>
-      <w:r>
-        <w:rPr>
-          <w:i/>
-          <w:iCs/>
-        </w:rPr>
-        <w:t xml:space="preserve">Communications of the ACM</w:t>
-      </w:r>
-      <w:r>
-        <w:t xml:space="preserve">,</w:t>
-      </w:r>
-      <w:r>
-        <w:t xml:space="preserve"> </w:t>
-      </w:r>
-      <w:r>
-        <w:rPr>
-          <w:i/>
-          <w:iCs/>
-        </w:rPr>
-        <w:t xml:space="preserve">64</w:t>
-      </w:r>
-      <w:r>
-        <w:t xml:space="preserve">(12), 86–92. https://doi.org/10.1145/3458723</w:t>
-      </w:r>
-    </w:p>
-    <w:p>
-      <w:pPr>
-        <w:pStyle w:val="BodyText"/>
-      </w:pPr>
-      <w:r>
-        <w:t xml:space="preserve">Gorishniy, Y., Rubashevskiy, I., Khrulkov, V., &amp; Babenko, A. (2021). Revisiting deep learning models for tabular data.</w:t>
-      </w:r>
-      <w:r>
-        <w:t xml:space="preserve"> </w:t>
-      </w:r>
-      <w:r>
-        <w:rPr>
-          <w:i/>
-          <w:iCs/>
-        </w:rPr>
-        <w:t xml:space="preserve">Advances in Neural Information Processing Systems 34 (NeurIPS)</w:t>
-      </w:r>
-      <w:r>
-        <w:t xml:space="preserve">, 8946–8959.</w:t>
-      </w:r>
-    </w:p>
-    <w:p>
-      <w:pPr>
-        <w:pStyle w:val="BodyText"/>
-      </w:pPr>
-      <w:r>
-        <w:t xml:space="preserve">Grinsztajn, L., Oyallon, E., &amp; Varoquaux, G. (2022). Why do tree-based models still outperform deep learning on tabular data?</w:t>
-      </w:r>
-      <w:r>
-        <w:t xml:space="preserve"> </w:t>
-      </w:r>
-      <w:r>
-        <w:rPr>
-          <w:i/>
-          <w:iCs/>
-        </w:rPr>
-        <w:t xml:space="preserve">Advances in Neural Information Processing Systems 35 (NeurIPS)</w:t>
-      </w:r>
-      <w:r>
-        <w:t xml:space="preserve">, 507–520.</w:t>
-      </w:r>
-    </w:p>
-    <w:p>
-      <w:pPr>
-        <w:pStyle w:val="BodyText"/>
-      </w:pPr>
-      <w:r>
-        <w:t xml:space="preserve">Han, X., Hu, Y., Venevdev, L., Liu, M., Wen, Q., &amp; Zhang, Y. (2022). ADBench: Anomaly detection benchmark.</w:t>
-      </w:r>
-      <w:r>
-        <w:t xml:space="preserve"> </w:t>
-      </w:r>
-      <w:r>
-        <w:rPr>
-          <w:i/>
-          <w:iCs/>
-        </w:rPr>
-        <w:t xml:space="preserve">Advances in Neural Information Processing Systems</w:t>
-      </w:r>
-      <w:r>
-        <w:t xml:space="preserve">,</w:t>
-      </w:r>
-      <w:r>
-        <w:t xml:space="preserve"> </w:t>
-      </w:r>
-      <w:r>
-        <w:rPr>
-          <w:i/>
-          <w:iCs/>
-        </w:rPr>
-        <w:t xml:space="preserve">35</w:t>
-      </w:r>
-      <w:r>
-        <w:t xml:space="preserve">.</w:t>
-      </w:r>
-    </w:p>
-    <w:p>
-      <w:pPr>
-        <w:pStyle w:val="BodyText"/>
-      </w:pPr>
-      <w:r>
-        <w:t xml:space="preserve">Hegselmann, S., Buendia, A., Lang, H., Agrawal, M., Jiang, X., &amp; Sontag, D. (2022). TabLLM: Few-shot classification of tabular data with large language models. arXiv preprint arXiv:2210.10723.</w:t>
-      </w:r>
-    </w:p>
-    <w:p>
-      <w:pPr>
-        <w:pStyle w:val="BodyText"/>
-      </w:pPr>
-      <w:r>
-        <w:t xml:space="preserve">Hyndman, R. J., &amp; Khandakar, Y. (2008). Automatic time series forecasting: The forecast package for R.</w:t>
-      </w:r>
-      <w:r>
-        <w:t xml:space="preserve"> </w:t>
-      </w:r>
-      <w:r>
-        <w:rPr>
-          <w:i/>
-          <w:iCs/>
-        </w:rPr>
-        <w:t xml:space="preserve">Journal of Statistical Software</w:t>
-      </w:r>
-      <w:r>
-        <w:t xml:space="preserve">,</w:t>
-      </w:r>
-      <w:r>
-        <w:t xml:space="preserve"> </w:t>
-      </w:r>
-      <w:r>
-        <w:rPr>
-          <w:i/>
-          <w:iCs/>
-        </w:rPr>
-        <w:t xml:space="preserve">27</w:t>
-      </w:r>
-      <w:r>
-        <w:t xml:space="preserve">(3), 1–22. https://doi.org/10.18637/jss.v027.i03</w:t>
-      </w:r>
-    </w:p>
-    <w:p>
-      <w:pPr>
-        <w:pStyle w:val="BodyText"/>
-      </w:pPr>
-      <w:r>
-        <w:t xml:space="preserve">Jesus, S., Pombal, J., Alves, D., Cruz, A., Saleiro, P., Ribeiro, R. P., Gama, J., &amp; Bizarro, P. (2022).</w:t>
-      </w:r>
-      <w:r>
-        <w:t xml:space="preserve"> </w:t>
-      </w:r>
-      <w:r>
-        <w:rPr>
-          <w:i/>
-          <w:iCs/>
-        </w:rPr>
-        <w:t xml:space="preserve">Turning the tables: Biased, imbalanced, dynamic tabular datasets for ML evaluation</w:t>
-      </w:r>
-      <w:r>
-        <w:t xml:space="preserve">. arXiv preprint arXiv:2211.13358. [NeurIPS 2022]</w:t>
-      </w:r>
-    </w:p>
-    <w:p>
-      <w:pPr>
-        <w:pStyle w:val="BodyText"/>
-      </w:pPr>
-      <w:r>
-        <w:t xml:space="preserve">Kadir, M. A., Macharla Vasu, S. S., Nair, S. S., &amp; Sonntag, D. (2025). AuditCopilot: Leveraging LLMs for fraud detection in double-entry bookkeeping. arXiv preprint arXiv:2512.02726. https://doi.org/10.48550/arXiv.2512.02726</w:t>
-      </w:r>
-    </w:p>
-    <w:p>
-      <w:pPr>
-        <w:pStyle w:val="BodyText"/>
-      </w:pPr>
-      <w:r>
-        <w:t xml:space="preserve">Ke, G., Meng, Q., Finley, T., Wang, T., Chen, W., Ma, W., Ye, Q., &amp; Liu, T.-Y. (2017). LightGBM: A highly efficient gradient boosting decision tree.</w:t>
-      </w:r>
-      <w:r>
-        <w:t xml:space="preserve"> </w:t>
-      </w:r>
-      <w:r>
-        <w:rPr>
-          <w:i/>
-          <w:iCs/>
-        </w:rPr>
-        <w:t xml:space="preserve">Advances in Neural Information Processing Systems 30 (NeurIPS)</w:t>
-      </w:r>
-      <w:r>
-        <w:t xml:space="preserve">, 3146–3154.</w:t>
-      </w:r>
-    </w:p>
-    <w:p>
-      <w:pPr>
-        <w:pStyle w:val="BodyText"/>
-      </w:pPr>
-      <w:r>
-        <w:t xml:space="preserve">Kreuzberger, D., Kühl, N., &amp; Hirschl, G. (2022). MLOps: Overview, definition, and architecture.</w:t>
-      </w:r>
-      <w:r>
-        <w:t xml:space="preserve"> </w:t>
-      </w:r>
-      <w:r>
-        <w:rPr>
-          <w:i/>
-          <w:iCs/>
-        </w:rPr>
-        <w:t xml:space="preserve">IEEE Access</w:t>
-      </w:r>
-      <w:r>
-        <w:t xml:space="preserve">,</w:t>
-      </w:r>
-      <w:r>
-        <w:t xml:space="preserve"> </w:t>
-      </w:r>
-      <w:r>
-        <w:rPr>
-          <w:i/>
-          <w:iCs/>
-        </w:rPr>
-        <w:t xml:space="preserve">10</w:t>
-      </w:r>
-      <w:r>
-        <w:t xml:space="preserve">, 86995–87010. https://doi.org/10.1109/ACCESS.2022.3197550</w:t>
-      </w:r>
-    </w:p>
-    <w:p>
-      <w:pPr>
-        <w:pStyle w:val="BodyText"/>
-      </w:pPr>
-      <w:r>
-        <w:t xml:space="preserve">Leocádio, D., et al. (2024).</w:t>
-      </w:r>
-      <w:r>
-        <w:t xml:space="preserve"> </w:t>
-      </w:r>
-      <w:r>
-        <w:rPr>
-          <w:i/>
-          <w:iCs/>
-        </w:rPr>
-        <w:t xml:space="preserve">Continuous auditing artificial intelligence framework</w:t>
-      </w:r>
-      <w:r>
-        <w:t xml:space="preserve">. [Pending venue publication]</w:t>
-      </w:r>
-    </w:p>
-    <w:p>
-      <w:pPr>
-        <w:pStyle w:val="BodyText"/>
-      </w:pPr>
-      <w:r>
-        <w:t xml:space="preserve">Lewis, P., Perez, E., Piktus, A., Schwenk, H., Schwab, C., Yeh, C., &amp; Kiela, D. (2020). Retrieval-augmented generation for knowledge-intensive NLP tasks.</w:t>
-      </w:r>
-      <w:r>
-        <w:t xml:space="preserve"> </w:t>
-      </w:r>
-      <w:r>
-        <w:rPr>
-          <w:i/>
-          <w:iCs/>
-        </w:rPr>
-        <w:t xml:space="preserve">Proceedings of the 2020 Conference on Empirical Methods in Natural Language Processing (EMNLP)</w:t>
-      </w:r>
-      <w:r>
-        <w:t xml:space="preserve">, 9457–9474. https://doi.org/10.18653/v1/2020.emnlp-main.727</w:t>
-      </w:r>
-    </w:p>
-    <w:p>
-      <w:pPr>
-        <w:pStyle w:val="BodyText"/>
-      </w:pPr>
-      <w:r>
-        <w:t xml:space="preserve">Li, Z., Zhao, Y., Hu, X., Botta, N., Ionescu, C., &amp; Chen, G. H. (2022). ECOD: Unsupervised outlier detection using empirical cumulative distribution functions.</w:t>
-      </w:r>
-      <w:r>
-        <w:t xml:space="preserve"> </w:t>
-      </w:r>
-      <w:r>
-        <w:rPr>
-          <w:i/>
-          <w:iCs/>
-        </w:rPr>
-        <w:t xml:space="preserve">IEEE Transactions on Knowledge and Data Engineering</w:t>
-      </w:r>
-      <w:r>
-        <w:t xml:space="preserve">,</w:t>
-      </w:r>
-      <w:r>
-        <w:t xml:space="preserve"> </w:t>
-      </w:r>
-      <w:r>
-        <w:rPr>
-          <w:i/>
-          <w:iCs/>
-        </w:rPr>
-        <w:t xml:space="preserve">35</w:t>
-      </w:r>
-      <w:r>
-        <w:t xml:space="preserve">(12), 12181–12193. https://doi.org/10.1109/TKDE.2022.3159580</w:t>
-      </w:r>
-    </w:p>
-    <w:p>
-      <w:pPr>
-        <w:pStyle w:val="BodyText"/>
-      </w:pPr>
-      <w:r>
-        <w:t xml:space="preserve">Lim, B., Arik, S. O., Loeff, N., &amp; Pfister, T. (2021). Temporal fusion transformers for interpretable multi-horizon time series forecasting.</w:t>
-      </w:r>
-      <w:r>
-        <w:t xml:space="preserve"> </w:t>
-      </w:r>
-      <w:r>
-        <w:rPr>
-          <w:i/>
-          <w:iCs/>
-        </w:rPr>
-        <w:t xml:space="preserve">International Conference on Learning Representations (ICLR)</w:t>
-      </w:r>
-      <w:r>
-        <w:t xml:space="preserve">. (arXiv:1912.09300)</w:t>
-      </w:r>
-    </w:p>
-    <w:p>
-      <w:pPr>
-        <w:pStyle w:val="BodyText"/>
-      </w:pPr>
-      <w:r>
-        <w:t xml:space="preserve">Lin, C.-Y. (2004). ROUGE: A package for automatic evaluation of summaries.</w:t>
-      </w:r>
-      <w:r>
-        <w:t xml:space="preserve"> </w:t>
-      </w:r>
-      <w:r>
-        <w:rPr>
-          <w:i/>
-          <w:iCs/>
-        </w:rPr>
-        <w:t xml:space="preserve">Proceedings of the Workshop on Text Summarization Branches Out (ACL 2004)</w:t>
-      </w:r>
-      <w:r>
-        <w:t xml:space="preserve">, 74–81.</w:t>
-      </w:r>
-    </w:p>
-    <w:p>
-      <w:pPr>
-        <w:pStyle w:val="BodyText"/>
-      </w:pPr>
-      <w:r>
-        <w:t xml:space="preserve">Liu, F. T., Ting, K. M., &amp; Zhou, Z.-H. (2008). Isolation forest.</w:t>
-      </w:r>
-      <w:r>
-        <w:t xml:space="preserve"> </w:t>
-      </w:r>
-      <w:r>
-        <w:rPr>
-          <w:i/>
-          <w:iCs/>
-        </w:rPr>
-        <w:t xml:space="preserve">Proceedings of the 8th IEEE International Conference on Data Mining (ICDM)</w:t>
-      </w:r>
-      <w:r>
-        <w:t xml:space="preserve">, 413–422. https://doi.org/10.1109/ICDM.2008.17</w:t>
-      </w:r>
-    </w:p>
-    <w:p>
-      <w:pPr>
-        <w:pStyle w:val="BodyText"/>
-      </w:pPr>
-      <w:r>
-        <w:t xml:space="preserve">Liu, Y., Hu, T., Zhang, H., Wu, H., Wang, S., Ma, L., &amp; Long, M. (2024). iTransformer: Inverted transformers are effective for time series forecasting.</w:t>
-      </w:r>
-      <w:r>
-        <w:t xml:space="preserve"> </w:t>
-      </w:r>
-      <w:r>
-        <w:rPr>
-          <w:i/>
-          <w:iCs/>
-        </w:rPr>
-        <w:t xml:space="preserve">International Conference on Learning Representations (ICLR)</w:t>
-      </w:r>
-      <w:r>
-        <w:t xml:space="preserve">.</w:t>
-      </w:r>
-    </w:p>
-    <w:p>
-      <w:pPr>
-        <w:pStyle w:val="BodyText"/>
-      </w:pPr>
-      <w:r>
-        <w:t xml:space="preserve">Lundberg, S. M., &amp; Lee, S.-I. (2017). A unified approach to interpreting model predictions.</w:t>
-      </w:r>
-      <w:r>
-        <w:t xml:space="preserve"> </w:t>
-      </w:r>
-      <w:r>
-        <w:rPr>
-          <w:i/>
-          <w:iCs/>
-        </w:rPr>
-        <w:t xml:space="preserve">Advances in Neural Information Processing Systems 30 (NeurIPS)</w:t>
-      </w:r>
-      <w:r>
-        <w:t xml:space="preserve">, 4765–4774.</w:t>
-      </w:r>
-    </w:p>
-    <w:p>
-      <w:pPr>
-        <w:pStyle w:val="BodyText"/>
-      </w:pPr>
-      <w:r>
-        <w:t xml:space="preserve">Mitchell, M., Wu, S., Zaldivar, A., Barnes, P., Vasserman, L., Hutchinson, B., Spitzer, E., Raji, I. D., &amp; Gebru, T. (2019). Model cards for model reporting.</w:t>
-      </w:r>
-      <w:r>
-        <w:t xml:space="preserve"> </w:t>
-      </w:r>
-      <w:r>
-        <w:rPr>
-          <w:i/>
-          <w:iCs/>
-        </w:rPr>
-        <w:t xml:space="preserve">Proceedings of the Conference on Fairness, Accountability, and Transparency (FAccT)</w:t>
-      </w:r>
-      <w:r>
-        <w:t xml:space="preserve">, 220–229. https://doi.org/10.1145/3287560.3287596</w:t>
-      </w:r>
-    </w:p>
-    <w:p>
-      <w:pPr>
-        <w:pStyle w:val="BodyText"/>
-      </w:pPr>
-      <w:r>
-        <w:t xml:space="preserve">National Institute of Standards and Technology. (2023).</w:t>
-      </w:r>
-      <w:r>
-        <w:t xml:space="preserve"> </w:t>
-      </w:r>
-      <w:r>
-        <w:rPr>
-          <w:i/>
-          <w:iCs/>
-        </w:rPr>
-        <w:t xml:space="preserve">Artificial intelligence risk management framework (AI RMF 1.0)</w:t>
-      </w:r>
-      <w:r>
-        <w:t xml:space="preserve">. NIST. https://doi.org/10.6028/NIST.AI.600-1</w:t>
-      </w:r>
-    </w:p>
-    <w:p>
-      <w:pPr>
-        <w:pStyle w:val="BodyText"/>
-      </w:pPr>
-      <w:r>
-        <w:t xml:space="preserve">Nie, Y., Nguyen, N. H., Sinthong, P., &amp; Kalagnanam, J. (2023). A time series is worth 64 words: Long-term forecasting with transformers.</w:t>
-      </w:r>
-      <w:r>
-        <w:t xml:space="preserve"> </w:t>
-      </w:r>
-      <w:r>
-        <w:rPr>
-          <w:i/>
-          <w:iCs/>
-        </w:rPr>
-        <w:t xml:space="preserve">International Conference on Learning Representations (ICLR)</w:t>
-      </w:r>
-      <w:r>
-        <w:t xml:space="preserve">.</w:t>
-      </w:r>
-    </w:p>
-    <w:p>
-      <w:pPr>
-        <w:pStyle w:val="BodyText"/>
-      </w:pPr>
-      <w:r>
-        <w:t xml:space="preserve">Oreshkin, B. N., Carpov, D., Chapados, N., &amp; Bengio, Y. (2020). N-BEATS: Neural basis expansion analysis for interpretable time series forecasting.</w:t>
-      </w:r>
-      <w:r>
-        <w:t xml:space="preserve"> </w:t>
-      </w:r>
-      <w:r>
-        <w:rPr>
-          <w:i/>
-          <w:iCs/>
-        </w:rPr>
-        <w:t xml:space="preserve">Proceedings of the 37th International Conference on Machine Learning (ICML)</w:t>
-      </w:r>
-      <w:r>
-        <w:t xml:space="preserve">, 4799–4808. https://doi.org/10.5555/3524938.3525255</w:t>
-      </w:r>
-    </w:p>
-    <w:p>
-      <w:pPr>
-        <w:pStyle w:val="BodyText"/>
-      </w:pPr>
-      <w:r>
-        <w:t xml:space="preserve">Papineni, K., Roukos, S., Ward, T., &amp; Zhu, W.-J. (2002). BLEU: A method for automatic evaluation of machine translation.</w:t>
-      </w:r>
-      <w:r>
-        <w:t xml:space="preserve"> </w:t>
-      </w:r>
-      <w:r>
-        <w:rPr>
-          <w:i/>
-          <w:iCs/>
-        </w:rPr>
-        <w:t xml:space="preserve">Proceedings of the 40th Annual Meeting of the Association for Computational Linguistics (ACL)</w:t>
-      </w:r>
-      <w:r>
-        <w:t xml:space="preserve">, 311–318. https://doi.org/10.3115/1073083.1073135</w:t>
-      </w:r>
-    </w:p>
-    <w:p>
-      <w:pPr>
-        <w:pStyle w:val="BodyText"/>
-      </w:pPr>
-      <w:r>
-        <w:t xml:space="preserve">Park, S. (2024).</w:t>
-      </w:r>
-      <w:r>
-        <w:t xml:space="preserve"> </w:t>
-      </w:r>
-      <w:r>
-        <w:rPr>
-          <w:i/>
-          <w:iCs/>
-        </w:rPr>
-        <w:t xml:space="preserve">LLMs for anomaly validation and report generation in financial systems</w:t>
-      </w:r>
-      <w:r>
-        <w:t xml:space="preserve">. arXiv preprint arXiv:2403.19735.</w:t>
-      </w:r>
-    </w:p>
-    <w:p>
-      <w:pPr>
-        <w:pStyle w:val="BodyText"/>
-      </w:pPr>
-      <w:r>
-        <w:t xml:space="preserve">Patel, R., Khan, F., Silva, B., &amp; Shaturaev, J. (2024). AI-driven continuous auditing and real-time financial monitoring.</w:t>
-      </w:r>
-      <w:r>
-        <w:t xml:space="preserve"> </w:t>
-      </w:r>
-      <w:r>
-        <w:rPr>
-          <w:i/>
-          <w:iCs/>
-        </w:rPr>
-        <w:t xml:space="preserve">International Research Journal of Modernization in Engineering Technology and Science</w:t>
-      </w:r>
-      <w:r>
-        <w:t xml:space="preserve">.</w:t>
-      </w:r>
-    </w:p>
-    <w:p>
-      <w:pPr>
-        <w:pStyle w:val="BodyText"/>
-      </w:pPr>
-      <w:r>
-        <w:t xml:space="preserve">Parlamento Europeo y Consejo de la Unión Europea. (2024).</w:t>
-      </w:r>
-      <w:r>
-        <w:t xml:space="preserve"> </w:t>
-      </w:r>
-      <w:r>
-        <w:rPr>
-          <w:i/>
-          <w:iCs/>
-        </w:rPr>
-        <w:t xml:space="preserve">Reglamento (UE) 2024/1689 por el que se establecen normas armonizadas en materia de inteligencia artificial (Ley de Inteligencia Artificial)</w:t>
-      </w:r>
-      <w:r>
-        <w:t xml:space="preserve">. Diario Oficial de la Unión Europea. https://eur-lex.europa.eu/eli/reg/2024/1689</w:t>
-      </w:r>
-    </w:p>
-    <w:p>
-      <w:pPr>
-        <w:pStyle w:val="BodyText"/>
-      </w:pPr>
-      <w:r>
-        <w:t xml:space="preserve">Prenio, J., &amp; Yong, J. (2024).</w:t>
-      </w:r>
-      <w:r>
-        <w:t xml:space="preserve"> </w:t>
-      </w:r>
-      <w:r>
-        <w:rPr>
-          <w:i/>
-          <w:iCs/>
-        </w:rPr>
-        <w:t xml:space="preserve">Managing explanations: How regulators can address AI explainability</w:t>
-      </w:r>
-      <w:r>
-        <w:t xml:space="preserve">. Bank for International Settlements, Financial Stability Institute. https://www.bis.org/fsi/fsipapers24.pdf</w:t>
-      </w:r>
-    </w:p>
-    <w:p>
-      <w:pPr>
-        <w:pStyle w:val="BodyText"/>
-      </w:pPr>
-      <w:r>
-        <w:t xml:space="preserve">Presidencia del Consejo de Ministros. (2025, septiembre).</w:t>
-      </w:r>
-      <w:r>
-        <w:t xml:space="preserve"> </w:t>
-      </w:r>
-      <w:r>
-        <w:rPr>
-          <w:i/>
-          <w:iCs/>
-        </w:rPr>
-        <w:t xml:space="preserve">Decreto Supremo N° 115-2025-PCM: Reglamento de la Ley N° 31814</w:t>
-      </w:r>
-      <w:r>
-        <w:t xml:space="preserve">. Lima, Perú. https://busquedas.elperuano.pe</w:t>
-      </w:r>
-    </w:p>
-    <w:p>
-      <w:pPr>
-        <w:pStyle w:val="BodyText"/>
-      </w:pPr>
-      <w:r>
-        <w:t xml:space="preserve">Prokhorenkova, L., Gusev, G., Vorobev, A., Dorogush, A. V., &amp; Gulin, A. (2018). CatBoost: Unbiased boosting with categorical features.</w:t>
-      </w:r>
-      <w:r>
-        <w:t xml:space="preserve"> </w:t>
-      </w:r>
-      <w:r>
-        <w:rPr>
-          <w:i/>
-          <w:iCs/>
-        </w:rPr>
-        <w:t xml:space="preserve">Advances in Neural Information Processing Systems 31 (NeurIPS)</w:t>
-      </w:r>
-      <w:r>
-        <w:t xml:space="preserve">, 6638–6648. https://doi.org/10.5555/3327757.3327790</w:t>
-      </w:r>
-    </w:p>
-    <w:p>
-      <w:pPr>
-        <w:pStyle w:val="BodyText"/>
-      </w:pPr>
-      <w:r>
-        <w:t xml:space="preserve">Ribeiro, M. T., Singh, S., &amp; Guestrin, C. (2016).</w:t>
-      </w:r>
-      <w:r>
-        <w:t xml:space="preserve"> </w:t>
-      </w:r>
-      <w:r>
-        <w:t xml:space="preserve">“</w:t>
-      </w:r>
-      <w:r>
-        <w:t xml:space="preserve">Why should I trust you?</w:t>
-      </w:r>
-      <w:r>
-        <w:t xml:space="preserve">”</w:t>
-      </w:r>
-      <w:r>
-        <w:t xml:space="preserve">: Explaining the predictions of any classifier.</w:t>
-      </w:r>
-      <w:r>
-        <w:t xml:space="preserve"> </w:t>
-      </w:r>
-      <w:r>
-        <w:rPr>
-          <w:i/>
-          <w:iCs/>
-        </w:rPr>
-        <w:t xml:space="preserve">Proceedings of the 22nd ACM SIGKDD International Conference on Knowledge Discovery and Data Mining</w:t>
-      </w:r>
-      <w:r>
-        <w:t xml:space="preserve">, 1135–1144. https://doi.org/10.1145/2939672.2939778</w:t>
-      </w:r>
-    </w:p>
-    <w:p>
-      <w:pPr>
-        <w:pStyle w:val="BodyText"/>
-      </w:pPr>
-      <w:r>
-        <w:t xml:space="preserve">Ruff, L., Kauffmann, J. R., Vandermeulen, R. A., Montavon, G., Samek, W., Kloft, M., Dickhaus, T., &amp; Müller, K.-R. (2018). Deep one-class classification.</w:t>
-      </w:r>
-      <w:r>
-        <w:t xml:space="preserve"> </w:t>
-      </w:r>
-      <w:r>
-        <w:rPr>
-          <w:i/>
-          <w:iCs/>
-        </w:rPr>
-        <w:t xml:space="preserve">Proceedings of the 35th International Conference on Machine Learning (ICML)</w:t>
-      </w:r>
-      <w:r>
-        <w:t xml:space="preserve">, 4393–4402.</w:t>
-      </w:r>
-    </w:p>
-    <w:p>
-      <w:pPr>
-        <w:pStyle w:val="BodyText"/>
-      </w:pPr>
-      <w:r>
-        <w:t xml:space="preserve">Schneider, J., et al. (2025). Retrieval-augmented generation (RAG).</w:t>
-      </w:r>
-      <w:r>
-        <w:t xml:space="preserve"> </w:t>
-      </w:r>
-      <w:r>
-        <w:rPr>
-          <w:i/>
-          <w:iCs/>
-        </w:rPr>
-        <w:t xml:space="preserve">Business &amp; Information Systems Engineering</w:t>
-      </w:r>
-      <w:r>
-        <w:t xml:space="preserve">. https://doi.org/10.1007/s12599-025-00945-3</w:t>
-      </w:r>
-    </w:p>
-    <w:p>
-      <w:pPr>
-        <w:pStyle w:val="BodyText"/>
-      </w:pPr>
-      <w:r>
-        <w:t xml:space="preserve">Sculley, D., Holt, G., Golovin, D., Davydov, E., Phillips, T., Ebner, D., Chaudhary, V., &amp; Young, M. (2015). Hidden technical debt in machine learning systems.</w:t>
-      </w:r>
-      <w:r>
-        <w:t xml:space="preserve"> </w:t>
-      </w:r>
-      <w:r>
-        <w:rPr>
-          <w:i/>
-          <w:iCs/>
-        </w:rPr>
-        <w:t xml:space="preserve">Proceedings of the 28th International Conference on Neural Information Processing Systems (NIPS) Workshop</w:t>
-      </w:r>
-      <w:r>
-        <w:t xml:space="preserve">.</w:t>
-      </w:r>
-    </w:p>
-    <w:p>
-      <w:pPr>
-        <w:pStyle w:val="BodyText"/>
-      </w:pPr>
-      <w:r>
-        <w:t xml:space="preserve">Superintendencia de Banca, Seguros y AFP. (2023).</w:t>
-      </w:r>
-      <w:r>
-        <w:t xml:space="preserve"> </w:t>
-      </w:r>
-      <w:r>
-        <w:rPr>
-          <w:i/>
-          <w:iCs/>
-        </w:rPr>
-        <w:t xml:space="preserve">Resolución SBS N° 053-2023: Reglamento de gestión de riesgos de modelo</w:t>
-      </w:r>
-      <w:r>
-        <w:t xml:space="preserve">. Lima, Perú. https://www.sbs.gob.pe</w:t>
-      </w:r>
-    </w:p>
-    <w:p>
-      <w:pPr>
-        <w:pStyle w:val="BodyText"/>
-      </w:pPr>
-      <w:r>
-        <w:t xml:space="preserve">Taylor, S. J., &amp; Letham, B. (2017).</w:t>
-      </w:r>
-      <w:r>
-        <w:t xml:space="preserve"> </w:t>
-      </w:r>
-      <w:r>
-        <w:rPr>
-          <w:i/>
-          <w:iCs/>
-        </w:rPr>
-        <w:t xml:space="preserve">Forecasting at scale</w:t>
-      </w:r>
-      <w:r>
-        <w:t xml:space="preserve">. PeerJ Preprints. https://doi.org/10.7287/peerj.preprints.3190v2</w:t>
-      </w:r>
-    </w:p>
-    <w:p>
-      <w:pPr>
-        <w:pStyle w:val="BodyText"/>
-      </w:pPr>
-      <w:r>
-        <w:t xml:space="preserve">Thanathamathee, P., et al. (2024). SHAP-instance weighting and anchor explainable AI: Enhancing XGBoost for financial fraud detection.</w:t>
-      </w:r>
-      <w:r>
-        <w:t xml:space="preserve"> </w:t>
-      </w:r>
-      <w:r>
-        <w:rPr>
-          <w:i/>
-          <w:iCs/>
-        </w:rPr>
-        <w:t xml:space="preserve">Emerging Science Journal</w:t>
-      </w:r>
-      <w:r>
-        <w:t xml:space="preserve">,</w:t>
-      </w:r>
-      <w:r>
-        <w:t xml:space="preserve"> </w:t>
-      </w:r>
-      <w:r>
-        <w:rPr>
-          <w:i/>
-          <w:iCs/>
-        </w:rPr>
-        <w:t xml:space="preserve">8</w:t>
-      </w:r>
-      <w:r>
-        <w:t xml:space="preserve">(6). https://doi.org/10.28991/ESJ-2024-08-06-024</w:t>
-      </w:r>
-    </w:p>
-    <w:p>
-      <w:pPr>
-        <w:pStyle w:val="BodyText"/>
-      </w:pPr>
-      <w:r>
-        <w:t xml:space="preserve">Tsai, C.-P., et al. (2025).</w:t>
-      </w:r>
-      <w:r>
-        <w:t xml:space="preserve"> </w:t>
-      </w:r>
-      <w:r>
-        <w:rPr>
-          <w:i/>
-          <w:iCs/>
-        </w:rPr>
-        <w:t xml:space="preserve">LLM-based anomaly detection in tabular data</w:t>
-      </w:r>
-      <w:r>
-        <w:t xml:space="preserve">. [Pending venue publication]</w:t>
-      </w:r>
-    </w:p>
-    <w:p>
-      <w:pPr>
-        <w:pStyle w:val="BodyText"/>
-      </w:pPr>
-      <w:r>
-        <w:t xml:space="preserve">Varios autores. (2025).</w:t>
-      </w:r>
-      <w:r>
-        <w:t xml:space="preserve"> </w:t>
-      </w:r>
-      <w:r>
-        <w:rPr>
-          <w:i/>
-          <w:iCs/>
-        </w:rPr>
-        <w:t xml:space="preserve">Hallucination detection and mitigation in large language models</w:t>
-      </w:r>
-      <w:r>
-        <w:t xml:space="preserve">. arXiv preprint arXiv:2601.09929.</w:t>
-      </w:r>
-    </w:p>
-    <w:p>
-      <w:pPr>
-        <w:pStyle w:val="BodyText"/>
-      </w:pPr>
-      <w:r>
-        <w:t xml:space="preserve">Varios autores. (2025). Financial statement fraud detection through an integrated machine learning and explainable AI framework.</w:t>
-      </w:r>
-      <w:r>
-        <w:t xml:space="preserve"> </w:t>
-      </w:r>
-      <w:r>
-        <w:rPr>
-          <w:i/>
-          <w:iCs/>
-        </w:rPr>
-        <w:t xml:space="preserve">Journal of Risk and Financial Management</w:t>
-      </w:r>
-      <w:r>
-        <w:t xml:space="preserve">,</w:t>
-      </w:r>
-      <w:r>
-        <w:t xml:space="preserve"> </w:t>
-      </w:r>
-      <w:r>
-        <w:rPr>
-          <w:i/>
-          <w:iCs/>
-        </w:rPr>
-        <w:t xml:space="preserve">19</w:t>
-      </w:r>
-      <w:r>
-        <w:t xml:space="preserve">(1), 13. https://doi.org/10.3390/jrfm19010013</w:t>
-      </w:r>
-    </w:p>
-    <w:p>
-      <w:pPr>
-        <w:pStyle w:val="BodyText"/>
-      </w:pPr>
-      <w:r>
-        <w:t xml:space="preserve">Varios autores. (2025). Explainable AI for forensic analysis: A comparative study of SHAP and LIME in intrusion detection models.</w:t>
-      </w:r>
-      <w:r>
-        <w:t xml:space="preserve"> </w:t>
-      </w:r>
-      <w:r>
-        <w:rPr>
-          <w:i/>
-          <w:iCs/>
-        </w:rPr>
-        <w:t xml:space="preserve">Applied Sciences</w:t>
-      </w:r>
-      <w:r>
-        <w:t xml:space="preserve">,</w:t>
-      </w:r>
-      <w:r>
-        <w:t xml:space="preserve"> </w:t>
-      </w:r>
-      <w:r>
-        <w:rPr>
-          <w:i/>
-          <w:iCs/>
-        </w:rPr>
-        <w:t xml:space="preserve">15</w:t>
-      </w:r>
-      <w:r>
-        <w:t xml:space="preserve">(13), 7329. https://doi.org/10.3390/app15137329</w:t>
-      </w:r>
-    </w:p>
-    <w:p>
-      <w:pPr>
-        <w:pStyle w:val="BodyText"/>
-      </w:pPr>
-      <w:r>
-        <w:t xml:space="preserve">Waltersdorfer, L., Ekaputra, F. J., Miksa, T., &amp; Sabou, M. (2024). AuditMAI: Towards an infrastructure for continuous AI auditing. arXiv preprint arXiv:2406.14243. https://doi.org/10.48550/arXiv.2406.14243</w:t>
-      </w:r>
-    </w:p>
-    <w:p>
-      <w:pPr>
-        <w:pStyle w:val="BodyText"/>
-      </w:pPr>
-      <w:r>
-        <w:t xml:space="preserve">Zeng, A., Chen, M., Zhang, L., &amp; Xu, Q. (2023). Are transformers effective for time series forecasting?</w:t>
-      </w:r>
-      <w:r>
-        <w:t xml:space="preserve"> </w:t>
-      </w:r>
-      <w:r>
-        <w:rPr>
-          <w:i/>
-          <w:iCs/>
-        </w:rPr>
-        <w:t xml:space="preserve">Proceedings of the AAAI Conference on Artificial Intelligence</w:t>
-      </w:r>
-      <w:r>
-        <w:t xml:space="preserve">,</w:t>
-      </w:r>
-      <w:r>
-        <w:t xml:space="preserve"> </w:t>
-      </w:r>
-      <w:r>
-        <w:rPr>
-          <w:i/>
-          <w:iCs/>
-        </w:rPr>
-        <w:t xml:space="preserve">37</w:t>
-      </w:r>
-      <w:r>
-        <w:t xml:space="preserve">(9), 11121–11128. https://doi.org/10.1609/aaai.v37i9.26317</w:t>
-      </w:r>
-    </w:p>
-    <w:p>
-      <w:pPr>
-        <w:pStyle w:val="BodyText"/>
-      </w:pPr>
-      <w:r>
-        <w:t xml:space="preserve">Zhao, Y., Nasrullah, Z., &amp; Li, Z. (2019). PyOD: A Python toolbox for scalable outlier detection.</w:t>
-      </w:r>
-      <w:r>
-        <w:t xml:space="preserve"> </w:t>
-      </w:r>
-      <w:r>
-        <w:rPr>
-          <w:i/>
-          <w:iCs/>
-        </w:rPr>
-        <w:t xml:space="preserve">Journal of Machine Learning Research</w:t>
-      </w:r>
-      <w:r>
-        <w:t xml:space="preserve">,</w:t>
-      </w:r>
-      <w:r>
-        <w:t xml:space="preserve"> </w:t>
-      </w:r>
-      <w:r>
-        <w:rPr>
-          <w:i/>
-          <w:iCs/>
-        </w:rPr>
-        <w:t xml:space="preserve">20</w:t>
-      </w:r>
-      <w:r>
-        <w:t xml:space="preserve">(96), 1–7.</w:t>
-      </w:r>
-    </w:p>
-    <w:p>
-      <w:r>
-        <w:pict>
-          <v:rect style="width:0;height:1.5pt" o:hralign="center" o:hrstd="t" o:hr="t"/>
-        </w:pict>
-      </w:r>
-    </w:p>
     <w:bookmarkEnd w:id="137"/>
     <w:bookmarkStart w:id="138" w:name="anexos"/>
     <w:p>
@@ -20788,9 +20760,7 @@
     </w:p>
     <w:p>
       <w:r>
-        <w:pict>
-          <v:rect style="width:0;height:1.5pt" o:hralign="center" o:hrstd="t" o:hr="t"/>
-        </w:pict>
+        <w:br w:type="page"/>
       </w:r>
     </w:p>
     <w:bookmarkEnd w:id="138"/>
@@ -23606,56 +23576,746 @@
     </w:p>
     <w:p>
       <w:r>
+        <w:br w:type="page"/>
+      </w:r>
+    </w:p>
+    <w:bookmarkEnd w:id="151"/>
+    <w:bookmarkEnd w:id="152"/>
+    <w:bookmarkStart w:id="157" w:name="anexo-b-model-cards-del-sistema"/>
+    <w:p>
+      <w:pPr>
+        <w:pStyle w:val="Ttulo2"/>
+      </w:pPr>
+      <w:r>
+        <w:t xml:space="preserve">Anexo B — Model Cards del Sistema</w:t>
+      </w:r>
+    </w:p>
+    <w:p>
+      <w:pPr>
+        <w:pStyle w:val="BlockText"/>
+      </w:pPr>
+      <w:r>
+        <w:rPr>
+          <w:b/>
+          <w:bCs/>
+        </w:rPr>
+        <w:t xml:space="preserve">Estándar aplicado</w:t>
+      </w:r>
+      <w:r>
+        <w:t xml:space="preserve">: Mitchell et al. (2019) — Model Cards for Model Reporting (Mitchell et al., 2019).</w:t>
+      </w:r>
+      <w:r>
+        <w:t xml:space="preserve"> </w:t>
+      </w:r>
+      <w:r>
+        <w:rPr>
+          <w:b/>
+          <w:bCs/>
+        </w:rPr>
+        <w:t xml:space="preserve">Estado</w:t>
+      </w:r>
+      <w:r>
+        <w:t xml:space="preserve">: 📐 Plantillas listas, métricas pendientes de completar tras experimentos E1–E5.</w:t>
+      </w:r>
+    </w:p>
+    <w:p>
+      <w:pPr>
+        <w:pStyle w:val="BlockText"/>
+      </w:pPr>
+      <w:r>
+        <w:t xml:space="preserve">Cada Model Card sigue las 9 secciones de Mitchell et al.: detalles del modelo, uso previsto, factores, métricas, datos de evaluación, datos de entrenamiento, análisis cuantitativos, consideraciones éticas, advertencias y recomendaciones.</w:t>
+      </w:r>
+    </w:p>
+    <w:p>
+      <w:r>
         <w:pict>
           <v:rect style="width:0;height:1.5pt" o:hralign="center" o:hrstd="t" o:hr="t"/>
         </w:pict>
       </w:r>
     </w:p>
-    <w:bookmarkEnd w:id="151"/>
-    <w:bookmarkEnd w:id="152"/>
-    <w:bookmarkStart w:id="157" w:name="anexo-b-model-cards-del-sistema"/>
-    <w:p>
-      <w:pPr>
-        <w:pStyle w:val="Ttulo2"/>
-      </w:pPr>
-      <w:r>
-        <w:t xml:space="preserve">Anexo B — Model Cards del Sistema</w:t>
-      </w:r>
-    </w:p>
-    <w:p>
-      <w:pPr>
-        <w:pStyle w:val="BlockText"/>
+    <w:bookmarkStart w:id="153" w:name="Xc20e282b7c32d25c50b8e66dfffd595a7f95eb6"/>
+    <w:p>
+      <w:pPr>
+        <w:pStyle w:val="Ttulo3"/>
+      </w:pPr>
+      <w:r>
+        <w:t xml:space="preserve">B.1 Model Card — Módulo de Predicción Tabular (XGBoost / LightGBM)</w:t>
+      </w:r>
+    </w:p>
+    <w:p>
+      <w:pPr>
+        <w:pStyle w:val="FirstParagraph"/>
       </w:pPr>
       <w:r>
         <w:rPr>
           <w:b/>
           <w:bCs/>
         </w:rPr>
-        <w:t xml:space="preserve">Estándar aplicado</w:t>
-      </w:r>
-      <w:r>
-        <w:t xml:space="preserve">: Mitchell et al. (2019) — Model Cards for Model Reporting (Mitchell et al., 2019).</w:t>
-      </w:r>
-      <w:r>
-        <w:t xml:space="preserve"> </w:t>
-      </w:r>
+        <w:t xml:space="preserve">1. Detalles del modelo</w:t>
+      </w:r>
+      <w:r>
+        <w:t xml:space="preserve"> </w:t>
+      </w:r>
+      <w:r>
+        <w:t xml:space="preserve">- Nombre:</w:t>
+      </w:r>
+      <w:r>
+        <w:t xml:space="preserve"> </w:t>
+      </w:r>
+      <w:r>
+        <w:rPr>
+          <w:rStyle w:val="VerbatimChar"/>
+        </w:rPr>
+        <w:t xml:space="preserve">module1_prediction</w:t>
+      </w:r>
+      <w:r>
+        <w:t xml:space="preserve"> </w:t>
+      </w:r>
+      <w:r>
+        <w:t xml:space="preserve">- Tipo: Ensemble de Gradient Boosting Decision Trees (XGBoost + LightGBM)</w:t>
+      </w:r>
+      <w:r>
+        <w:t xml:space="preserve"> </w:t>
+      </w:r>
+      <w:r>
+        <w:t xml:space="preserve">- Versión: 1.0</w:t>
+      </w:r>
+      <w:r>
+        <w:t xml:space="preserve"> </w:t>
+      </w:r>
+      <w:r>
+        <w:t xml:space="preserve">- Autor: Yoset Cozco Mauri (UNSA)</w:t>
+      </w:r>
+      <w:r>
+        <w:t xml:space="preserve"> </w:t>
+      </w:r>
+      <w:r>
+        <w:t xml:space="preserve">- Licencia del modelo entrenado: MIT</w:t>
+      </w:r>
+      <w:r>
+        <w:t xml:space="preserve"> </w:t>
+      </w:r>
+      <w:r>
+        <w:t xml:space="preserve">- Citación recomendada: Cozco Mauri (2026),</w:t>
+      </w:r>
+      <w:r>
+        <w:t xml:space="preserve"> </w:t>
+      </w:r>
+      <w:r>
+        <w:rPr>
+          <w:i/>
+          <w:iCs/>
+        </w:rPr>
+        <w:t xml:space="preserve">Tesis UNSA</w:t>
+      </w:r>
+      <w:r>
+        <w:t xml:space="preserve">.</w:t>
+      </w:r>
+      <w:r>
+        <w:t xml:space="preserve"> </w:t>
+      </w:r>
+      <w:r>
+        <w:t xml:space="preserve">- Hiperparámetros: definidos mediante Optuna TPE con 50 trials, optimizando PR-AUC.</w:t>
+      </w:r>
+    </w:p>
+    <w:p>
+      <w:pPr>
+        <w:pStyle w:val="BodyText"/>
+      </w:pPr>
       <w:r>
         <w:rPr>
           <w:b/>
           <w:bCs/>
         </w:rPr>
-        <w:t xml:space="preserve">Estado</w:t>
-      </w:r>
-      <w:r>
-        <w:t xml:space="preserve">: 📐 Plantillas listas, métricas pendientes de completar tras experimentos E1–E5.</w:t>
-      </w:r>
-    </w:p>
-    <w:p>
-      <w:pPr>
-        <w:pStyle w:val="BlockText"/>
-      </w:pPr>
-      <w:r>
-        <w:t xml:space="preserve">Cada Model Card sigue las 9 secciones de Mitchell et al.: detalles del modelo, uso previsto, factores, métricas, datos de evaluación, datos de entrenamiento, análisis cuantitativos, consideraciones éticas, advertencias y recomendaciones.</w:t>
+        <w:t xml:space="preserve">2. Uso previsto</w:t>
+      </w:r>
+      <w:r>
+        <w:t xml:space="preserve"> </w:t>
+      </w:r>
+      <w:r>
+        <w:t xml:space="preserve">- Estimar el riesgo operativo (valor esperado de score) de cada registro agroexportador.</w:t>
+      </w:r>
+      <w:r>
+        <w:t xml:space="preserve"> </w:t>
+      </w:r>
+      <w:r>
+        <w:t xml:space="preserve">- Usuario primario: módulo de detección de anomalías (capa 2) y supervisor operativo a través del dashboard.</w:t>
+      </w:r>
+      <w:r>
+        <w:t xml:space="preserve"> </w:t>
+      </w:r>
+      <w:r>
+        <w:t xml:space="preserve">- Uso fuera de alcance: clasificación de decisiones legales o financieras automatizadas; no debe usarse en contextos distintos al sector agroexportador peruano sin recalibración.</w:t>
+      </w:r>
+    </w:p>
+    <w:p>
+      <w:pPr>
+        <w:pStyle w:val="BodyText"/>
+      </w:pPr>
+      <w:r>
+        <w:rPr>
+          <w:b/>
+          <w:bCs/>
+        </w:rPr>
+        <w:t xml:space="preserve">3. Factores</w:t>
+      </w:r>
+      <w:r>
+        <w:t xml:space="preserve"> </w:t>
+      </w:r>
+      <w:r>
+        <w:t xml:space="preserve">- Producto, zona, mes, destino.</w:t>
+      </w:r>
+      <w:r>
+        <w:t xml:space="preserve"> </w:t>
+      </w:r>
+      <w:r>
+        <w:t xml:space="preserve">- Variables climáticas (temperatura, precipitación, humedad).</w:t>
+      </w:r>
+      <w:r>
+        <w:t xml:space="preserve"> </w:t>
+      </w:r>
+      <w:r>
+        <w:t xml:space="preserve">- Cumplimiento fitosanitario y días logísticos.</w:t>
+      </w:r>
+    </w:p>
+    <w:p>
+      <w:pPr>
+        <w:pStyle w:val="BodyText"/>
+      </w:pPr>
+      <w:r>
+        <w:rPr>
+          <w:b/>
+          <w:bCs/>
+        </w:rPr>
+        <w:t xml:space="preserve">4. Métricas</w:t>
+      </w:r>
+      <w:r>
+        <w:t xml:space="preserve"> </w:t>
+      </w:r>
+      <w:r>
+        <w:t xml:space="preserve">- PR-AUC, ROC-AUC, F1, Precision, Recall.</w:t>
+      </w:r>
+      <w:r>
+        <w:t xml:space="preserve"> </w:t>
+      </w:r>
+      <w:r>
+        <w:t xml:space="preserve">- Reportadas como media ± DE sobre 6 semillas en el test set.</w:t>
+      </w:r>
+    </w:p>
+    <w:p>
+      <w:pPr>
+        <w:pStyle w:val="BodyText"/>
+      </w:pPr>
+      <w:r>
+        <w:rPr>
+          <w:b/>
+          <w:bCs/>
+        </w:rPr>
+        <w:t xml:space="preserve">5. Datos de evaluación</w:t>
+      </w:r>
+      <w:r>
+        <w:t xml:space="preserve"> </w:t>
+      </w:r>
+      <w:r>
+        <w:t xml:space="preserve">- Dataset sintético agroexportador v1.0 (Anexo C), conjunto de test (20% cronológicamente posterior).</w:t>
+      </w:r>
+    </w:p>
+    <w:p>
+      <w:pPr>
+        <w:pStyle w:val="BodyText"/>
+      </w:pPr>
+      <w:r>
+        <w:rPr>
+          <w:b/>
+          <w:bCs/>
+        </w:rPr>
+        <w:t xml:space="preserve">6. Datos de entrenamiento</w:t>
+      </w:r>
+      <w:r>
+        <w:t xml:space="preserve"> </w:t>
+      </w:r>
+      <w:r>
+        <w:t xml:space="preserve">- Dataset sintético v1.0, conjunto de train (70%) + validation (10%).</w:t>
+      </w:r>
+    </w:p>
+    <w:p>
+      <w:pPr>
+        <w:pStyle w:val="BodyText"/>
+      </w:pPr>
+      <w:r>
+        <w:rPr>
+          <w:b/>
+          <w:bCs/>
+        </w:rPr>
+        <w:t xml:space="preserve">7. Análisis cuantitativos</w:t>
+      </w:r>
+      <w:r>
+        <w:t xml:space="preserve"> </w:t>
+      </w:r>
+      <w:r>
+        <w:t xml:space="preserve">| Métrica | Valor (mean ± SD) |</w:t>
+      </w:r>
+      <w:r>
+        <w:t xml:space="preserve"> </w:t>
+      </w:r>
+      <w:r>
+        <w:t xml:space="preserve">|—|—|</w:t>
+      </w:r>
+      <w:r>
+        <w:t xml:space="preserve"> </w:t>
+      </w:r>
+      <w:r>
+        <w:t xml:space="preserve">| PR-AUC |</w:t>
+      </w:r>
+      <w:r>
+        <w:t xml:space="preserve"> </w:t>
+      </w:r>
+      <w:r>
+        <w:rPr>
+          <w:i/>
+          <w:iCs/>
+        </w:rPr>
+        <w:t xml:space="preserve">pendiente</w:t>
+      </w:r>
+      <w:r>
+        <w:t xml:space="preserve"> </w:t>
+      </w:r>
+      <w:r>
+        <w:t xml:space="preserve">|</w:t>
+      </w:r>
+      <w:r>
+        <w:t xml:space="preserve"> </w:t>
+      </w:r>
+      <w:r>
+        <w:t xml:space="preserve">| ROC-AUC |</w:t>
+      </w:r>
+      <w:r>
+        <w:t xml:space="preserve"> </w:t>
+      </w:r>
+      <w:r>
+        <w:rPr>
+          <w:i/>
+          <w:iCs/>
+        </w:rPr>
+        <w:t xml:space="preserve">pendiente</w:t>
+      </w:r>
+      <w:r>
+        <w:t xml:space="preserve"> </w:t>
+      </w:r>
+      <w:r>
+        <w:t xml:space="preserve">|</w:t>
+      </w:r>
+      <w:r>
+        <w:t xml:space="preserve"> </w:t>
+      </w:r>
+      <w:r>
+        <w:t xml:space="preserve">| F1 |</w:t>
+      </w:r>
+      <w:r>
+        <w:t xml:space="preserve"> </w:t>
+      </w:r>
+      <w:r>
+        <w:rPr>
+          <w:i/>
+          <w:iCs/>
+        </w:rPr>
+        <w:t xml:space="preserve">pendiente</w:t>
+      </w:r>
+      <w:r>
+        <w:t xml:space="preserve"> </w:t>
+      </w:r>
+      <w:r>
+        <w:t xml:space="preserve">|</w:t>
+      </w:r>
+      <w:r>
+        <w:t xml:space="preserve"> </w:t>
+      </w:r>
+      <w:r>
+        <w:t xml:space="preserve">| Precision |</w:t>
+      </w:r>
+      <w:r>
+        <w:t xml:space="preserve"> </w:t>
+      </w:r>
+      <w:r>
+        <w:rPr>
+          <w:i/>
+          <w:iCs/>
+        </w:rPr>
+        <w:t xml:space="preserve">pendiente</w:t>
+      </w:r>
+      <w:r>
+        <w:t xml:space="preserve"> </w:t>
+      </w:r>
+      <w:r>
+        <w:t xml:space="preserve">|</w:t>
+      </w:r>
+      <w:r>
+        <w:t xml:space="preserve"> </w:t>
+      </w:r>
+      <w:r>
+        <w:t xml:space="preserve">| Recall |</w:t>
+      </w:r>
+      <w:r>
+        <w:t xml:space="preserve"> </w:t>
+      </w:r>
+      <w:r>
+        <w:rPr>
+          <w:i/>
+          <w:iCs/>
+        </w:rPr>
+        <w:t xml:space="preserve">pendiente</w:t>
+      </w:r>
+      <w:r>
+        <w:t xml:space="preserve"> </w:t>
+      </w:r>
+      <w:r>
+        <w:t xml:space="preserve">|</w:t>
+      </w:r>
+    </w:p>
+    <w:p>
+      <w:pPr>
+        <w:pStyle w:val="BodyText"/>
+      </w:pPr>
+      <w:r>
+        <w:t xml:space="preserve">Análisis por subgrupos (fairness):</w:t>
+      </w:r>
+      <w:r>
+        <w:t xml:space="preserve"> </w:t>
+      </w:r>
+      <w:r>
+        <w:t xml:space="preserve">| Subgrupo | PR-AUC | F1 |</w:t>
+      </w:r>
+      <w:r>
+        <w:t xml:space="preserve"> </w:t>
+      </w:r>
+      <w:r>
+        <w:t xml:space="preserve">|—|—|—|</w:t>
+      </w:r>
+      <w:r>
+        <w:t xml:space="preserve"> </w:t>
+      </w:r>
+      <w:r>
+        <w:t xml:space="preserve">| Producto = arándano |</w:t>
+      </w:r>
+      <w:r>
+        <w:t xml:space="preserve"> </w:t>
+      </w:r>
+      <w:r>
+        <w:rPr>
+          <w:i/>
+          <w:iCs/>
+        </w:rPr>
+        <w:t xml:space="preserve">pendiente</w:t>
+      </w:r>
+      <w:r>
+        <w:t xml:space="preserve"> </w:t>
+      </w:r>
+      <w:r>
+        <w:t xml:space="preserve">|</w:t>
+      </w:r>
+      <w:r>
+        <w:t xml:space="preserve"> </w:t>
+      </w:r>
+      <w:r>
+        <w:rPr>
+          <w:i/>
+          <w:iCs/>
+        </w:rPr>
+        <w:t xml:space="preserve">pendiente</w:t>
+      </w:r>
+      <w:r>
+        <w:t xml:space="preserve"> </w:t>
+      </w:r>
+      <w:r>
+        <w:t xml:space="preserve">|</w:t>
+      </w:r>
+      <w:r>
+        <w:t xml:space="preserve"> </w:t>
+      </w:r>
+      <w:r>
+        <w:t xml:space="preserve">| Producto = uva |</w:t>
+      </w:r>
+      <w:r>
+        <w:t xml:space="preserve"> </w:t>
+      </w:r>
+      <w:r>
+        <w:rPr>
+          <w:i/>
+          <w:iCs/>
+        </w:rPr>
+        <w:t xml:space="preserve">pendiente</w:t>
+      </w:r>
+      <w:r>
+        <w:t xml:space="preserve"> </w:t>
+      </w:r>
+      <w:r>
+        <w:t xml:space="preserve">|</w:t>
+      </w:r>
+      <w:r>
+        <w:t xml:space="preserve"> </w:t>
+      </w:r>
+      <w:r>
+        <w:rPr>
+          <w:i/>
+          <w:iCs/>
+        </w:rPr>
+        <w:t xml:space="preserve">pendiente</w:t>
+      </w:r>
+      <w:r>
+        <w:t xml:space="preserve"> </w:t>
+      </w:r>
+      <w:r>
+        <w:t xml:space="preserve">|</w:t>
+      </w:r>
+      <w:r>
+        <w:t xml:space="preserve"> </w:t>
+      </w:r>
+      <w:r>
+        <w:t xml:space="preserve">| Producto = palta |</w:t>
+      </w:r>
+      <w:r>
+        <w:t xml:space="preserve"> </w:t>
+      </w:r>
+      <w:r>
+        <w:rPr>
+          <w:i/>
+          <w:iCs/>
+        </w:rPr>
+        <w:t xml:space="preserve">pendiente</w:t>
+      </w:r>
+      <w:r>
+        <w:t xml:space="preserve"> </w:t>
+      </w:r>
+      <w:r>
+        <w:t xml:space="preserve">|</w:t>
+      </w:r>
+      <w:r>
+        <w:t xml:space="preserve"> </w:t>
+      </w:r>
+      <w:r>
+        <w:rPr>
+          <w:i/>
+          <w:iCs/>
+        </w:rPr>
+        <w:t xml:space="preserve">pendiente</w:t>
+      </w:r>
+      <w:r>
+        <w:t xml:space="preserve"> </w:t>
+      </w:r>
+      <w:r>
+        <w:t xml:space="preserve">|</w:t>
+      </w:r>
+      <w:r>
+        <w:t xml:space="preserve"> </w:t>
+      </w:r>
+      <w:r>
+        <w:t xml:space="preserve">| Producto = cacao |</w:t>
+      </w:r>
+      <w:r>
+        <w:t xml:space="preserve"> </w:t>
+      </w:r>
+      <w:r>
+        <w:rPr>
+          <w:i/>
+          <w:iCs/>
+        </w:rPr>
+        <w:t xml:space="preserve">pendiente</w:t>
+      </w:r>
+      <w:r>
+        <w:t xml:space="preserve"> </w:t>
+      </w:r>
+      <w:r>
+        <w:t xml:space="preserve">|</w:t>
+      </w:r>
+      <w:r>
+        <w:t xml:space="preserve"> </w:t>
+      </w:r>
+      <w:r>
+        <w:rPr>
+          <w:i/>
+          <w:iCs/>
+        </w:rPr>
+        <w:t xml:space="preserve">pendiente</w:t>
+      </w:r>
+      <w:r>
+        <w:t xml:space="preserve"> </w:t>
+      </w:r>
+      <w:r>
+        <w:t xml:space="preserve">|</w:t>
+      </w:r>
+      <w:r>
+        <w:t xml:space="preserve"> </w:t>
+      </w:r>
+      <w:r>
+        <w:t xml:space="preserve">| Producto = espárrago |</w:t>
+      </w:r>
+      <w:r>
+        <w:t xml:space="preserve"> </w:t>
+      </w:r>
+      <w:r>
+        <w:rPr>
+          <w:i/>
+          <w:iCs/>
+        </w:rPr>
+        <w:t xml:space="preserve">pendiente</w:t>
+      </w:r>
+      <w:r>
+        <w:t xml:space="preserve"> </w:t>
+      </w:r>
+      <w:r>
+        <w:t xml:space="preserve">|</w:t>
+      </w:r>
+      <w:r>
+        <w:t xml:space="preserve"> </w:t>
+      </w:r>
+      <w:r>
+        <w:rPr>
+          <w:i/>
+          <w:iCs/>
+        </w:rPr>
+        <w:t xml:space="preserve">pendiente</w:t>
+      </w:r>
+      <w:r>
+        <w:t xml:space="preserve"> </w:t>
+      </w:r>
+      <w:r>
+        <w:t xml:space="preserve">|</w:t>
+      </w:r>
+      <w:r>
+        <w:t xml:space="preserve"> </w:t>
+      </w:r>
+      <w:r>
+        <w:t xml:space="preserve">| Zona = Ica |</w:t>
+      </w:r>
+      <w:r>
+        <w:t xml:space="preserve"> </w:t>
+      </w:r>
+      <w:r>
+        <w:rPr>
+          <w:i/>
+          <w:iCs/>
+        </w:rPr>
+        <w:t xml:space="preserve">pendiente</w:t>
+      </w:r>
+      <w:r>
+        <w:t xml:space="preserve"> </w:t>
+      </w:r>
+      <w:r>
+        <w:t xml:space="preserve">|</w:t>
+      </w:r>
+      <w:r>
+        <w:t xml:space="preserve"> </w:t>
+      </w:r>
+      <w:r>
+        <w:rPr>
+          <w:i/>
+          <w:iCs/>
+        </w:rPr>
+        <w:t xml:space="preserve">pendiente</w:t>
+      </w:r>
+      <w:r>
+        <w:t xml:space="preserve"> </w:t>
+      </w:r>
+      <w:r>
+        <w:t xml:space="preserve">|</w:t>
+      </w:r>
+      <w:r>
+        <w:t xml:space="preserve"> </w:t>
+      </w:r>
+      <w:r>
+        <w:t xml:space="preserve">| Zona = La Libertad |</w:t>
+      </w:r>
+      <w:r>
+        <w:t xml:space="preserve"> </w:t>
+      </w:r>
+      <w:r>
+        <w:rPr>
+          <w:i/>
+          <w:iCs/>
+        </w:rPr>
+        <w:t xml:space="preserve">pendiente</w:t>
+      </w:r>
+      <w:r>
+        <w:t xml:space="preserve"> </w:t>
+      </w:r>
+      <w:r>
+        <w:t xml:space="preserve">|</w:t>
+      </w:r>
+      <w:r>
+        <w:t xml:space="preserve"> </w:t>
+      </w:r>
+      <w:r>
+        <w:rPr>
+          <w:i/>
+          <w:iCs/>
+        </w:rPr>
+        <w:t xml:space="preserve">pendiente</w:t>
+      </w:r>
+      <w:r>
+        <w:t xml:space="preserve"> </w:t>
+      </w:r>
+      <w:r>
+        <w:t xml:space="preserve">|</w:t>
+      </w:r>
+    </w:p>
+    <w:p>
+      <w:pPr>
+        <w:pStyle w:val="BodyText"/>
+      </w:pPr>
+      <w:r>
+        <w:rPr>
+          <w:b/>
+          <w:bCs/>
+        </w:rPr>
+        <w:t xml:space="preserve">8. Consideraciones éticas</w:t>
+      </w:r>
+      <w:r>
+        <w:t xml:space="preserve"> </w:t>
+      </w:r>
+      <w:r>
+        <w:t xml:space="preserve">- Datos sintéticos: cero riesgo de exposición de información personal o empresarial.</w:t>
+      </w:r>
+      <w:r>
+        <w:t xml:space="preserve"> </w:t>
+      </w:r>
+      <w:r>
+        <w:t xml:space="preserve">- Posible sesgo geográfico: solo 5 departamentos modelados.</w:t>
+      </w:r>
+      <w:r>
+        <w:t xml:space="preserve"> </w:t>
+      </w:r>
+      <w:r>
+        <w:t xml:space="preserve">- Mitigación: documentación explícita del alcance y limitaciones de generalización.</w:t>
+      </w:r>
+    </w:p>
+    <w:p>
+      <w:pPr>
+        <w:pStyle w:val="BodyText"/>
+      </w:pPr>
+      <w:r>
+        <w:rPr>
+          <w:b/>
+          <w:bCs/>
+        </w:rPr>
+        <w:t xml:space="preserve">9. Advertencias y recomendaciones</w:t>
+      </w:r>
+      <w:r>
+        <w:t xml:space="preserve"> </w:t>
+      </w:r>
+      <w:r>
+        <w:t xml:space="preserve">- Recalibrar antes de uso operativo real con datos de empresa.</w:t>
+      </w:r>
+      <w:r>
+        <w:t xml:space="preserve"> </w:t>
+      </w:r>
+      <w:r>
+        <w:t xml:space="preserve">- Monitorear data drift mensual (KS test sobre distribuciones de input).</w:t>
+      </w:r>
+      <w:r>
+        <w:t xml:space="preserve"> </w:t>
+      </w:r>
+      <w:r>
+        <w:t xml:space="preserve">- No usar como única fuente de decisión; siempre con revisión humana.</w:t>
       </w:r>
     </w:p>
     <w:p>
@@ -23665,13 +24325,14 @@
         </w:pict>
       </w:r>
     </w:p>
-    <w:bookmarkStart w:id="153" w:name="Xc20e282b7c32d25c50b8e66dfffd595a7f95eb6"/>
+    <w:bookmarkEnd w:id="153"/>
+    <w:bookmarkStart w:id="154" w:name="X02af7a5d694f17082646b28da846cd72fc7ec5a"/>
     <w:p>
       <w:pPr>
         <w:pStyle w:val="Ttulo3"/>
       </w:pPr>
       <w:r>
-        <w:t xml:space="preserve">B.1 Model Card — Módulo de Predicción Tabular (XGBoost / LightGBM)</w:t>
+        <w:t xml:space="preserve">B.2 Model Card — Módulo de Detección de Anomalías (Ensemble IF + LOF + ECOD)</w:t>
       </w:r>
     </w:p>
     <w:p>
@@ -23698,13 +24359,13 @@
         <w:rPr>
           <w:rStyle w:val="VerbatimChar"/>
         </w:rPr>
-        <w:t xml:space="preserve">module1_prediction</w:t>
-      </w:r>
-      <w:r>
-        <w:t xml:space="preserve"> </w:t>
-      </w:r>
-      <w:r>
-        <w:t xml:space="preserve">- Tipo: Ensemble de Gradient Boosting Decision Trees (XGBoost + LightGBM)</w:t>
+        <w:t xml:space="preserve">module2_anomaly</w:t>
+      </w:r>
+      <w:r>
+        <w:t xml:space="preserve"> </w:t>
+      </w:r>
+      <w:r>
+        <w:t xml:space="preserve">- Tipo: Ensemble no supervisado (Isolation Forest + LOF + ECOD)</w:t>
       </w:r>
       <w:r>
         <w:t xml:space="preserve"> </w:t>
@@ -23716,19 +24377,145 @@
         <w:t xml:space="preserve"> </w:t>
       </w:r>
       <w:r>
-        <w:t xml:space="preserve">- Autor: Yoset Cozco Mauri (UNSA)</w:t>
-      </w:r>
-      <w:r>
-        <w:t xml:space="preserve"> </w:t>
-      </w:r>
-      <w:r>
-        <w:t xml:space="preserve">- Licencia del modelo entrenado: MIT</w:t>
-      </w:r>
-      <w:r>
-        <w:t xml:space="preserve"> </w:t>
-      </w:r>
-      <w:r>
-        <w:t xml:space="preserve">- Citación recomendada: Cozco Mauri (2026),</w:t>
+        <w:t xml:space="preserve">- Infraestructura: PyOD (Zhao et al., 2019)</w:t>
+      </w:r>
+      <w:r>
+        <w:t xml:space="preserve"> </w:t>
+      </w:r>
+      <w:r>
+        <w:t xml:space="preserve">- Estrategia de combinación: promedio normalizado de scores (alternativa: voto por mayoría con umbral por detector).</w:t>
+      </w:r>
+    </w:p>
+    <w:p>
+      <w:pPr>
+        <w:pStyle w:val="BodyText"/>
+      </w:pPr>
+      <w:r>
+        <w:rPr>
+          <w:b/>
+          <w:bCs/>
+        </w:rPr>
+        <w:t xml:space="preserve">2. Uso previsto</w:t>
+      </w:r>
+      <w:r>
+        <w:t xml:space="preserve"> </w:t>
+      </w:r>
+      <w:r>
+        <w:t xml:space="preserve">- Identificar registros operativos atípicos en el dataset agroexportador.</w:t>
+      </w:r>
+      <w:r>
+        <w:t xml:space="preserve"> </w:t>
+      </w:r>
+      <w:r>
+        <w:t xml:space="preserve">- Salida: score continuo (0–1) y bandera binaria (≥ umbral → anomalía).</w:t>
+      </w:r>
+    </w:p>
+    <w:p>
+      <w:pPr>
+        <w:pStyle w:val="BodyText"/>
+      </w:pPr>
+      <w:r>
+        <w:rPr>
+          <w:b/>
+          <w:bCs/>
+        </w:rPr>
+        <w:t xml:space="preserve">3. Factores</w:t>
+      </w:r>
+      <w:r>
+        <w:t xml:space="preserve"> </w:t>
+      </w:r>
+      <w:r>
+        <w:t xml:space="preserve">- Mismas variables que módulo 1, con preprocesamiento StandardScaler para LOF.</w:t>
+      </w:r>
+    </w:p>
+    <w:p>
+      <w:pPr>
+        <w:pStyle w:val="BodyText"/>
+      </w:pPr>
+      <w:r>
+        <w:rPr>
+          <w:b/>
+          <w:bCs/>
+        </w:rPr>
+        <w:t xml:space="preserve">4. Métricas</w:t>
+      </w:r>
+      <w:r>
+        <w:t xml:space="preserve"> </w:t>
+      </w:r>
+      <w:r>
+        <w:t xml:space="preserve">- PR-AUC, ROC-AUC, F1 con umbral óptimo, Specificity.</w:t>
+      </w:r>
+      <w:r>
+        <w:t xml:space="preserve"> </w:t>
+      </w:r>
+      <w:r>
+        <w:t xml:space="preserve">- Tasa de falsos positivos como métrica operativa (cuántas alertas se generan al día).</w:t>
+      </w:r>
+    </w:p>
+    <w:p>
+      <w:pPr>
+        <w:pStyle w:val="BodyText"/>
+      </w:pPr>
+      <w:r>
+        <w:rPr>
+          <w:b/>
+          <w:bCs/>
+        </w:rPr>
+        <w:t xml:space="preserve">5. Datos de evaluación</w:t>
+      </w:r>
+      <w:r>
+        <w:t xml:space="preserve"> </w:t>
+      </w:r>
+      <w:r>
+        <w:t xml:space="preserve">- Conjunto de test del dataset sintético v1.0.</w:t>
+      </w:r>
+    </w:p>
+    <w:p>
+      <w:pPr>
+        <w:pStyle w:val="BodyText"/>
+      </w:pPr>
+      <w:r>
+        <w:rPr>
+          <w:b/>
+          <w:bCs/>
+        </w:rPr>
+        <w:t xml:space="preserve">6. Datos de entrenamiento</w:t>
+      </w:r>
+      <w:r>
+        <w:t xml:space="preserve"> </w:t>
+      </w:r>
+      <w:r>
+        <w:t xml:space="preserve">- Conjunto de train (no se usan etiquetas durante el fit — entrenamiento no supervisado).</w:t>
+      </w:r>
+    </w:p>
+    <w:p>
+      <w:pPr>
+        <w:pStyle w:val="BodyText"/>
+      </w:pPr>
+      <w:r>
+        <w:rPr>
+          <w:b/>
+          <w:bCs/>
+        </w:rPr>
+        <w:t xml:space="preserve">7. Análisis cuantitativos</w:t>
+      </w:r>
+      <w:r>
+        <w:t xml:space="preserve"> </w:t>
+      </w:r>
+      <w:r>
+        <w:t xml:space="preserve">| Detector | PR-AUC | ROC-AUC | F1 | FPR |</w:t>
+      </w:r>
+      <w:r>
+        <w:t xml:space="preserve"> </w:t>
+      </w:r>
+      <w:r>
+        <w:t xml:space="preserve">|—|—|—|—|—|</w:t>
+      </w:r>
+      <w:r>
+        <w:t xml:space="preserve"> </w:t>
+      </w:r>
+      <w:r>
+        <w:t xml:space="preserve">| Isolation Forest individual |</w:t>
       </w:r>
       <w:r>
         <w:t xml:space="preserve"> </w:t>
@@ -23738,16 +24525,481 @@
           <w:i/>
           <w:iCs/>
         </w:rPr>
-        <w:t xml:space="preserve">Tesis UNSA</w:t>
-      </w:r>
-      <w:r>
-        <w:t xml:space="preserve">.</w:t>
-      </w:r>
-      <w:r>
-        <w:t xml:space="preserve"> </w:t>
-      </w:r>
-      <w:r>
-        <w:t xml:space="preserve">- Hiperparámetros: definidos mediante Optuna TPE con 50 trials, optimizando PR-AUC.</w:t>
+        <w:t xml:space="preserve">pendiente</w:t>
+      </w:r>
+      <w:r>
+        <w:t xml:space="preserve"> </w:t>
+      </w:r>
+      <w:r>
+        <w:t xml:space="preserve">|</w:t>
+      </w:r>
+      <w:r>
+        <w:t xml:space="preserve"> </w:t>
+      </w:r>
+      <w:r>
+        <w:rPr>
+          <w:i/>
+          <w:iCs/>
+        </w:rPr>
+        <w:t xml:space="preserve">pendiente</w:t>
+      </w:r>
+      <w:r>
+        <w:t xml:space="preserve"> </w:t>
+      </w:r>
+      <w:r>
+        <w:t xml:space="preserve">|</w:t>
+      </w:r>
+      <w:r>
+        <w:t xml:space="preserve"> </w:t>
+      </w:r>
+      <w:r>
+        <w:rPr>
+          <w:i/>
+          <w:iCs/>
+        </w:rPr>
+        <w:t xml:space="preserve">pendiente</w:t>
+      </w:r>
+      <w:r>
+        <w:t xml:space="preserve"> </w:t>
+      </w:r>
+      <w:r>
+        <w:t xml:space="preserve">|</w:t>
+      </w:r>
+      <w:r>
+        <w:t xml:space="preserve"> </w:t>
+      </w:r>
+      <w:r>
+        <w:rPr>
+          <w:i/>
+          <w:iCs/>
+        </w:rPr>
+        <w:t xml:space="preserve">pendiente</w:t>
+      </w:r>
+      <w:r>
+        <w:t xml:space="preserve"> </w:t>
+      </w:r>
+      <w:r>
+        <w:t xml:space="preserve">|</w:t>
+      </w:r>
+      <w:r>
+        <w:t xml:space="preserve"> </w:t>
+      </w:r>
+      <w:r>
+        <w:t xml:space="preserve">| LOF individual |</w:t>
+      </w:r>
+      <w:r>
+        <w:t xml:space="preserve"> </w:t>
+      </w:r>
+      <w:r>
+        <w:rPr>
+          <w:i/>
+          <w:iCs/>
+        </w:rPr>
+        <w:t xml:space="preserve">pendiente</w:t>
+      </w:r>
+      <w:r>
+        <w:t xml:space="preserve"> </w:t>
+      </w:r>
+      <w:r>
+        <w:t xml:space="preserve">|</w:t>
+      </w:r>
+      <w:r>
+        <w:t xml:space="preserve"> </w:t>
+      </w:r>
+      <w:r>
+        <w:rPr>
+          <w:i/>
+          <w:iCs/>
+        </w:rPr>
+        <w:t xml:space="preserve">pendiente</w:t>
+      </w:r>
+      <w:r>
+        <w:t xml:space="preserve"> </w:t>
+      </w:r>
+      <w:r>
+        <w:t xml:space="preserve">|</w:t>
+      </w:r>
+      <w:r>
+        <w:t xml:space="preserve"> </w:t>
+      </w:r>
+      <w:r>
+        <w:rPr>
+          <w:i/>
+          <w:iCs/>
+        </w:rPr>
+        <w:t xml:space="preserve">pendiente</w:t>
+      </w:r>
+      <w:r>
+        <w:t xml:space="preserve"> </w:t>
+      </w:r>
+      <w:r>
+        <w:t xml:space="preserve">|</w:t>
+      </w:r>
+      <w:r>
+        <w:t xml:space="preserve"> </w:t>
+      </w:r>
+      <w:r>
+        <w:rPr>
+          <w:i/>
+          <w:iCs/>
+        </w:rPr>
+        <w:t xml:space="preserve">pendiente</w:t>
+      </w:r>
+      <w:r>
+        <w:t xml:space="preserve"> </w:t>
+      </w:r>
+      <w:r>
+        <w:t xml:space="preserve">|</w:t>
+      </w:r>
+      <w:r>
+        <w:t xml:space="preserve"> </w:t>
+      </w:r>
+      <w:r>
+        <w:t xml:space="preserve">| ECOD individual |</w:t>
+      </w:r>
+      <w:r>
+        <w:t xml:space="preserve"> </w:t>
+      </w:r>
+      <w:r>
+        <w:rPr>
+          <w:i/>
+          <w:iCs/>
+        </w:rPr>
+        <w:t xml:space="preserve">pendiente</w:t>
+      </w:r>
+      <w:r>
+        <w:t xml:space="preserve"> </w:t>
+      </w:r>
+      <w:r>
+        <w:t xml:space="preserve">|</w:t>
+      </w:r>
+      <w:r>
+        <w:t xml:space="preserve"> </w:t>
+      </w:r>
+      <w:r>
+        <w:rPr>
+          <w:i/>
+          <w:iCs/>
+        </w:rPr>
+        <w:t xml:space="preserve">pendiente</w:t>
+      </w:r>
+      <w:r>
+        <w:t xml:space="preserve"> </w:t>
+      </w:r>
+      <w:r>
+        <w:t xml:space="preserve">|</w:t>
+      </w:r>
+      <w:r>
+        <w:t xml:space="preserve"> </w:t>
+      </w:r>
+      <w:r>
+        <w:rPr>
+          <w:i/>
+          <w:iCs/>
+        </w:rPr>
+        <w:t xml:space="preserve">pendiente</w:t>
+      </w:r>
+      <w:r>
+        <w:t xml:space="preserve"> </w:t>
+      </w:r>
+      <w:r>
+        <w:t xml:space="preserve">|</w:t>
+      </w:r>
+      <w:r>
+        <w:t xml:space="preserve"> </w:t>
+      </w:r>
+      <w:r>
+        <w:rPr>
+          <w:i/>
+          <w:iCs/>
+        </w:rPr>
+        <w:t xml:space="preserve">pendiente</w:t>
+      </w:r>
+      <w:r>
+        <w:t xml:space="preserve"> </w:t>
+      </w:r>
+      <w:r>
+        <w:t xml:space="preserve">|</w:t>
+      </w:r>
+      <w:r>
+        <w:t xml:space="preserve"> </w:t>
+      </w:r>
+      <w:r>
+        <w:t xml:space="preserve">| Ensemble IF+LOF+ECOD |</w:t>
+      </w:r>
+      <w:r>
+        <w:t xml:space="preserve"> </w:t>
+      </w:r>
+      <w:r>
+        <w:rPr>
+          <w:i/>
+          <w:iCs/>
+        </w:rPr>
+        <w:t xml:space="preserve">pendiente</w:t>
+      </w:r>
+      <w:r>
+        <w:t xml:space="preserve"> </w:t>
+      </w:r>
+      <w:r>
+        <w:t xml:space="preserve">|</w:t>
+      </w:r>
+      <w:r>
+        <w:t xml:space="preserve"> </w:t>
+      </w:r>
+      <w:r>
+        <w:rPr>
+          <w:i/>
+          <w:iCs/>
+        </w:rPr>
+        <w:t xml:space="preserve">pendiente</w:t>
+      </w:r>
+      <w:r>
+        <w:t xml:space="preserve"> </w:t>
+      </w:r>
+      <w:r>
+        <w:t xml:space="preserve">|</w:t>
+      </w:r>
+      <w:r>
+        <w:t xml:space="preserve"> </w:t>
+      </w:r>
+      <w:r>
+        <w:rPr>
+          <w:i/>
+          <w:iCs/>
+        </w:rPr>
+        <w:t xml:space="preserve">pendiente</w:t>
+      </w:r>
+      <w:r>
+        <w:t xml:space="preserve"> </w:t>
+      </w:r>
+      <w:r>
+        <w:t xml:space="preserve">|</w:t>
+      </w:r>
+      <w:r>
+        <w:t xml:space="preserve"> </w:t>
+      </w:r>
+      <w:r>
+        <w:rPr>
+          <w:i/>
+          <w:iCs/>
+        </w:rPr>
+        <w:t xml:space="preserve">pendiente</w:t>
+      </w:r>
+      <w:r>
+        <w:t xml:space="preserve"> </w:t>
+      </w:r>
+      <w:r>
+        <w:t xml:space="preserve">|</w:t>
+      </w:r>
+    </w:p>
+    <w:p>
+      <w:pPr>
+        <w:pStyle w:val="BodyText"/>
+      </w:pPr>
+      <w:r>
+        <w:t xml:space="preserve">Por tipo de anomalía inyectada:</w:t>
+      </w:r>
+      <w:r>
+        <w:t xml:space="preserve"> </w:t>
+      </w:r>
+      <w:r>
+        <w:t xml:space="preserve">| Tipo | Recall ensemble | Recall IF solo |</w:t>
+      </w:r>
+      <w:r>
+        <w:t xml:space="preserve"> </w:t>
+      </w:r>
+      <w:r>
+        <w:t xml:space="preserve">|—|—|—|</w:t>
+      </w:r>
+      <w:r>
+        <w:t xml:space="preserve"> </w:t>
+      </w:r>
+      <w:r>
+        <w:t xml:space="preserve">| precio |</w:t>
+      </w:r>
+      <w:r>
+        <w:t xml:space="preserve"> </w:t>
+      </w:r>
+      <w:r>
+        <w:rPr>
+          <w:i/>
+          <w:iCs/>
+        </w:rPr>
+        <w:t xml:space="preserve">pendiente</w:t>
+      </w:r>
+      <w:r>
+        <w:t xml:space="preserve"> </w:t>
+      </w:r>
+      <w:r>
+        <w:t xml:space="preserve">|</w:t>
+      </w:r>
+      <w:r>
+        <w:t xml:space="preserve"> </w:t>
+      </w:r>
+      <w:r>
+        <w:rPr>
+          <w:i/>
+          <w:iCs/>
+        </w:rPr>
+        <w:t xml:space="preserve">pendiente</w:t>
+      </w:r>
+      <w:r>
+        <w:t xml:space="preserve"> </w:t>
+      </w:r>
+      <w:r>
+        <w:t xml:space="preserve">|</w:t>
+      </w:r>
+      <w:r>
+        <w:t xml:space="preserve"> </w:t>
+      </w:r>
+      <w:r>
+        <w:t xml:space="preserve">| volumen |</w:t>
+      </w:r>
+      <w:r>
+        <w:t xml:space="preserve"> </w:t>
+      </w:r>
+      <w:r>
+        <w:rPr>
+          <w:i/>
+          <w:iCs/>
+        </w:rPr>
+        <w:t xml:space="preserve">pendiente</w:t>
+      </w:r>
+      <w:r>
+        <w:t xml:space="preserve"> </w:t>
+      </w:r>
+      <w:r>
+        <w:t xml:space="preserve">|</w:t>
+      </w:r>
+      <w:r>
+        <w:t xml:space="preserve"> </w:t>
+      </w:r>
+      <w:r>
+        <w:rPr>
+          <w:i/>
+          <w:iCs/>
+        </w:rPr>
+        <w:t xml:space="preserve">pendiente</w:t>
+      </w:r>
+      <w:r>
+        <w:t xml:space="preserve"> </w:t>
+      </w:r>
+      <w:r>
+        <w:t xml:space="preserve">|</w:t>
+      </w:r>
+      <w:r>
+        <w:t xml:space="preserve"> </w:t>
+      </w:r>
+      <w:r>
+        <w:t xml:space="preserve">| clima |</w:t>
+      </w:r>
+      <w:r>
+        <w:t xml:space="preserve"> </w:t>
+      </w:r>
+      <w:r>
+        <w:rPr>
+          <w:i/>
+          <w:iCs/>
+        </w:rPr>
+        <w:t xml:space="preserve">pendiente</w:t>
+      </w:r>
+      <w:r>
+        <w:t xml:space="preserve"> </w:t>
+      </w:r>
+      <w:r>
+        <w:t xml:space="preserve">|</w:t>
+      </w:r>
+      <w:r>
+        <w:t xml:space="preserve"> </w:t>
+      </w:r>
+      <w:r>
+        <w:rPr>
+          <w:i/>
+          <w:iCs/>
+        </w:rPr>
+        <w:t xml:space="preserve">pendiente</w:t>
+      </w:r>
+      <w:r>
+        <w:t xml:space="preserve"> </w:t>
+      </w:r>
+      <w:r>
+        <w:t xml:space="preserve">|</w:t>
+      </w:r>
+      <w:r>
+        <w:t xml:space="preserve"> </w:t>
+      </w:r>
+      <w:r>
+        <w:t xml:space="preserve">| logistica |</w:t>
+      </w:r>
+      <w:r>
+        <w:t xml:space="preserve"> </w:t>
+      </w:r>
+      <w:r>
+        <w:rPr>
+          <w:i/>
+          <w:iCs/>
+        </w:rPr>
+        <w:t xml:space="preserve">pendiente</w:t>
+      </w:r>
+      <w:r>
+        <w:t xml:space="preserve"> </w:t>
+      </w:r>
+      <w:r>
+        <w:t xml:space="preserve">|</w:t>
+      </w:r>
+      <w:r>
+        <w:t xml:space="preserve"> </w:t>
+      </w:r>
+      <w:r>
+        <w:rPr>
+          <w:i/>
+          <w:iCs/>
+        </w:rPr>
+        <w:t xml:space="preserve">pendiente</w:t>
+      </w:r>
+      <w:r>
+        <w:t xml:space="preserve"> </w:t>
+      </w:r>
+      <w:r>
+        <w:t xml:space="preserve">|</w:t>
+      </w:r>
+      <w:r>
+        <w:t xml:space="preserve"> </w:t>
+      </w:r>
+      <w:r>
+        <w:t xml:space="preserve">| calidad |</w:t>
+      </w:r>
+      <w:r>
+        <w:t xml:space="preserve"> </w:t>
+      </w:r>
+      <w:r>
+        <w:rPr>
+          <w:i/>
+          <w:iCs/>
+        </w:rPr>
+        <w:t xml:space="preserve">pendiente</w:t>
+      </w:r>
+      <w:r>
+        <w:t xml:space="preserve"> </w:t>
+      </w:r>
+      <w:r>
+        <w:t xml:space="preserve">|</w:t>
+      </w:r>
+      <w:r>
+        <w:t xml:space="preserve"> </w:t>
+      </w:r>
+      <w:r>
+        <w:rPr>
+          <w:i/>
+          <w:iCs/>
+        </w:rPr>
+        <w:t xml:space="preserve">pendiente</w:t>
+      </w:r>
+      <w:r>
+        <w:t xml:space="preserve"> </w:t>
+      </w:r>
+      <w:r>
+        <w:t xml:space="preserve">|</w:t>
       </w:r>
     </w:p>
     <w:p>
@@ -23759,25 +25011,19 @@
           <w:b/>
           <w:bCs/>
         </w:rPr>
-        <w:t xml:space="preserve">2. Uso previsto</w:t>
-      </w:r>
-      <w:r>
-        <w:t xml:space="preserve"> </w:t>
-      </w:r>
-      <w:r>
-        <w:t xml:space="preserve">- Estimar el riesgo operativo (valor esperado de score) de cada registro agroexportador.</w:t>
-      </w:r>
-      <w:r>
-        <w:t xml:space="preserve"> </w:t>
-      </w:r>
-      <w:r>
-        <w:t xml:space="preserve">- Usuario primario: módulo de detección de anomalías (capa 2) y supervisor operativo a través del dashboard.</w:t>
-      </w:r>
-      <w:r>
-        <w:t xml:space="preserve"> </w:t>
-      </w:r>
-      <w:r>
-        <w:t xml:space="preserve">- Uso fuera de alcance: clasificación de decisiones legales o financieras automatizadas; no debe usarse en contextos distintos al sector agroexportador peruano sin recalibración.</w:t>
+        <w:t xml:space="preserve">8. Consideraciones éticas</w:t>
+      </w:r>
+      <w:r>
+        <w:t xml:space="preserve"> </w:t>
+      </w:r>
+      <w:r>
+        <w:t xml:space="preserve">- Riesgo de sobre-alerta sobre productos o zonas específicas si la distribución del dataset está sesgada.</w:t>
+      </w:r>
+      <w:r>
+        <w:t xml:space="preserve"> </w:t>
+      </w:r>
+      <w:r>
+        <w:t xml:space="preserve">- Mitigación: análisis de tasa de alerta por subgrupo y calibración de umbral por categoría.</w:t>
       </w:r>
     </w:p>
     <w:p>
@@ -23789,565 +25035,19 @@
           <w:b/>
           <w:bCs/>
         </w:rPr>
-        <w:t xml:space="preserve">3. Factores</w:t>
-      </w:r>
-      <w:r>
-        <w:t xml:space="preserve"> </w:t>
-      </w:r>
-      <w:r>
-        <w:t xml:space="preserve">- Producto, zona, mes, destino.</w:t>
-      </w:r>
-      <w:r>
-        <w:t xml:space="preserve"> </w:t>
-      </w:r>
-      <w:r>
-        <w:t xml:space="preserve">- Variables climáticas (temperatura, precipitación, humedad).</w:t>
-      </w:r>
-      <w:r>
-        <w:t xml:space="preserve"> </w:t>
-      </w:r>
-      <w:r>
-        <w:t xml:space="preserve">- Cumplimiento fitosanitario y días logísticos.</w:t>
-      </w:r>
-    </w:p>
-    <w:p>
-      <w:pPr>
-        <w:pStyle w:val="BodyText"/>
-      </w:pPr>
-      <w:r>
-        <w:rPr>
-          <w:b/>
-          <w:bCs/>
-        </w:rPr>
-        <w:t xml:space="preserve">4. Métricas</w:t>
-      </w:r>
-      <w:r>
-        <w:t xml:space="preserve"> </w:t>
-      </w:r>
-      <w:r>
-        <w:t xml:space="preserve">- PR-AUC, ROC-AUC, F1, Precision, Recall.</w:t>
-      </w:r>
-      <w:r>
-        <w:t xml:space="preserve"> </w:t>
-      </w:r>
-      <w:r>
-        <w:t xml:space="preserve">- Reportadas como media ± DE sobre 6 semillas en el test set.</w:t>
-      </w:r>
-    </w:p>
-    <w:p>
-      <w:pPr>
-        <w:pStyle w:val="BodyText"/>
-      </w:pPr>
-      <w:r>
-        <w:rPr>
-          <w:b/>
-          <w:bCs/>
-        </w:rPr>
-        <w:t xml:space="preserve">5. Datos de evaluación</w:t>
-      </w:r>
-      <w:r>
-        <w:t xml:space="preserve"> </w:t>
-      </w:r>
-      <w:r>
-        <w:t xml:space="preserve">- Dataset sintético agroexportador v1.0 (Anexo C), conjunto de test (20% cronológicamente posterior).</w:t>
-      </w:r>
-    </w:p>
-    <w:p>
-      <w:pPr>
-        <w:pStyle w:val="BodyText"/>
-      </w:pPr>
-      <w:r>
-        <w:rPr>
-          <w:b/>
-          <w:bCs/>
-        </w:rPr>
-        <w:t xml:space="preserve">6. Datos de entrenamiento</w:t>
-      </w:r>
-      <w:r>
-        <w:t xml:space="preserve"> </w:t>
-      </w:r>
-      <w:r>
-        <w:t xml:space="preserve">- Dataset sintético v1.0, conjunto de train (70%) + validation (10%).</w:t>
-      </w:r>
-    </w:p>
-    <w:p>
-      <w:pPr>
-        <w:pStyle w:val="BodyText"/>
-      </w:pPr>
-      <w:r>
-        <w:rPr>
-          <w:b/>
-          <w:bCs/>
-        </w:rPr>
-        <w:t xml:space="preserve">7. Análisis cuantitativos</w:t>
-      </w:r>
-      <w:r>
-        <w:t xml:space="preserve"> </w:t>
-      </w:r>
-      <w:r>
-        <w:t xml:space="preserve">| Métrica | Valor (mean ± SD) |</w:t>
-      </w:r>
-      <w:r>
-        <w:t xml:space="preserve"> </w:t>
-      </w:r>
-      <w:r>
-        <w:t xml:space="preserve">|—|—|</w:t>
-      </w:r>
-      <w:r>
-        <w:t xml:space="preserve"> </w:t>
-      </w:r>
-      <w:r>
-        <w:t xml:space="preserve">| PR-AUC |</w:t>
-      </w:r>
-      <w:r>
-        <w:t xml:space="preserve"> </w:t>
-      </w:r>
-      <w:r>
-        <w:rPr>
-          <w:i/>
-          <w:iCs/>
-        </w:rPr>
-        <w:t xml:space="preserve">pendiente</w:t>
-      </w:r>
-      <w:r>
-        <w:t xml:space="preserve"> </w:t>
-      </w:r>
-      <w:r>
-        <w:t xml:space="preserve">|</w:t>
-      </w:r>
-      <w:r>
-        <w:t xml:space="preserve"> </w:t>
-      </w:r>
-      <w:r>
-        <w:t xml:space="preserve">| ROC-AUC |</w:t>
-      </w:r>
-      <w:r>
-        <w:t xml:space="preserve"> </w:t>
-      </w:r>
-      <w:r>
-        <w:rPr>
-          <w:i/>
-          <w:iCs/>
-        </w:rPr>
-        <w:t xml:space="preserve">pendiente</w:t>
-      </w:r>
-      <w:r>
-        <w:t xml:space="preserve"> </w:t>
-      </w:r>
-      <w:r>
-        <w:t xml:space="preserve">|</w:t>
-      </w:r>
-      <w:r>
-        <w:t xml:space="preserve"> </w:t>
-      </w:r>
-      <w:r>
-        <w:t xml:space="preserve">| F1 |</w:t>
-      </w:r>
-      <w:r>
-        <w:t xml:space="preserve"> </w:t>
-      </w:r>
-      <w:r>
-        <w:rPr>
-          <w:i/>
-          <w:iCs/>
-        </w:rPr>
-        <w:t xml:space="preserve">pendiente</w:t>
-      </w:r>
-      <w:r>
-        <w:t xml:space="preserve"> </w:t>
-      </w:r>
-      <w:r>
-        <w:t xml:space="preserve">|</w:t>
-      </w:r>
-      <w:r>
-        <w:t xml:space="preserve"> </w:t>
-      </w:r>
-      <w:r>
-        <w:t xml:space="preserve">| Precision |</w:t>
-      </w:r>
-      <w:r>
-        <w:t xml:space="preserve"> </w:t>
-      </w:r>
-      <w:r>
-        <w:rPr>
-          <w:i/>
-          <w:iCs/>
-        </w:rPr>
-        <w:t xml:space="preserve">pendiente</w:t>
-      </w:r>
-      <w:r>
-        <w:t xml:space="preserve"> </w:t>
-      </w:r>
-      <w:r>
-        <w:t xml:space="preserve">|</w:t>
-      </w:r>
-      <w:r>
-        <w:t xml:space="preserve"> </w:t>
-      </w:r>
-      <w:r>
-        <w:t xml:space="preserve">| Recall |</w:t>
-      </w:r>
-      <w:r>
-        <w:t xml:space="preserve"> </w:t>
-      </w:r>
-      <w:r>
-        <w:rPr>
-          <w:i/>
-          <w:iCs/>
-        </w:rPr>
-        <w:t xml:space="preserve">pendiente</w:t>
-      </w:r>
-      <w:r>
-        <w:t xml:space="preserve"> </w:t>
-      </w:r>
-      <w:r>
-        <w:t xml:space="preserve">|</w:t>
-      </w:r>
-    </w:p>
-    <w:p>
-      <w:pPr>
-        <w:pStyle w:val="BodyText"/>
-      </w:pPr>
-      <w:r>
-        <w:t xml:space="preserve">Análisis por subgrupos (fairness):</w:t>
-      </w:r>
-      <w:r>
-        <w:t xml:space="preserve"> </w:t>
-      </w:r>
-      <w:r>
-        <w:t xml:space="preserve">| Subgrupo | PR-AUC | F1 |</w:t>
-      </w:r>
-      <w:r>
-        <w:t xml:space="preserve"> </w:t>
-      </w:r>
-      <w:r>
-        <w:t xml:space="preserve">|—|—|—|</w:t>
-      </w:r>
-      <w:r>
-        <w:t xml:space="preserve"> </w:t>
-      </w:r>
-      <w:r>
-        <w:t xml:space="preserve">| Producto = arándano |</w:t>
-      </w:r>
-      <w:r>
-        <w:t xml:space="preserve"> </w:t>
-      </w:r>
-      <w:r>
-        <w:rPr>
-          <w:i/>
-          <w:iCs/>
-        </w:rPr>
-        <w:t xml:space="preserve">pendiente</w:t>
-      </w:r>
-      <w:r>
-        <w:t xml:space="preserve"> </w:t>
-      </w:r>
-      <w:r>
-        <w:t xml:space="preserve">|</w:t>
-      </w:r>
-      <w:r>
-        <w:t xml:space="preserve"> </w:t>
-      </w:r>
-      <w:r>
-        <w:rPr>
-          <w:i/>
-          <w:iCs/>
-        </w:rPr>
-        <w:t xml:space="preserve">pendiente</w:t>
-      </w:r>
-      <w:r>
-        <w:t xml:space="preserve"> </w:t>
-      </w:r>
-      <w:r>
-        <w:t xml:space="preserve">|</w:t>
-      </w:r>
-      <w:r>
-        <w:t xml:space="preserve"> </w:t>
-      </w:r>
-      <w:r>
-        <w:t xml:space="preserve">| Producto = uva |</w:t>
-      </w:r>
-      <w:r>
-        <w:t xml:space="preserve"> </w:t>
-      </w:r>
-      <w:r>
-        <w:rPr>
-          <w:i/>
-          <w:iCs/>
-        </w:rPr>
-        <w:t xml:space="preserve">pendiente</w:t>
-      </w:r>
-      <w:r>
-        <w:t xml:space="preserve"> </w:t>
-      </w:r>
-      <w:r>
-        <w:t xml:space="preserve">|</w:t>
-      </w:r>
-      <w:r>
-        <w:t xml:space="preserve"> </w:t>
-      </w:r>
-      <w:r>
-        <w:rPr>
-          <w:i/>
-          <w:iCs/>
-        </w:rPr>
-        <w:t xml:space="preserve">pendiente</w:t>
-      </w:r>
-      <w:r>
-        <w:t xml:space="preserve"> </w:t>
-      </w:r>
-      <w:r>
-        <w:t xml:space="preserve">|</w:t>
-      </w:r>
-      <w:r>
-        <w:t xml:space="preserve"> </w:t>
-      </w:r>
-      <w:r>
-        <w:t xml:space="preserve">| Producto = palta |</w:t>
-      </w:r>
-      <w:r>
-        <w:t xml:space="preserve"> </w:t>
-      </w:r>
-      <w:r>
-        <w:rPr>
-          <w:i/>
-          <w:iCs/>
-        </w:rPr>
-        <w:t xml:space="preserve">pendiente</w:t>
-      </w:r>
-      <w:r>
-        <w:t xml:space="preserve"> </w:t>
-      </w:r>
-      <w:r>
-        <w:t xml:space="preserve">|</w:t>
-      </w:r>
-      <w:r>
-        <w:t xml:space="preserve"> </w:t>
-      </w:r>
-      <w:r>
-        <w:rPr>
-          <w:i/>
-          <w:iCs/>
-        </w:rPr>
-        <w:t xml:space="preserve">pendiente</w:t>
-      </w:r>
-      <w:r>
-        <w:t xml:space="preserve"> </w:t>
-      </w:r>
-      <w:r>
-        <w:t xml:space="preserve">|</w:t>
-      </w:r>
-      <w:r>
-        <w:t xml:space="preserve"> </w:t>
-      </w:r>
-      <w:r>
-        <w:t xml:space="preserve">| Producto = cacao |</w:t>
-      </w:r>
-      <w:r>
-        <w:t xml:space="preserve"> </w:t>
-      </w:r>
-      <w:r>
-        <w:rPr>
-          <w:i/>
-          <w:iCs/>
-        </w:rPr>
-        <w:t xml:space="preserve">pendiente</w:t>
-      </w:r>
-      <w:r>
-        <w:t xml:space="preserve"> </w:t>
-      </w:r>
-      <w:r>
-        <w:t xml:space="preserve">|</w:t>
-      </w:r>
-      <w:r>
-        <w:t xml:space="preserve"> </w:t>
-      </w:r>
-      <w:r>
-        <w:rPr>
-          <w:i/>
-          <w:iCs/>
-        </w:rPr>
-        <w:t xml:space="preserve">pendiente</w:t>
-      </w:r>
-      <w:r>
-        <w:t xml:space="preserve"> </w:t>
-      </w:r>
-      <w:r>
-        <w:t xml:space="preserve">|</w:t>
-      </w:r>
-      <w:r>
-        <w:t xml:space="preserve"> </w:t>
-      </w:r>
-      <w:r>
-        <w:t xml:space="preserve">| Producto = espárrago |</w:t>
-      </w:r>
-      <w:r>
-        <w:t xml:space="preserve"> </w:t>
-      </w:r>
-      <w:r>
-        <w:rPr>
-          <w:i/>
-          <w:iCs/>
-        </w:rPr>
-        <w:t xml:space="preserve">pendiente</w:t>
-      </w:r>
-      <w:r>
-        <w:t xml:space="preserve"> </w:t>
-      </w:r>
-      <w:r>
-        <w:t xml:space="preserve">|</w:t>
-      </w:r>
-      <w:r>
-        <w:t xml:space="preserve"> </w:t>
-      </w:r>
-      <w:r>
-        <w:rPr>
-          <w:i/>
-          <w:iCs/>
-        </w:rPr>
-        <w:t xml:space="preserve">pendiente</w:t>
-      </w:r>
-      <w:r>
-        <w:t xml:space="preserve"> </w:t>
-      </w:r>
-      <w:r>
-        <w:t xml:space="preserve">|</w:t>
-      </w:r>
-      <w:r>
-        <w:t xml:space="preserve"> </w:t>
-      </w:r>
-      <w:r>
-        <w:t xml:space="preserve">| Zona = Ica |</w:t>
-      </w:r>
-      <w:r>
-        <w:t xml:space="preserve"> </w:t>
-      </w:r>
-      <w:r>
-        <w:rPr>
-          <w:i/>
-          <w:iCs/>
-        </w:rPr>
-        <w:t xml:space="preserve">pendiente</w:t>
-      </w:r>
-      <w:r>
-        <w:t xml:space="preserve"> </w:t>
-      </w:r>
-      <w:r>
-        <w:t xml:space="preserve">|</w:t>
-      </w:r>
-      <w:r>
-        <w:t xml:space="preserve"> </w:t>
-      </w:r>
-      <w:r>
-        <w:rPr>
-          <w:i/>
-          <w:iCs/>
-        </w:rPr>
-        <w:t xml:space="preserve">pendiente</w:t>
-      </w:r>
-      <w:r>
-        <w:t xml:space="preserve"> </w:t>
-      </w:r>
-      <w:r>
-        <w:t xml:space="preserve">|</w:t>
-      </w:r>
-      <w:r>
-        <w:t xml:space="preserve"> </w:t>
-      </w:r>
-      <w:r>
-        <w:t xml:space="preserve">| Zona = La Libertad |</w:t>
-      </w:r>
-      <w:r>
-        <w:t xml:space="preserve"> </w:t>
-      </w:r>
-      <w:r>
-        <w:rPr>
-          <w:i/>
-          <w:iCs/>
-        </w:rPr>
-        <w:t xml:space="preserve">pendiente</w:t>
-      </w:r>
-      <w:r>
-        <w:t xml:space="preserve"> </w:t>
-      </w:r>
-      <w:r>
-        <w:t xml:space="preserve">|</w:t>
-      </w:r>
-      <w:r>
-        <w:t xml:space="preserve"> </w:t>
-      </w:r>
-      <w:r>
-        <w:rPr>
-          <w:i/>
-          <w:iCs/>
-        </w:rPr>
-        <w:t xml:space="preserve">pendiente</w:t>
-      </w:r>
-      <w:r>
-        <w:t xml:space="preserve"> </w:t>
-      </w:r>
-      <w:r>
-        <w:t xml:space="preserve">|</w:t>
-      </w:r>
-    </w:p>
-    <w:p>
-      <w:pPr>
-        <w:pStyle w:val="BodyText"/>
-      </w:pPr>
-      <w:r>
-        <w:rPr>
-          <w:b/>
-          <w:bCs/>
-        </w:rPr>
-        <w:t xml:space="preserve">8. Consideraciones éticas</w:t>
-      </w:r>
-      <w:r>
-        <w:t xml:space="preserve"> </w:t>
-      </w:r>
-      <w:r>
-        <w:t xml:space="preserve">- Datos sintéticos: cero riesgo de exposición de información personal o empresarial.</w:t>
-      </w:r>
-      <w:r>
-        <w:t xml:space="preserve"> </w:t>
-      </w:r>
-      <w:r>
-        <w:t xml:space="preserve">- Posible sesgo geográfico: solo 5 departamentos modelados.</w:t>
-      </w:r>
-      <w:r>
-        <w:t xml:space="preserve"> </w:t>
-      </w:r>
-      <w:r>
-        <w:t xml:space="preserve">- Mitigación: documentación explícita del alcance y limitaciones de generalización.</w:t>
-      </w:r>
-    </w:p>
-    <w:p>
-      <w:pPr>
-        <w:pStyle w:val="BodyText"/>
-      </w:pPr>
-      <w:r>
-        <w:rPr>
-          <w:b/>
-          <w:bCs/>
-        </w:rPr>
         <w:t xml:space="preserve">9. Advertencias y recomendaciones</w:t>
       </w:r>
       <w:r>
         <w:t xml:space="preserve"> </w:t>
       </w:r>
       <w:r>
-        <w:t xml:space="preserve">- Recalibrar antes de uso operativo real con datos de empresa.</w:t>
-      </w:r>
-      <w:r>
-        <w:t xml:space="preserve"> </w:t>
-      </w:r>
-      <w:r>
-        <w:t xml:space="preserve">- Monitorear data drift mensual (KS test sobre distribuciones de input).</w:t>
-      </w:r>
-      <w:r>
-        <w:t xml:space="preserve"> </w:t>
-      </w:r>
-      <w:r>
-        <w:t xml:space="preserve">- No usar como única fuente de decisión; siempre con revisión humana.</w:t>
+        <w:t xml:space="preserve">- Ajustar umbral según costo operativo de falsos positivos en cada empresa.</w:t>
+      </w:r>
+      <w:r>
+        <w:t xml:space="preserve"> </w:t>
+      </w:r>
+      <w:r>
+        <w:t xml:space="preserve">- No usar sin la capa de explicabilidad SHAP (las alertas sin contexto generan ruido).</w:t>
       </w:r>
     </w:p>
     <w:p>
@@ -24357,14 +25057,14 @@
         </w:pict>
       </w:r>
     </w:p>
-    <w:bookmarkEnd w:id="153"/>
-    <w:bookmarkStart w:id="154" w:name="X02af7a5d694f17082646b28da846cd72fc7ec5a"/>
+    <w:bookmarkEnd w:id="154"/>
+    <w:bookmarkStart w:id="155" w:name="Xc5ae7913559261d9c0b6d73f00adedba582632f"/>
     <w:p>
       <w:pPr>
         <w:pStyle w:val="Ttulo3"/>
       </w:pPr>
       <w:r>
-        <w:t xml:space="preserve">B.2 Model Card — Módulo de Detección de Anomalías (Ensemble IF + LOF + ECOD)</w:t>
+        <w:t xml:space="preserve">B.3 Model Card — Módulo de Explicabilidad (TreeSHAP)</w:t>
       </w:r>
     </w:p>
     <w:p>
@@ -24391,31 +25091,37 @@
         <w:rPr>
           <w:rStyle w:val="VerbatimChar"/>
         </w:rPr>
-        <w:t xml:space="preserve">module2_anomaly</w:t>
-      </w:r>
-      <w:r>
-        <w:t xml:space="preserve"> </w:t>
-      </w:r>
-      <w:r>
-        <w:t xml:space="preserve">- Tipo: Ensemble no supervisado (Isolation Forest + LOF + ECOD)</w:t>
-      </w:r>
-      <w:r>
-        <w:t xml:space="preserve"> </w:t>
-      </w:r>
-      <w:r>
-        <w:t xml:space="preserve">- Versión: 1.0</w:t>
-      </w:r>
-      <w:r>
-        <w:t xml:space="preserve"> </w:t>
-      </w:r>
-      <w:r>
-        <w:t xml:space="preserve">- Infraestructura: PyOD (Zhao et al., 2019)</w:t>
-      </w:r>
-      <w:r>
-        <w:t xml:space="preserve"> </w:t>
-      </w:r>
-      <w:r>
-        <w:t xml:space="preserve">- Estrategia de combinación: promedio normalizado de scores (alternativa: voto por mayoría con umbral por detector).</w:t>
+        <w:t xml:space="preserve">module3_shap</w:t>
+      </w:r>
+      <w:r>
+        <w:t xml:space="preserve"> </w:t>
+      </w:r>
+      <w:r>
+        <w:t xml:space="preserve">- Tipo: TreeSHAP (cálculo exacto de valores de Shapley en árboles)</w:t>
+      </w:r>
+      <w:r>
+        <w:t xml:space="preserve"> </w:t>
+      </w:r>
+      <w:r>
+        <w:t xml:space="preserve">- Versión: 1.0 (librería</w:t>
+      </w:r>
+      <w:r>
+        <w:t xml:space="preserve"> </w:t>
+      </w:r>
+      <w:r>
+        <w:rPr>
+          <w:rStyle w:val="VerbatimChar"/>
+        </w:rPr>
+        <w:t xml:space="preserve">shap</w:t>
+      </w:r>
+      <w:r>
+        <w:t xml:space="preserve">)</w:t>
+      </w:r>
+      <w:r>
+        <w:t xml:space="preserve"> </w:t>
+      </w:r>
+      <w:r>
+        <w:t xml:space="preserve">- Fundamento: Lundberg &amp; Lee (2017); TreeSHAP — Lundberg et al. (2020)</w:t>
       </w:r>
     </w:p>
     <w:p>
@@ -24433,13 +25139,13 @@
         <w:t xml:space="preserve"> </w:t>
       </w:r>
       <w:r>
-        <w:t xml:space="preserve">- Identificar registros operativos atípicos en el dataset agroexportador.</w:t>
-      </w:r>
-      <w:r>
-        <w:t xml:space="preserve"> </w:t>
-      </w:r>
-      <w:r>
-        <w:t xml:space="preserve">- Salida: score continuo (0–1) y bandera binaria (≥ umbral → anomalía).</w:t>
+        <w:t xml:space="preserve">- Generar vectores de contribución por variable para cada alerta.</w:t>
+      </w:r>
+      <w:r>
+        <w:t xml:space="preserve"> </w:t>
+      </w:r>
+      <w:r>
+        <w:t xml:space="preserve">- Alimentar la capa LLM+RAG con evidencia cuantitativa estructurada.</w:t>
       </w:r>
     </w:p>
     <w:p>
@@ -24457,7 +25163,7 @@
         <w:t xml:space="preserve"> </w:t>
       </w:r>
       <w:r>
-        <w:t xml:space="preserve">- Mismas variables que módulo 1, con preprocesamiento StandardScaler para LOF.</w:t>
+        <w:t xml:space="preserve">- Las mismas variables del modelo predictor; las contribuciones se reportan en la escala del logit del XGBoost.</w:t>
       </w:r>
     </w:p>
     <w:p>
@@ -24475,13 +25181,19 @@
         <w:t xml:space="preserve"> </w:t>
       </w:r>
       <w:r>
-        <w:t xml:space="preserve">- PR-AUC, ROC-AUC, F1 con umbral óptimo, Specificity.</w:t>
-      </w:r>
-      <w:r>
-        <w:t xml:space="preserve"> </w:t>
-      </w:r>
-      <w:r>
-        <w:t xml:space="preserve">- Tasa de falsos positivos como métrica operativa (cuántas alertas se generan al día).</w:t>
+        <w:t xml:space="preserve">- Cobertura top-k (k=3, k=5).</w:t>
+      </w:r>
+      <w:r>
+        <w:t xml:space="preserve"> </w:t>
+      </w:r>
+      <w:r>
+        <w:t xml:space="preserve">- Consistencia ρ entre alertas del mismo tipo (Spearman).</w:t>
+      </w:r>
+      <w:r>
+        <w:t xml:space="preserve"> </w:t>
+      </w:r>
+      <w:r>
+        <w:t xml:space="preserve">- Claridad operativa (Likert 1–5 evaluada en estudio de usabilidad).</w:t>
       </w:r>
     </w:p>
     <w:p>
@@ -24499,7 +25211,7 @@
         <w:t xml:space="preserve"> </w:t>
       </w:r>
       <w:r>
-        <w:t xml:space="preserve">- Conjunto de test del dataset sintético v1.0.</w:t>
+        <w:t xml:space="preserve">- Subconjunto de 100 alertas seleccionadas aleatoriamente del test set.</w:t>
       </w:r>
     </w:p>
     <w:p>
@@ -24517,7 +25229,7 @@
         <w:t xml:space="preserve"> </w:t>
       </w:r>
       <w:r>
-        <w:t xml:space="preserve">- Conjunto de train (no se usan etiquetas durante el fit — entrenamiento no supervisado).</w:t>
+        <w:t xml:space="preserve">- N/A — SHAP es un método post-hoc, no se entrena.</w:t>
       </w:r>
     </w:p>
     <w:p>
@@ -24535,19 +25247,19 @@
         <w:t xml:space="preserve"> </w:t>
       </w:r>
       <w:r>
-        <w:t xml:space="preserve">| Detector | PR-AUC | ROC-AUC | F1 | FPR |</w:t>
-      </w:r>
-      <w:r>
-        <w:t xml:space="preserve"> </w:t>
-      </w:r>
-      <w:r>
-        <w:t xml:space="preserve">|—|—|—|—|—|</w:t>
-      </w:r>
-      <w:r>
-        <w:t xml:space="preserve"> </w:t>
-      </w:r>
-      <w:r>
-        <w:t xml:space="preserve">| Isolation Forest individual |</w:t>
+        <w:t xml:space="preserve">| Métrica | Valor |</w:t>
+      </w:r>
+      <w:r>
+        <w:t xml:space="preserve"> </w:t>
+      </w:r>
+      <w:r>
+        <w:t xml:space="preserve">|—|—|</w:t>
+      </w:r>
+      <w:r>
+        <w:t xml:space="preserve"> </w:t>
+      </w:r>
+      <w:r>
+        <w:t xml:space="preserve">| Cobertura top-5 (mediana) |</w:t>
       </w:r>
       <w:r>
         <w:t xml:space="preserve"> </w:t>
@@ -24569,6 +25281,12 @@
         <w:t xml:space="preserve"> </w:t>
       </w:r>
       <w:r>
+        <w:t xml:space="preserve">| Cobertura top-3 (mediana) |</w:t>
+      </w:r>
+      <w:r>
+        <w:t xml:space="preserve"> </w:t>
+      </w:r>
+      <w:r>
         <w:rPr>
           <w:i/>
           <w:iCs/>
@@ -24585,6 +25303,12 @@
         <w:t xml:space="preserve"> </w:t>
       </w:r>
       <w:r>
+        <w:t xml:space="preserve">| Consistencia ρ (mediana) |</w:t>
+      </w:r>
+      <w:r>
+        <w:t xml:space="preserve"> </w:t>
+      </w:r>
+      <w:r>
         <w:rPr>
           <w:i/>
           <w:iCs/>
@@ -24601,6 +25325,12 @@
         <w:t xml:space="preserve"> </w:t>
       </w:r>
       <w:r>
+        <w:t xml:space="preserve">| Likert claridad (mediana) |</w:t>
+      </w:r>
+      <w:r>
+        <w:t xml:space="preserve"> </w:t>
+      </w:r>
+      <w:r>
         <w:rPr>
           <w:i/>
           <w:iCs/>
@@ -24613,426 +25343,6 @@
       <w:r>
         <w:t xml:space="preserve">|</w:t>
       </w:r>
-      <w:r>
-        <w:t xml:space="preserve"> </w:t>
-      </w:r>
-      <w:r>
-        <w:t xml:space="preserve">| LOF individual |</w:t>
-      </w:r>
-      <w:r>
-        <w:t xml:space="preserve"> </w:t>
-      </w:r>
-      <w:r>
-        <w:rPr>
-          <w:i/>
-          <w:iCs/>
-        </w:rPr>
-        <w:t xml:space="preserve">pendiente</w:t>
-      </w:r>
-      <w:r>
-        <w:t xml:space="preserve"> </w:t>
-      </w:r>
-      <w:r>
-        <w:t xml:space="preserve">|</w:t>
-      </w:r>
-      <w:r>
-        <w:t xml:space="preserve"> </w:t>
-      </w:r>
-      <w:r>
-        <w:rPr>
-          <w:i/>
-          <w:iCs/>
-        </w:rPr>
-        <w:t xml:space="preserve">pendiente</w:t>
-      </w:r>
-      <w:r>
-        <w:t xml:space="preserve"> </w:t>
-      </w:r>
-      <w:r>
-        <w:t xml:space="preserve">|</w:t>
-      </w:r>
-      <w:r>
-        <w:t xml:space="preserve"> </w:t>
-      </w:r>
-      <w:r>
-        <w:rPr>
-          <w:i/>
-          <w:iCs/>
-        </w:rPr>
-        <w:t xml:space="preserve">pendiente</w:t>
-      </w:r>
-      <w:r>
-        <w:t xml:space="preserve"> </w:t>
-      </w:r>
-      <w:r>
-        <w:t xml:space="preserve">|</w:t>
-      </w:r>
-      <w:r>
-        <w:t xml:space="preserve"> </w:t>
-      </w:r>
-      <w:r>
-        <w:rPr>
-          <w:i/>
-          <w:iCs/>
-        </w:rPr>
-        <w:t xml:space="preserve">pendiente</w:t>
-      </w:r>
-      <w:r>
-        <w:t xml:space="preserve"> </w:t>
-      </w:r>
-      <w:r>
-        <w:t xml:space="preserve">|</w:t>
-      </w:r>
-      <w:r>
-        <w:t xml:space="preserve"> </w:t>
-      </w:r>
-      <w:r>
-        <w:t xml:space="preserve">| ECOD individual |</w:t>
-      </w:r>
-      <w:r>
-        <w:t xml:space="preserve"> </w:t>
-      </w:r>
-      <w:r>
-        <w:rPr>
-          <w:i/>
-          <w:iCs/>
-        </w:rPr>
-        <w:t xml:space="preserve">pendiente</w:t>
-      </w:r>
-      <w:r>
-        <w:t xml:space="preserve"> </w:t>
-      </w:r>
-      <w:r>
-        <w:t xml:space="preserve">|</w:t>
-      </w:r>
-      <w:r>
-        <w:t xml:space="preserve"> </w:t>
-      </w:r>
-      <w:r>
-        <w:rPr>
-          <w:i/>
-          <w:iCs/>
-        </w:rPr>
-        <w:t xml:space="preserve">pendiente</w:t>
-      </w:r>
-      <w:r>
-        <w:t xml:space="preserve"> </w:t>
-      </w:r>
-      <w:r>
-        <w:t xml:space="preserve">|</w:t>
-      </w:r>
-      <w:r>
-        <w:t xml:space="preserve"> </w:t>
-      </w:r>
-      <w:r>
-        <w:rPr>
-          <w:i/>
-          <w:iCs/>
-        </w:rPr>
-        <w:t xml:space="preserve">pendiente</w:t>
-      </w:r>
-      <w:r>
-        <w:t xml:space="preserve"> </w:t>
-      </w:r>
-      <w:r>
-        <w:t xml:space="preserve">|</w:t>
-      </w:r>
-      <w:r>
-        <w:t xml:space="preserve"> </w:t>
-      </w:r>
-      <w:r>
-        <w:rPr>
-          <w:i/>
-          <w:iCs/>
-        </w:rPr>
-        <w:t xml:space="preserve">pendiente</w:t>
-      </w:r>
-      <w:r>
-        <w:t xml:space="preserve"> </w:t>
-      </w:r>
-      <w:r>
-        <w:t xml:space="preserve">|</w:t>
-      </w:r>
-      <w:r>
-        <w:t xml:space="preserve"> </w:t>
-      </w:r>
-      <w:r>
-        <w:t xml:space="preserve">| Ensemble IF+LOF+ECOD |</w:t>
-      </w:r>
-      <w:r>
-        <w:t xml:space="preserve"> </w:t>
-      </w:r>
-      <w:r>
-        <w:rPr>
-          <w:i/>
-          <w:iCs/>
-        </w:rPr>
-        <w:t xml:space="preserve">pendiente</w:t>
-      </w:r>
-      <w:r>
-        <w:t xml:space="preserve"> </w:t>
-      </w:r>
-      <w:r>
-        <w:t xml:space="preserve">|</w:t>
-      </w:r>
-      <w:r>
-        <w:t xml:space="preserve"> </w:t>
-      </w:r>
-      <w:r>
-        <w:rPr>
-          <w:i/>
-          <w:iCs/>
-        </w:rPr>
-        <w:t xml:space="preserve">pendiente</w:t>
-      </w:r>
-      <w:r>
-        <w:t xml:space="preserve"> </w:t>
-      </w:r>
-      <w:r>
-        <w:t xml:space="preserve">|</w:t>
-      </w:r>
-      <w:r>
-        <w:t xml:space="preserve"> </w:t>
-      </w:r>
-      <w:r>
-        <w:rPr>
-          <w:i/>
-          <w:iCs/>
-        </w:rPr>
-        <w:t xml:space="preserve">pendiente</w:t>
-      </w:r>
-      <w:r>
-        <w:t xml:space="preserve"> </w:t>
-      </w:r>
-      <w:r>
-        <w:t xml:space="preserve">|</w:t>
-      </w:r>
-      <w:r>
-        <w:t xml:space="preserve"> </w:t>
-      </w:r>
-      <w:r>
-        <w:rPr>
-          <w:i/>
-          <w:iCs/>
-        </w:rPr>
-        <w:t xml:space="preserve">pendiente</w:t>
-      </w:r>
-      <w:r>
-        <w:t xml:space="preserve"> </w:t>
-      </w:r>
-      <w:r>
-        <w:t xml:space="preserve">|</w:t>
-      </w:r>
-    </w:p>
-    <w:p>
-      <w:pPr>
-        <w:pStyle w:val="BodyText"/>
-      </w:pPr>
-      <w:r>
-        <w:t xml:space="preserve">Por tipo de anomalía inyectada:</w:t>
-      </w:r>
-      <w:r>
-        <w:t xml:space="preserve"> </w:t>
-      </w:r>
-      <w:r>
-        <w:t xml:space="preserve">| Tipo | Recall ensemble | Recall IF solo |</w:t>
-      </w:r>
-      <w:r>
-        <w:t xml:space="preserve"> </w:t>
-      </w:r>
-      <w:r>
-        <w:t xml:space="preserve">|—|—|—|</w:t>
-      </w:r>
-      <w:r>
-        <w:t xml:space="preserve"> </w:t>
-      </w:r>
-      <w:r>
-        <w:t xml:space="preserve">| precio |</w:t>
-      </w:r>
-      <w:r>
-        <w:t xml:space="preserve"> </w:t>
-      </w:r>
-      <w:r>
-        <w:rPr>
-          <w:i/>
-          <w:iCs/>
-        </w:rPr>
-        <w:t xml:space="preserve">pendiente</w:t>
-      </w:r>
-      <w:r>
-        <w:t xml:space="preserve"> </w:t>
-      </w:r>
-      <w:r>
-        <w:t xml:space="preserve">|</w:t>
-      </w:r>
-      <w:r>
-        <w:t xml:space="preserve"> </w:t>
-      </w:r>
-      <w:r>
-        <w:rPr>
-          <w:i/>
-          <w:iCs/>
-        </w:rPr>
-        <w:t xml:space="preserve">pendiente</w:t>
-      </w:r>
-      <w:r>
-        <w:t xml:space="preserve"> </w:t>
-      </w:r>
-      <w:r>
-        <w:t xml:space="preserve">|</w:t>
-      </w:r>
-      <w:r>
-        <w:t xml:space="preserve"> </w:t>
-      </w:r>
-      <w:r>
-        <w:t xml:space="preserve">| volumen |</w:t>
-      </w:r>
-      <w:r>
-        <w:t xml:space="preserve"> </w:t>
-      </w:r>
-      <w:r>
-        <w:rPr>
-          <w:i/>
-          <w:iCs/>
-        </w:rPr>
-        <w:t xml:space="preserve">pendiente</w:t>
-      </w:r>
-      <w:r>
-        <w:t xml:space="preserve"> </w:t>
-      </w:r>
-      <w:r>
-        <w:t xml:space="preserve">|</w:t>
-      </w:r>
-      <w:r>
-        <w:t xml:space="preserve"> </w:t>
-      </w:r>
-      <w:r>
-        <w:rPr>
-          <w:i/>
-          <w:iCs/>
-        </w:rPr>
-        <w:t xml:space="preserve">pendiente</w:t>
-      </w:r>
-      <w:r>
-        <w:t xml:space="preserve"> </w:t>
-      </w:r>
-      <w:r>
-        <w:t xml:space="preserve">|</w:t>
-      </w:r>
-      <w:r>
-        <w:t xml:space="preserve"> </w:t>
-      </w:r>
-      <w:r>
-        <w:t xml:space="preserve">| clima |</w:t>
-      </w:r>
-      <w:r>
-        <w:t xml:space="preserve"> </w:t>
-      </w:r>
-      <w:r>
-        <w:rPr>
-          <w:i/>
-          <w:iCs/>
-        </w:rPr>
-        <w:t xml:space="preserve">pendiente</w:t>
-      </w:r>
-      <w:r>
-        <w:t xml:space="preserve"> </w:t>
-      </w:r>
-      <w:r>
-        <w:t xml:space="preserve">|</w:t>
-      </w:r>
-      <w:r>
-        <w:t xml:space="preserve"> </w:t>
-      </w:r>
-      <w:r>
-        <w:rPr>
-          <w:i/>
-          <w:iCs/>
-        </w:rPr>
-        <w:t xml:space="preserve">pendiente</w:t>
-      </w:r>
-      <w:r>
-        <w:t xml:space="preserve"> </w:t>
-      </w:r>
-      <w:r>
-        <w:t xml:space="preserve">|</w:t>
-      </w:r>
-      <w:r>
-        <w:t xml:space="preserve"> </w:t>
-      </w:r>
-      <w:r>
-        <w:t xml:space="preserve">| logistica |</w:t>
-      </w:r>
-      <w:r>
-        <w:t xml:space="preserve"> </w:t>
-      </w:r>
-      <w:r>
-        <w:rPr>
-          <w:i/>
-          <w:iCs/>
-        </w:rPr>
-        <w:t xml:space="preserve">pendiente</w:t>
-      </w:r>
-      <w:r>
-        <w:t xml:space="preserve"> </w:t>
-      </w:r>
-      <w:r>
-        <w:t xml:space="preserve">|</w:t>
-      </w:r>
-      <w:r>
-        <w:t xml:space="preserve"> </w:t>
-      </w:r>
-      <w:r>
-        <w:rPr>
-          <w:i/>
-          <w:iCs/>
-        </w:rPr>
-        <w:t xml:space="preserve">pendiente</w:t>
-      </w:r>
-      <w:r>
-        <w:t xml:space="preserve"> </w:t>
-      </w:r>
-      <w:r>
-        <w:t xml:space="preserve">|</w:t>
-      </w:r>
-      <w:r>
-        <w:t xml:space="preserve"> </w:t>
-      </w:r>
-      <w:r>
-        <w:t xml:space="preserve">| calidad |</w:t>
-      </w:r>
-      <w:r>
-        <w:t xml:space="preserve"> </w:t>
-      </w:r>
-      <w:r>
-        <w:rPr>
-          <w:i/>
-          <w:iCs/>
-        </w:rPr>
-        <w:t xml:space="preserve">pendiente</w:t>
-      </w:r>
-      <w:r>
-        <w:t xml:space="preserve"> </w:t>
-      </w:r>
-      <w:r>
-        <w:t xml:space="preserve">|</w:t>
-      </w:r>
-      <w:r>
-        <w:t xml:space="preserve"> </w:t>
-      </w:r>
-      <w:r>
-        <w:rPr>
-          <w:i/>
-          <w:iCs/>
-        </w:rPr>
-        <w:t xml:space="preserve">pendiente</w:t>
-      </w:r>
-      <w:r>
-        <w:t xml:space="preserve"> </w:t>
-      </w:r>
-      <w:r>
-        <w:t xml:space="preserve">|</w:t>
-      </w:r>
     </w:p>
     <w:p>
       <w:pPr>
@@ -25049,13 +25359,13 @@
         <w:t xml:space="preserve"> </w:t>
       </w:r>
       <w:r>
-        <w:t xml:space="preserve">- Riesgo de sobre-alerta sobre productos o zonas específicas si la distribución del dataset está sesgada.</w:t>
-      </w:r>
-      <w:r>
-        <w:t xml:space="preserve"> </w:t>
-      </w:r>
-      <w:r>
-        <w:t xml:space="preserve">- Mitigación: análisis de tasa de alerta por subgrupo y calibración de umbral por categoría.</w:t>
+        <w:t xml:space="preserve">- SHAP puede inducir sobre-confianza si se interpreta como causalidad. Es una atribución, no una causa.</w:t>
+      </w:r>
+      <w:r>
+        <w:t xml:space="preserve"> </w:t>
+      </w:r>
+      <w:r>
+        <w:t xml:space="preserve">- Mitigación: documentación explícita en el dashboard y en el reporte generado.</w:t>
       </w:r>
     </w:p>
     <w:p>
@@ -25073,13 +25383,13 @@
         <w:t xml:space="preserve"> </w:t>
       </w:r>
       <w:r>
-        <w:t xml:space="preserve">- Ajustar umbral según costo operativo de falsos positivos en cada empresa.</w:t>
-      </w:r>
-      <w:r>
-        <w:t xml:space="preserve"> </w:t>
-      </w:r>
-      <w:r>
-        <w:t xml:space="preserve">- No usar sin la capa de explicabilidad SHAP (las alertas sin contexto generan ruido).</w:t>
+        <w:t xml:space="preserve">- TreeSHAP es exacto solo para árboles; no aplicar a modelos no-árbol.</w:t>
+      </w:r>
+      <w:r>
+        <w:t xml:space="preserve"> </w:t>
+      </w:r>
+      <w:r>
+        <w:t xml:space="preserve">- El orden y magnitud de las contribuciones depende del modelo predictor; cambiar el modelo invalida explicaciones previas.</w:t>
       </w:r>
     </w:p>
     <w:p>
@@ -25089,14 +25399,14 @@
         </w:pict>
       </w:r>
     </w:p>
-    <w:bookmarkEnd w:id="154"/>
-    <w:bookmarkStart w:id="155" w:name="Xc5ae7913559261d9c0b6d73f00adedba582632f"/>
+    <w:bookmarkEnd w:id="155"/>
+    <w:bookmarkStart w:id="156" w:name="X6f15f6c26661b759165b8a19a66ee34aae2391c"/>
     <w:p>
       <w:pPr>
         <w:pStyle w:val="Ttulo3"/>
       </w:pPr>
       <w:r>
-        <w:t xml:space="preserve">B.3 Model Card — Módulo de Explicabilidad (TreeSHAP)</w:t>
+        <w:t xml:space="preserve">B.4 Model Card — Módulo de Generación de Reportes (LLM + RAG)</w:t>
       </w:r>
     </w:p>
     <w:p>
@@ -25123,37 +25433,43 @@
         <w:rPr>
           <w:rStyle w:val="VerbatimChar"/>
         </w:rPr>
-        <w:t xml:space="preserve">module3_shap</w:t>
-      </w:r>
-      <w:r>
-        <w:t xml:space="preserve"> </w:t>
-      </w:r>
-      <w:r>
-        <w:t xml:space="preserve">- Tipo: TreeSHAP (cálculo exacto de valores de Shapley en árboles)</w:t>
-      </w:r>
-      <w:r>
-        <w:t xml:space="preserve"> </w:t>
-      </w:r>
-      <w:r>
-        <w:t xml:space="preserve">- Versión: 1.0 (librería</w:t>
-      </w:r>
-      <w:r>
-        <w:t xml:space="preserve"> </w:t>
-      </w:r>
-      <w:r>
-        <w:rPr>
-          <w:rStyle w:val="VerbatimChar"/>
-        </w:rPr>
-        <w:t xml:space="preserve">shap</w:t>
-      </w:r>
-      <w:r>
-        <w:t xml:space="preserve">)</w:t>
-      </w:r>
-      <w:r>
-        <w:t xml:space="preserve"> </w:t>
-      </w:r>
-      <w:r>
-        <w:t xml:space="preserve">- Fundamento: Lundberg &amp; Lee (2017); TreeSHAP — Lundberg et al. (2020)</w:t>
+        <w:t xml:space="preserve">module4_rag</w:t>
+      </w:r>
+      <w:r>
+        <w:t xml:space="preserve"> </w:t>
+      </w:r>
+      <w:r>
+        <w:t xml:space="preserve">- Componentes:</w:t>
+      </w:r>
+      <w:r>
+        <w:t xml:space="preserve"> </w:t>
+      </w:r>
+      <w:r>
+        <w:t xml:space="preserve">- LLM base: Anthropic Claude Sonnet 4.6 (o alternativa local Llama 3.1 8B Instruct).</w:t>
+      </w:r>
+      <w:r>
+        <w:t xml:space="preserve"> </w:t>
+      </w:r>
+      <w:r>
+        <w:t xml:space="preserve">- Retriever: BM25 sobre fuentes agroexportadoras + vectores SHAP estructurados.</w:t>
+      </w:r>
+      <w:r>
+        <w:t xml:space="preserve"> </w:t>
+      </w:r>
+      <w:r>
+        <w:t xml:space="preserve">- Prompt template: estructurado con campos obligatorios (dato, modelo, score, umbral, SHAP, fuente, recomendación).</w:t>
+      </w:r>
+      <w:r>
+        <w:t xml:space="preserve"> </w:t>
+      </w:r>
+      <w:r>
+        <w:t xml:space="preserve">- Versión: 1.0</w:t>
+      </w:r>
+      <w:r>
+        <w:t xml:space="preserve"> </w:t>
+      </w:r>
+      <w:r>
+        <w:t xml:space="preserve">- Parámetros: temperature = 0.2, max_tokens = 800.</w:t>
       </w:r>
     </w:p>
     <w:p>
@@ -25171,13 +25487,13 @@
         <w:t xml:space="preserve"> </w:t>
       </w:r>
       <w:r>
-        <w:t xml:space="preserve">- Generar vectores de contribución por variable para cada alerta.</w:t>
-      </w:r>
-      <w:r>
-        <w:t xml:space="preserve"> </w:t>
-      </w:r>
-      <w:r>
-        <w:t xml:space="preserve">- Alimentar la capa LLM+RAG con evidencia cuantitativa estructurada.</w:t>
+        <w:t xml:space="preserve">- Generar reporte narrativo de cada alerta operativa, anclado en evidencias SHAP y fuentes recuperadas.</w:t>
+      </w:r>
+      <w:r>
+        <w:t xml:space="preserve"> </w:t>
+      </w:r>
+      <w:r>
+        <w:t xml:space="preserve">- Usuario primario: supervisor operativo, auditor interno.</w:t>
       </w:r>
     </w:p>
     <w:p>
@@ -25195,7 +25511,19 @@
         <w:t xml:space="preserve"> </w:t>
       </w:r>
       <w:r>
-        <w:t xml:space="preserve">- Las mismas variables del modelo predictor; las contribuciones se reportan en la escala del logit del XGBoost.</w:t>
+        <w:t xml:space="preserve">- Vector SHAP top-5 de la alerta.</w:t>
+      </w:r>
+      <w:r>
+        <w:t xml:space="preserve"> </w:t>
+      </w:r>
+      <w:r>
+        <w:t xml:space="preserve">- Score y umbral aplicado.</w:t>
+      </w:r>
+      <w:r>
+        <w:t xml:space="preserve"> </w:t>
+      </w:r>
+      <w:r>
+        <w:t xml:space="preserve">- Fragmentos recuperados de la base de conocimiento (fuentes MIDAGRI, SENAMHI, etc.).</w:t>
       </w:r>
     </w:p>
     <w:p>
@@ -25213,19 +25541,19 @@
         <w:t xml:space="preserve"> </w:t>
       </w:r>
       <w:r>
-        <w:t xml:space="preserve">- Cobertura top-k (k=3, k=5).</w:t>
-      </w:r>
-      <w:r>
-        <w:t xml:space="preserve"> </w:t>
-      </w:r>
-      <w:r>
-        <w:t xml:space="preserve">- Consistencia ρ entre alertas del mismo tipo (Spearman).</w:t>
-      </w:r>
-      <w:r>
-        <w:t xml:space="preserve"> </w:t>
-      </w:r>
-      <w:r>
-        <w:t xml:space="preserve">- Claridad operativa (Likert 1–5 evaluada en estudio de usabilidad).</w:t>
+        <w:t xml:space="preserve">- Rúbrica de 5 dimensiones (completitud, consistencia numérica, accionabilidad, coherencia textual, correspondencia con evidencias).</w:t>
+      </w:r>
+      <w:r>
+        <w:t xml:space="preserve"> </w:t>
+      </w:r>
+      <w:r>
+        <w:t xml:space="preserve">- ROUGE-1, ROUGE-L cuando exista referencia humana.</w:t>
+      </w:r>
+      <w:r>
+        <w:t xml:space="preserve"> </w:t>
+      </w:r>
+      <w:r>
+        <w:t xml:space="preserve">- Kappa de Cohen entre dos revisores.</w:t>
       </w:r>
     </w:p>
     <w:p>
@@ -25243,7 +25571,13 @@
         <w:t xml:space="preserve"> </w:t>
       </w:r>
       <w:r>
-        <w:t xml:space="preserve">- Subconjunto de 100 alertas seleccionadas aleatoriamente del test set.</w:t>
+        <w:t xml:space="preserve">- 20 reportes generados a partir de alertas seleccionadas aleatoriamente del test set.</w:t>
+      </w:r>
+      <w:r>
+        <w:t xml:space="preserve"> </w:t>
+      </w:r>
+      <w:r>
+        <w:t xml:space="preserve">- Evaluación por 2 revisores independientes con la rúbrica del Capítulo III §3.3.</w:t>
       </w:r>
     </w:p>
     <w:p>
@@ -25261,7 +25595,7 @@
         <w:t xml:space="preserve"> </w:t>
       </w:r>
       <w:r>
-        <w:t xml:space="preserve">- N/A — SHAP es un método post-hoc, no se entrena.</w:t>
+        <w:t xml:space="preserve">- N/A — LLM no se fine-tunea. El conocimiento operativo se inyecta vía RAG en tiempo de inferencia.</w:t>
       </w:r>
     </w:p>
     <w:p>
@@ -25279,19 +25613,19 @@
         <w:t xml:space="preserve"> </w:t>
       </w:r>
       <w:r>
-        <w:t xml:space="preserve">| Métrica | Valor |</w:t>
-      </w:r>
-      <w:r>
-        <w:t xml:space="preserve"> </w:t>
-      </w:r>
-      <w:r>
-        <w:t xml:space="preserve">|—|—|</w:t>
-      </w:r>
-      <w:r>
-        <w:t xml:space="preserve"> </w:t>
-      </w:r>
-      <w:r>
-        <w:t xml:space="preserve">| Cobertura top-5 (mediana) |</w:t>
+        <w:t xml:space="preserve">| Dimensión | Valor (media de 2 revisores) | Kappa Cohen |</w:t>
+      </w:r>
+      <w:r>
+        <w:t xml:space="preserve"> </w:t>
+      </w:r>
+      <w:r>
+        <w:t xml:space="preserve">|—|—|—|</w:t>
+      </w:r>
+      <w:r>
+        <w:t xml:space="preserve"> </w:t>
+      </w:r>
+      <w:r>
+        <w:t xml:space="preserve">| Completitud |</w:t>
       </w:r>
       <w:r>
         <w:t xml:space="preserve"> </w:t>
@@ -25313,12 +25647,6 @@
         <w:t xml:space="preserve"> </w:t>
       </w:r>
       <w:r>
-        <w:t xml:space="preserve">| Cobertura top-3 (mediana) |</w:t>
-      </w:r>
-      <w:r>
-        <w:t xml:space="preserve"> </w:t>
-      </w:r>
-      <w:r>
         <w:rPr>
           <w:i/>
           <w:iCs/>
@@ -25335,7 +25663,7 @@
         <w:t xml:space="preserve"> </w:t>
       </w:r>
       <w:r>
-        <w:t xml:space="preserve">| Consistencia ρ (mediana) |</w:t>
+        <w:t xml:space="preserve">| Consistencia numérica |</w:t>
       </w:r>
       <w:r>
         <w:t xml:space="preserve"> </w:t>
@@ -25357,12 +25685,6 @@
         <w:t xml:space="preserve"> </w:t>
       </w:r>
       <w:r>
-        <w:t xml:space="preserve">| Likert claridad (mediana) |</w:t>
-      </w:r>
-      <w:r>
-        <w:t xml:space="preserve"> </w:t>
-      </w:r>
-      <w:r>
         <w:rPr>
           <w:i/>
           <w:iCs/>
@@ -25375,29 +25697,195 @@
       <w:r>
         <w:t xml:space="preserve">|</w:t>
       </w:r>
-    </w:p>
-    <w:p>
-      <w:pPr>
-        <w:pStyle w:val="BodyText"/>
-      </w:pPr>
+      <w:r>
+        <w:t xml:space="preserve"> </w:t>
+      </w:r>
+      <w:r>
+        <w:t xml:space="preserve">| Accionabilidad |</w:t>
+      </w:r>
+      <w:r>
+        <w:t xml:space="preserve"> </w:t>
+      </w:r>
+      <w:r>
+        <w:rPr>
+          <w:i/>
+          <w:iCs/>
+        </w:rPr>
+        <w:t xml:space="preserve">pendiente</w:t>
+      </w:r>
+      <w:r>
+        <w:t xml:space="preserve"> </w:t>
+      </w:r>
+      <w:r>
+        <w:t xml:space="preserve">|</w:t>
+      </w:r>
+      <w:r>
+        <w:t xml:space="preserve"> </w:t>
+      </w:r>
+      <w:r>
+        <w:rPr>
+          <w:i/>
+          <w:iCs/>
+        </w:rPr>
+        <w:t xml:space="preserve">pendiente</w:t>
+      </w:r>
+      <w:r>
+        <w:t xml:space="preserve"> </w:t>
+      </w:r>
+      <w:r>
+        <w:t xml:space="preserve">|</w:t>
+      </w:r>
+      <w:r>
+        <w:t xml:space="preserve"> </w:t>
+      </w:r>
+      <w:r>
+        <w:t xml:space="preserve">| Coherencia textual |</w:t>
+      </w:r>
+      <w:r>
+        <w:t xml:space="preserve"> </w:t>
+      </w:r>
+      <w:r>
+        <w:rPr>
+          <w:i/>
+          <w:iCs/>
+        </w:rPr>
+        <w:t xml:space="preserve">pendiente</w:t>
+      </w:r>
+      <w:r>
+        <w:t xml:space="preserve"> </w:t>
+      </w:r>
+      <w:r>
+        <w:t xml:space="preserve">|</w:t>
+      </w:r>
+      <w:r>
+        <w:t xml:space="preserve"> </w:t>
+      </w:r>
+      <w:r>
+        <w:rPr>
+          <w:i/>
+          <w:iCs/>
+        </w:rPr>
+        <w:t xml:space="preserve">pendiente</w:t>
+      </w:r>
+      <w:r>
+        <w:t xml:space="preserve"> </w:t>
+      </w:r>
+      <w:r>
+        <w:t xml:space="preserve">|</w:t>
+      </w:r>
+      <w:r>
+        <w:t xml:space="preserve"> </w:t>
+      </w:r>
+      <w:r>
+        <w:t xml:space="preserve">| Correspondencia con evidencias |</w:t>
+      </w:r>
+      <w:r>
+        <w:t xml:space="preserve"> </w:t>
+      </w:r>
+      <w:r>
+        <w:rPr>
+          <w:i/>
+          <w:iCs/>
+        </w:rPr>
+        <w:t xml:space="preserve">pendiente</w:t>
+      </w:r>
+      <w:r>
+        <w:t xml:space="preserve"> </w:t>
+      </w:r>
+      <w:r>
+        <w:t xml:space="preserve">|</w:t>
+      </w:r>
+      <w:r>
+        <w:t xml:space="preserve"> </w:t>
+      </w:r>
+      <w:r>
+        <w:rPr>
+          <w:i/>
+          <w:iCs/>
+        </w:rPr>
+        <w:t xml:space="preserve">pendiente</w:t>
+      </w:r>
+      <w:r>
+        <w:t xml:space="preserve"> </w:t>
+      </w:r>
+      <w:r>
+        <w:t xml:space="preserve">|</w:t>
+      </w:r>
+      <w:r>
+        <w:t xml:space="preserve"> </w:t>
+      </w:r>
+      <w:r>
+        <w:t xml:space="preserve">|</w:t>
+      </w:r>
+      <w:r>
+        <w:t xml:space="preserve"> </w:t>
+      </w:r>
       <w:r>
         <w:rPr>
           <w:b/>
           <w:bCs/>
         </w:rPr>
-        <w:t xml:space="preserve">8. Consideraciones éticas</w:t>
-      </w:r>
-      <w:r>
-        <w:t xml:space="preserve"> </w:t>
-      </w:r>
-      <w:r>
-        <w:t xml:space="preserve">- SHAP puede inducir sobre-confianza si se interpreta como causalidad. Es una atribución, no una causa.</w:t>
-      </w:r>
-      <w:r>
-        <w:t xml:space="preserve"> </w:t>
-      </w:r>
-      <w:r>
-        <w:t xml:space="preserve">- Mitigación: documentación explícita en el dashboard y en el reporte generado.</w:t>
+        <w:t xml:space="preserve">Promedio total</w:t>
+      </w:r>
+      <w:r>
+        <w:t xml:space="preserve"> </w:t>
+      </w:r>
+      <w:r>
+        <w:t xml:space="preserve">|</w:t>
+      </w:r>
+      <w:r>
+        <w:t xml:space="preserve"> </w:t>
+      </w:r>
+      <w:r>
+        <w:rPr>
+          <w:i/>
+          <w:iCs/>
+        </w:rPr>
+        <w:t xml:space="preserve">pendiente</w:t>
+      </w:r>
+      <w:r>
+        <w:t xml:space="preserve"> </w:t>
+      </w:r>
+      <w:r>
+        <w:t xml:space="preserve">|</w:t>
+      </w:r>
+      <w:r>
+        <w:t xml:space="preserve"> </w:t>
+      </w:r>
+      <w:r>
+        <w:rPr>
+          <w:i/>
+          <w:iCs/>
+        </w:rPr>
+        <w:t xml:space="preserve">pendiente</w:t>
+      </w:r>
+      <w:r>
+        <w:t xml:space="preserve"> </w:t>
+      </w:r>
+      <w:r>
+        <w:t xml:space="preserve">|</w:t>
+      </w:r>
+      <w:r>
+        <w:t xml:space="preserve"> </w:t>
+      </w:r>
+      <w:r>
+        <w:t xml:space="preserve">| ROUGE-L (subset con referencia humana) |</w:t>
+      </w:r>
+      <w:r>
+        <w:t xml:space="preserve"> </w:t>
+      </w:r>
+      <w:r>
+        <w:rPr>
+          <w:i/>
+          <w:iCs/>
+        </w:rPr>
+        <w:t xml:space="preserve">pendiente</w:t>
+      </w:r>
+      <w:r>
+        <w:t xml:space="preserve"> </w:t>
+      </w:r>
+      <w:r>
+        <w:t xml:space="preserve">| — |</w:t>
       </w:r>
     </w:p>
     <w:p>
@@ -25409,19 +25897,55 @@
           <w:b/>
           <w:bCs/>
         </w:rPr>
+        <w:t xml:space="preserve">8. Consideraciones éticas</w:t>
+      </w:r>
+      <w:r>
+        <w:t xml:space="preserve"> </w:t>
+      </w:r>
+      <w:r>
+        <w:t xml:space="preserve">- Riesgo de alucinación numérica residual (intrinsic hallucination): un porcentaje de reportes puede contener números no presentes en SHAP.</w:t>
+      </w:r>
+      <w:r>
+        <w:t xml:space="preserve"> </w:t>
+      </w:r>
+      <w:r>
+        <w:t xml:space="preserve">- Mitigación: validación posterior automática (regex extrae números del reporte y compara con vector SHAP).</w:t>
+      </w:r>
+      <w:r>
+        <w:t xml:space="preserve"> </w:t>
+      </w:r>
+      <w:r>
+        <w:t xml:space="preserve">- Dependencia de API comercial: variabilidad por versión de modelo.</w:t>
+      </w:r>
+    </w:p>
+    <w:p>
+      <w:pPr>
+        <w:pStyle w:val="BodyText"/>
+      </w:pPr>
+      <w:r>
+        <w:rPr>
+          <w:b/>
+          <w:bCs/>
+        </w:rPr>
         <w:t xml:space="preserve">9. Advertencias y recomendaciones</w:t>
       </w:r>
       <w:r>
         <w:t xml:space="preserve"> </w:t>
       </w:r>
       <w:r>
-        <w:t xml:space="preserve">- TreeSHAP es exacto solo para árboles; no aplicar a modelos no-árbol.</w:t>
-      </w:r>
-      <w:r>
-        <w:t xml:space="preserve"> </w:t>
-      </w:r>
-      <w:r>
-        <w:t xml:space="preserve">- El orden y magnitud de las contribuciones depende del modelo predictor; cambiar el modelo invalida explicaciones previas.</w:t>
+        <w:t xml:space="preserve">- Ningún reporte debe usarse sin revisión humana en contextos operativos críticos.</w:t>
+      </w:r>
+      <w:r>
+        <w:t xml:space="preserve"> </w:t>
+      </w:r>
+      <w:r>
+        <w:t xml:space="preserve">- Documentar siempre la versión exacta del LLM al generar el reporte.</w:t>
+      </w:r>
+      <w:r>
+        <w:t xml:space="preserve"> </w:t>
+      </w:r>
+      <w:r>
+        <w:t xml:space="preserve">- Verificar coincidencia numérica entre reporte y SHAP antes de publicar.</w:t>
       </w:r>
     </w:p>
     <w:p>
@@ -25431,579 +25955,21 @@
         </w:pict>
       </w:r>
     </w:p>
-    <w:bookmarkEnd w:id="155"/>
-    <w:bookmarkStart w:id="156" w:name="X6f15f6c26661b759165b8a19a66ee34aae2391c"/>
-    <w:p>
-      <w:pPr>
-        <w:pStyle w:val="Ttulo3"/>
-      </w:pPr>
-      <w:r>
-        <w:t xml:space="preserve">B.4 Model Card — Módulo de Generación de Reportes (LLM + RAG)</w:t>
-      </w:r>
-    </w:p>
     <w:p>
       <w:pPr>
         <w:pStyle w:val="FirstParagraph"/>
       </w:pPr>
-      <w:r>
-        <w:rPr>
-          <w:b/>
-          <w:bCs/>
-        </w:rPr>
-        <w:t xml:space="preserve">1. Detalles del modelo</w:t>
-      </w:r>
-      <w:r>
-        <w:t xml:space="preserve"> </w:t>
-      </w:r>
-      <w:r>
-        <w:t xml:space="preserve">- Nombre:</w:t>
-      </w:r>
-      <w:r>
-        <w:t xml:space="preserve"> </w:t>
-      </w:r>
-      <w:r>
-        <w:rPr>
-          <w:rStyle w:val="VerbatimChar"/>
-        </w:rPr>
-        <w:t xml:space="preserve">module4_rag</w:t>
-      </w:r>
-      <w:r>
-        <w:t xml:space="preserve"> </w:t>
-      </w:r>
-      <w:r>
-        <w:t xml:space="preserve">- Componentes:</w:t>
-      </w:r>
-      <w:r>
-        <w:t xml:space="preserve"> </w:t>
-      </w:r>
-      <w:r>
-        <w:t xml:space="preserve">- LLM base: Anthropic Claude Sonnet 4.6 (o alternativa local Llama 3.1 8B Instruct).</w:t>
-      </w:r>
-      <w:r>
-        <w:t xml:space="preserve"> </w:t>
-      </w:r>
-      <w:r>
-        <w:t xml:space="preserve">- Retriever: BM25 sobre fuentes agroexportadoras + vectores SHAP estructurados.</w:t>
-      </w:r>
-      <w:r>
-        <w:t xml:space="preserve"> </w:t>
-      </w:r>
-      <w:r>
-        <w:t xml:space="preserve">- Prompt template: estructurado con campos obligatorios (dato, modelo, score, umbral, SHAP, fuente, recomendación).</w:t>
-      </w:r>
-      <w:r>
-        <w:t xml:space="preserve"> </w:t>
-      </w:r>
-      <w:r>
-        <w:t xml:space="preserve">- Versión: 1.0</w:t>
-      </w:r>
-      <w:r>
-        <w:t xml:space="preserve"> </w:t>
-      </w:r>
-      <w:r>
-        <w:t xml:space="preserve">- Parámetros: temperature = 0.2, max_tokens = 800.</w:t>
-      </w:r>
-    </w:p>
-    <w:p>
-      <w:pPr>
-        <w:pStyle w:val="BodyText"/>
-      </w:pPr>
-      <w:r>
-        <w:rPr>
-          <w:b/>
-          <w:bCs/>
-        </w:rPr>
-        <w:t xml:space="preserve">2. Uso previsto</w:t>
-      </w:r>
-      <w:r>
-        <w:t xml:space="preserve"> </w:t>
-      </w:r>
-      <w:r>
-        <w:t xml:space="preserve">- Generar reporte narrativo de cada alerta operativa, anclado en evidencias SHAP y fuentes recuperadas.</w:t>
-      </w:r>
-      <w:r>
-        <w:t xml:space="preserve"> </w:t>
-      </w:r>
-      <w:r>
-        <w:t xml:space="preserve">- Usuario primario: supervisor operativo, auditor interno.</w:t>
-      </w:r>
-    </w:p>
-    <w:p>
-      <w:pPr>
-        <w:pStyle w:val="BodyText"/>
-      </w:pPr>
-      <w:r>
-        <w:rPr>
-          <w:b/>
-          <w:bCs/>
-        </w:rPr>
-        <w:t xml:space="preserve">3. Factores</w:t>
-      </w:r>
-      <w:r>
-        <w:t xml:space="preserve"> </w:t>
-      </w:r>
-      <w:r>
-        <w:t xml:space="preserve">- Vector SHAP top-5 de la alerta.</w:t>
-      </w:r>
-      <w:r>
-        <w:t xml:space="preserve"> </w:t>
-      </w:r>
-      <w:r>
-        <w:t xml:space="preserve">- Score y umbral aplicado.</w:t>
-      </w:r>
-      <w:r>
-        <w:t xml:space="preserve"> </w:t>
-      </w:r>
-      <w:r>
-        <w:t xml:space="preserve">- Fragmentos recuperados de la base de conocimiento (fuentes MIDAGRI, SENAMHI, etc.).</w:t>
-      </w:r>
-    </w:p>
-    <w:p>
-      <w:pPr>
-        <w:pStyle w:val="BodyText"/>
-      </w:pPr>
-      <w:r>
-        <w:rPr>
-          <w:b/>
-          <w:bCs/>
-        </w:rPr>
-        <w:t xml:space="preserve">4. Métricas</w:t>
-      </w:r>
-      <w:r>
-        <w:t xml:space="preserve"> </w:t>
-      </w:r>
-      <w:r>
-        <w:t xml:space="preserve">- Rúbrica de 5 dimensiones (completitud, consistencia numérica, accionabilidad, coherencia textual, correspondencia con evidencias).</w:t>
-      </w:r>
-      <w:r>
-        <w:t xml:space="preserve"> </w:t>
-      </w:r>
-      <w:r>
-        <w:t xml:space="preserve">- ROUGE-1, ROUGE-L cuando exista referencia humana.</w:t>
-      </w:r>
-      <w:r>
-        <w:t xml:space="preserve"> </w:t>
-      </w:r>
-      <w:r>
-        <w:t xml:space="preserve">- Kappa de Cohen entre dos revisores.</w:t>
-      </w:r>
-    </w:p>
-    <w:p>
-      <w:pPr>
-        <w:pStyle w:val="BodyText"/>
-      </w:pPr>
-      <w:r>
-        <w:rPr>
-          <w:b/>
-          <w:bCs/>
-        </w:rPr>
-        <w:t xml:space="preserve">5. Datos de evaluación</w:t>
-      </w:r>
-      <w:r>
-        <w:t xml:space="preserve"> </w:t>
-      </w:r>
-      <w:r>
-        <w:t xml:space="preserve">- 20 reportes generados a partir de alertas seleccionadas aleatoriamente del test set.</w:t>
-      </w:r>
-      <w:r>
-        <w:t xml:space="preserve"> </w:t>
-      </w:r>
-      <w:r>
-        <w:t xml:space="preserve">- Evaluación por 2 revisores independientes con la rúbrica del Capítulo III §3.3.</w:t>
-      </w:r>
-    </w:p>
-    <w:p>
-      <w:pPr>
-        <w:pStyle w:val="BodyText"/>
-      </w:pPr>
-      <w:r>
-        <w:rPr>
-          <w:b/>
-          <w:bCs/>
-        </w:rPr>
-        <w:t xml:space="preserve">6. Datos de entrenamiento</w:t>
-      </w:r>
-      <w:r>
-        <w:t xml:space="preserve"> </w:t>
-      </w:r>
-      <w:r>
-        <w:t xml:space="preserve">- N/A — LLM no se fine-tunea. El conocimiento operativo se inyecta vía RAG en tiempo de inferencia.</w:t>
-      </w:r>
-    </w:p>
-    <w:p>
-      <w:pPr>
-        <w:pStyle w:val="BodyText"/>
-      </w:pPr>
-      <w:r>
-        <w:rPr>
-          <w:b/>
-          <w:bCs/>
-        </w:rPr>
-        <w:t xml:space="preserve">7. Análisis cuantitativos</w:t>
-      </w:r>
-      <w:r>
-        <w:t xml:space="preserve"> </w:t>
-      </w:r>
-      <w:r>
-        <w:t xml:space="preserve">| Dimensión | Valor (media de 2 revisores) | Kappa Cohen |</w:t>
-      </w:r>
-      <w:r>
-        <w:t xml:space="preserve"> </w:t>
-      </w:r>
-      <w:r>
-        <w:t xml:space="preserve">|—|—|—|</w:t>
-      </w:r>
-      <w:r>
-        <w:t xml:space="preserve"> </w:t>
-      </w:r>
-      <w:r>
-        <w:t xml:space="preserve">| Completitud |</w:t>
-      </w:r>
-      <w:r>
-        <w:t xml:space="preserve"> </w:t>
-      </w:r>
       <w:r>
         <w:rPr>
           <w:i/>
           <w:iCs/>
         </w:rPr>
-        <w:t xml:space="preserve">pendiente</w:t>
-      </w:r>
-      <w:r>
-        <w:t xml:space="preserve"> </w:t>
-      </w:r>
-      <w:r>
-        <w:t xml:space="preserve">|</w:t>
-      </w:r>
-      <w:r>
-        <w:t xml:space="preserve"> </w:t>
-      </w:r>
-      <w:r>
-        <w:rPr>
-          <w:i/>
-          <w:iCs/>
-        </w:rPr>
-        <w:t xml:space="preserve">pendiente</w:t>
-      </w:r>
-      <w:r>
-        <w:t xml:space="preserve"> </w:t>
-      </w:r>
-      <w:r>
-        <w:t xml:space="preserve">|</w:t>
-      </w:r>
-      <w:r>
-        <w:t xml:space="preserve"> </w:t>
-      </w:r>
-      <w:r>
-        <w:t xml:space="preserve">| Consistencia numérica |</w:t>
-      </w:r>
-      <w:r>
-        <w:t xml:space="preserve"> </w:t>
-      </w:r>
-      <w:r>
-        <w:rPr>
-          <w:i/>
-          <w:iCs/>
-        </w:rPr>
-        <w:t xml:space="preserve">pendiente</w:t>
-      </w:r>
-      <w:r>
-        <w:t xml:space="preserve"> </w:t>
-      </w:r>
-      <w:r>
-        <w:t xml:space="preserve">|</w:t>
-      </w:r>
-      <w:r>
-        <w:t xml:space="preserve"> </w:t>
-      </w:r>
-      <w:r>
-        <w:rPr>
-          <w:i/>
-          <w:iCs/>
-        </w:rPr>
-        <w:t xml:space="preserve">pendiente</w:t>
-      </w:r>
-      <w:r>
-        <w:t xml:space="preserve"> </w:t>
-      </w:r>
-      <w:r>
-        <w:t xml:space="preserve">|</w:t>
-      </w:r>
-      <w:r>
-        <w:t xml:space="preserve"> </w:t>
-      </w:r>
-      <w:r>
-        <w:t xml:space="preserve">| Accionabilidad |</w:t>
-      </w:r>
-      <w:r>
-        <w:t xml:space="preserve"> </w:t>
-      </w:r>
-      <w:r>
-        <w:rPr>
-          <w:i/>
-          <w:iCs/>
-        </w:rPr>
-        <w:t xml:space="preserve">pendiente</w:t>
-      </w:r>
-      <w:r>
-        <w:t xml:space="preserve"> </w:t>
-      </w:r>
-      <w:r>
-        <w:t xml:space="preserve">|</w:t>
-      </w:r>
-      <w:r>
-        <w:t xml:space="preserve"> </w:t>
-      </w:r>
-      <w:r>
-        <w:rPr>
-          <w:i/>
-          <w:iCs/>
-        </w:rPr>
-        <w:t xml:space="preserve">pendiente</w:t>
-      </w:r>
-      <w:r>
-        <w:t xml:space="preserve"> </w:t>
-      </w:r>
-      <w:r>
-        <w:t xml:space="preserve">|</w:t>
-      </w:r>
-      <w:r>
-        <w:t xml:space="preserve"> </w:t>
-      </w:r>
-      <w:r>
-        <w:t xml:space="preserve">| Coherencia textual |</w:t>
-      </w:r>
-      <w:r>
-        <w:t xml:space="preserve"> </w:t>
-      </w:r>
-      <w:r>
-        <w:rPr>
-          <w:i/>
-          <w:iCs/>
-        </w:rPr>
-        <w:t xml:space="preserve">pendiente</w:t>
-      </w:r>
-      <w:r>
-        <w:t xml:space="preserve"> </w:t>
-      </w:r>
-      <w:r>
-        <w:t xml:space="preserve">|</w:t>
-      </w:r>
-      <w:r>
-        <w:t xml:space="preserve"> </w:t>
-      </w:r>
-      <w:r>
-        <w:rPr>
-          <w:i/>
-          <w:iCs/>
-        </w:rPr>
-        <w:t xml:space="preserve">pendiente</w:t>
-      </w:r>
-      <w:r>
-        <w:t xml:space="preserve"> </w:t>
-      </w:r>
-      <w:r>
-        <w:t xml:space="preserve">|</w:t>
-      </w:r>
-      <w:r>
-        <w:t xml:space="preserve"> </w:t>
-      </w:r>
-      <w:r>
-        <w:t xml:space="preserve">| Correspondencia con evidencias |</w:t>
-      </w:r>
-      <w:r>
-        <w:t xml:space="preserve"> </w:t>
-      </w:r>
-      <w:r>
-        <w:rPr>
-          <w:i/>
-          <w:iCs/>
-        </w:rPr>
-        <w:t xml:space="preserve">pendiente</w:t>
-      </w:r>
-      <w:r>
-        <w:t xml:space="preserve"> </w:t>
-      </w:r>
-      <w:r>
-        <w:t xml:space="preserve">|</w:t>
-      </w:r>
-      <w:r>
-        <w:t xml:space="preserve"> </w:t>
-      </w:r>
-      <w:r>
-        <w:rPr>
-          <w:i/>
-          <w:iCs/>
-        </w:rPr>
-        <w:t xml:space="preserve">pendiente</w:t>
-      </w:r>
-      <w:r>
-        <w:t xml:space="preserve"> </w:t>
-      </w:r>
-      <w:r>
-        <w:t xml:space="preserve">|</w:t>
-      </w:r>
-      <w:r>
-        <w:t xml:space="preserve"> </w:t>
-      </w:r>
-      <w:r>
-        <w:t xml:space="preserve">|</w:t>
-      </w:r>
-      <w:r>
-        <w:t xml:space="preserve"> </w:t>
-      </w:r>
-      <w:r>
-        <w:rPr>
-          <w:b/>
-          <w:bCs/>
-        </w:rPr>
-        <w:t xml:space="preserve">Promedio total</w:t>
-      </w:r>
-      <w:r>
-        <w:t xml:space="preserve"> </w:t>
-      </w:r>
-      <w:r>
-        <w:t xml:space="preserve">|</w:t>
-      </w:r>
-      <w:r>
-        <w:t xml:space="preserve"> </w:t>
-      </w:r>
-      <w:r>
-        <w:rPr>
-          <w:i/>
-          <w:iCs/>
-        </w:rPr>
-        <w:t xml:space="preserve">pendiente</w:t>
-      </w:r>
-      <w:r>
-        <w:t xml:space="preserve"> </w:t>
-      </w:r>
-      <w:r>
-        <w:t xml:space="preserve">|</w:t>
-      </w:r>
-      <w:r>
-        <w:t xml:space="preserve"> </w:t>
-      </w:r>
-      <w:r>
-        <w:rPr>
-          <w:i/>
-          <w:iCs/>
-        </w:rPr>
-        <w:t xml:space="preserve">pendiente</w:t>
-      </w:r>
-      <w:r>
-        <w:t xml:space="preserve"> </w:t>
-      </w:r>
-      <w:r>
-        <w:t xml:space="preserve">|</w:t>
-      </w:r>
-      <w:r>
-        <w:t xml:space="preserve"> </w:t>
-      </w:r>
-      <w:r>
-        <w:t xml:space="preserve">| ROUGE-L (subset con referencia humana) |</w:t>
-      </w:r>
-      <w:r>
-        <w:t xml:space="preserve"> </w:t>
-      </w:r>
-      <w:r>
-        <w:rPr>
-          <w:i/>
-          <w:iCs/>
-        </w:rPr>
-        <w:t xml:space="preserve">pendiente</w:t>
-      </w:r>
-      <w:r>
-        <w:t xml:space="preserve"> </w:t>
-      </w:r>
-      <w:r>
-        <w:t xml:space="preserve">| — |</w:t>
-      </w:r>
-    </w:p>
-    <w:p>
-      <w:pPr>
-        <w:pStyle w:val="BodyText"/>
-      </w:pPr>
-      <w:r>
-        <w:rPr>
-          <w:b/>
-          <w:bCs/>
-        </w:rPr>
-        <w:t xml:space="preserve">8. Consideraciones éticas</w:t>
-      </w:r>
-      <w:r>
-        <w:t xml:space="preserve"> </w:t>
-      </w:r>
-      <w:r>
-        <w:t xml:space="preserve">- Riesgo de alucinación numérica residual (intrinsic hallucination): un porcentaje de reportes puede contener números no presentes en SHAP.</w:t>
-      </w:r>
-      <w:r>
-        <w:t xml:space="preserve"> </w:t>
-      </w:r>
-      <w:r>
-        <w:t xml:space="preserve">- Mitigación: validación posterior automática (regex extrae números del reporte y compara con vector SHAP).</w:t>
-      </w:r>
-      <w:r>
-        <w:t xml:space="preserve"> </w:t>
-      </w:r>
-      <w:r>
-        <w:t xml:space="preserve">- Dependencia de API comercial: variabilidad por versión de modelo.</w:t>
-      </w:r>
-    </w:p>
-    <w:p>
-      <w:pPr>
-        <w:pStyle w:val="BodyText"/>
-      </w:pPr>
-      <w:r>
-        <w:rPr>
-          <w:b/>
-          <w:bCs/>
-        </w:rPr>
-        <w:t xml:space="preserve">9. Advertencias y recomendaciones</w:t>
-      </w:r>
-      <w:r>
-        <w:t xml:space="preserve"> </w:t>
-      </w:r>
-      <w:r>
-        <w:t xml:space="preserve">- Ningún reporte debe usarse sin revisión humana en contextos operativos críticos.</w:t>
-      </w:r>
-      <w:r>
-        <w:t xml:space="preserve"> </w:t>
-      </w:r>
-      <w:r>
-        <w:t xml:space="preserve">- Documentar siempre la versión exacta del LLM al generar el reporte.</w:t>
-      </w:r>
-      <w:r>
-        <w:t xml:space="preserve"> </w:t>
-      </w:r>
-      <w:r>
-        <w:t xml:space="preserve">- Verificar coincidencia numérica entre reporte y SHAP antes de publicar.</w:t>
-      </w:r>
-    </w:p>
-    <w:p>
-      <w:r>
-        <w:pict>
-          <v:rect style="width:0;height:1.5pt" o:hralign="center" o:hrstd="t" o:hr="t"/>
-        </w:pict>
-      </w:r>
-    </w:p>
-    <w:p>
-      <w:pPr>
-        <w:pStyle w:val="FirstParagraph"/>
-      </w:pPr>
-      <w:r>
-        <w:rPr>
-          <w:i/>
-          <w:iCs/>
-        </w:rPr>
         <w:t xml:space="preserve">Anexo B — versión 1.0 — 2026-05-17. Plantillas completas; métricas se completan tras experimentos E1–E5.</w:t>
       </w:r>
     </w:p>
     <w:p>
       <w:r>
-        <w:pict>
-          <v:rect style="width:0;height:1.5pt" o:hralign="center" o:hrstd="t" o:hr="t"/>
-        </w:pict>
+        <w:br w:type="page"/>
       </w:r>
     </w:p>
     <w:bookmarkEnd w:id="156"/>
@@ -29434,9 +29400,7 @@
     </w:p>
     <w:p>
       <w:r>
-        <w:pict>
-          <v:rect style="width:0;height:1.5pt" o:hralign="center" o:hrstd="t" o:hr="t"/>
-        </w:pict>
+        <w:br w:type="page"/>
       </w:r>
     </w:p>
     <w:bookmarkEnd w:id="168"/>
